--- a/Memoria Proyecto TCG.docx
+++ b/Memoria Proyecto TCG.docx
@@ -4,9 +4,15 @@
   <w:body>
     <w:p>
       <w:pPr>
-        <w:spacing w:after="240" w:before="240" w:lineRule="auto"/>
+        <w:pStyle w:val="Heading1"/>
+        <w:keepNext w:val="0"/>
+        <w:keepLines w:val="0"/>
+        <w:widowControl w:val="1"/>
+        <w:spacing w:after="120" w:line="288" w:lineRule="auto"/>
         <w:rPr/>
       </w:pPr>
+      <w:bookmarkStart w:colFirst="0" w:colLast="0" w:name="_dg7ejn44aaw3" w:id="0"/>
+      <w:bookmarkEnd w:id="0"/>
       <w:r>
         <w:rPr>
           <w:rFonts w:ascii="Open Sans" w:cs="Open Sans" w:eastAsia="Open Sans" w:hAnsi="Open Sans"/>
@@ -36,8 +42,8 @@
           <w:szCs w:val="34"/>
         </w:rPr>
       </w:pPr>
-      <w:bookmarkStart w:colFirst="0" w:colLast="0" w:name="_15ukp4scj4qz" w:id="0"/>
-      <w:bookmarkEnd w:id="0"/>
+      <w:bookmarkStart w:colFirst="0" w:colLast="0" w:name="_awy9woevybpb" w:id="1"/>
+      <w:bookmarkEnd w:id="1"/>
       <w:r>
         <w:rPr>
           <w:rFonts w:ascii="Open Sans" w:cs="Open Sans" w:eastAsia="Open Sans" w:hAnsi="Open Sans"/>
@@ -91,7 +97,7 @@
       <w:pPr>
         <w:numPr>
           <w:ilvl w:val="0"/>
-          <w:numId w:val="18"/>
+          <w:numId w:val="16"/>
         </w:numPr>
         <w:spacing w:after="0" w:afterAutospacing="0" w:before="240" w:lineRule="auto"/>
         <w:ind w:left="720" w:hanging="360"/>
@@ -107,7 +113,7 @@
       <w:pPr>
         <w:numPr>
           <w:ilvl w:val="0"/>
-          <w:numId w:val="18"/>
+          <w:numId w:val="16"/>
         </w:numPr>
         <w:spacing w:after="0" w:afterAutospacing="0" w:before="0" w:beforeAutospacing="0" w:lineRule="auto"/>
         <w:ind w:left="720" w:hanging="360"/>
@@ -123,7 +129,7 @@
       <w:pPr>
         <w:numPr>
           <w:ilvl w:val="0"/>
-          <w:numId w:val="18"/>
+          <w:numId w:val="16"/>
         </w:numPr>
         <w:spacing w:after="0" w:afterAutospacing="0" w:before="0" w:beforeAutospacing="0" w:lineRule="auto"/>
         <w:ind w:left="720" w:hanging="360"/>
@@ -139,7 +145,7 @@
       <w:pPr>
         <w:numPr>
           <w:ilvl w:val="0"/>
-          <w:numId w:val="18"/>
+          <w:numId w:val="16"/>
         </w:numPr>
         <w:spacing w:after="0" w:afterAutospacing="0" w:before="0" w:beforeAutospacing="0" w:lineRule="auto"/>
         <w:ind w:left="720" w:hanging="360"/>
@@ -155,7 +161,7 @@
       <w:pPr>
         <w:numPr>
           <w:ilvl w:val="0"/>
-          <w:numId w:val="18"/>
+          <w:numId w:val="16"/>
         </w:numPr>
         <w:spacing w:after="240" w:before="0" w:beforeAutospacing="0" w:lineRule="auto"/>
         <w:ind w:left="720" w:hanging="360"/>
@@ -180,8 +186,8 @@
           <w:szCs w:val="34"/>
         </w:rPr>
       </w:pPr>
-      <w:bookmarkStart w:colFirst="0" w:colLast="0" w:name="_ew9a3pxi314m" w:id="1"/>
-      <w:bookmarkEnd w:id="1"/>
+      <w:bookmarkStart w:colFirst="0" w:colLast="0" w:name="_wekoaulllpc6" w:id="2"/>
+      <w:bookmarkEnd w:id="2"/>
       <w:r>
         <w:rPr>
           <w:rFonts w:ascii="Open Sans" w:cs="Open Sans" w:eastAsia="Open Sans" w:hAnsi="Open Sans"/>
@@ -211,7 +217,7 @@
       <w:pPr>
         <w:numPr>
           <w:ilvl w:val="0"/>
-          <w:numId w:val="15"/>
+          <w:numId w:val="19"/>
         </w:numPr>
         <w:spacing w:after="0" w:afterAutospacing="0" w:before="240" w:lineRule="auto"/>
         <w:ind w:left="720" w:hanging="360"/>
@@ -227,7 +233,7 @@
       <w:pPr>
         <w:numPr>
           <w:ilvl w:val="0"/>
-          <w:numId w:val="15"/>
+          <w:numId w:val="19"/>
         </w:numPr>
         <w:spacing w:after="0" w:afterAutospacing="0" w:before="0" w:beforeAutospacing="0" w:lineRule="auto"/>
         <w:ind w:left="720" w:hanging="360"/>
@@ -243,7 +249,7 @@
       <w:pPr>
         <w:numPr>
           <w:ilvl w:val="0"/>
-          <w:numId w:val="15"/>
+          <w:numId w:val="19"/>
         </w:numPr>
         <w:spacing w:after="0" w:afterAutospacing="0" w:before="0" w:beforeAutospacing="0" w:lineRule="auto"/>
         <w:ind w:left="720" w:hanging="360"/>
@@ -259,7 +265,7 @@
       <w:pPr>
         <w:numPr>
           <w:ilvl w:val="0"/>
-          <w:numId w:val="15"/>
+          <w:numId w:val="19"/>
         </w:numPr>
         <w:spacing w:after="0" w:afterAutospacing="0" w:before="0" w:beforeAutospacing="0" w:lineRule="auto"/>
         <w:ind w:left="720" w:hanging="360"/>
@@ -275,7 +281,7 @@
       <w:pPr>
         <w:numPr>
           <w:ilvl w:val="0"/>
-          <w:numId w:val="15"/>
+          <w:numId w:val="19"/>
         </w:numPr>
         <w:spacing w:after="0" w:afterAutospacing="0" w:before="0" w:beforeAutospacing="0" w:lineRule="auto"/>
         <w:ind w:left="720" w:hanging="360"/>
@@ -291,7 +297,7 @@
       <w:pPr>
         <w:numPr>
           <w:ilvl w:val="0"/>
-          <w:numId w:val="15"/>
+          <w:numId w:val="19"/>
         </w:numPr>
         <w:spacing w:after="240" w:before="0" w:beforeAutospacing="0" w:lineRule="auto"/>
         <w:ind w:left="720" w:hanging="360"/>
@@ -301,6 +307,50 @@
           <w:rtl w:val="0"/>
         </w:rPr>
         <w:t xml:space="preserve">Simular flujo real de tráfico desde Internet hasta servicios internos</w:t>
+      </w:r>
+    </w:p>
+    <w:p>
+      <w:pPr>
+        <w:spacing w:after="240" w:before="240" w:lineRule="auto"/>
+        <w:rPr/>
+      </w:pPr>
+      <w:r>
+        <w:rPr>
+          <w:rtl w:val="0"/>
+        </w:rPr>
+      </w:r>
+    </w:p>
+    <w:p>
+      <w:pPr>
+        <w:spacing w:after="240" w:before="240" w:lineRule="auto"/>
+        <w:rPr/>
+      </w:pPr>
+      <w:r>
+        <w:rPr>
+          <w:rtl w:val="0"/>
+        </w:rPr>
+      </w:r>
+    </w:p>
+    <w:p>
+      <w:pPr>
+        <w:spacing w:after="240" w:before="240" w:lineRule="auto"/>
+        <w:rPr/>
+      </w:pPr>
+      <w:r>
+        <w:rPr>
+          <w:rtl w:val="0"/>
+        </w:rPr>
+      </w:r>
+    </w:p>
+    <w:p>
+      <w:pPr>
+        <w:spacing w:after="240" w:before="240" w:lineRule="auto"/>
+        <w:rPr/>
+      </w:pPr>
+      <w:r>
+        <w:rPr>
+          <w:rtl w:val="0"/>
+        </w:rPr>
       </w:r>
     </w:p>
     <w:p>
@@ -316,8 +366,8 @@
           <w:szCs w:val="34"/>
         </w:rPr>
       </w:pPr>
-      <w:bookmarkStart w:colFirst="0" w:colLast="0" w:name="_m3h9ihs1j4xy" w:id="2"/>
-      <w:bookmarkEnd w:id="2"/>
+      <w:bookmarkStart w:colFirst="0" w:colLast="0" w:name="_u65uoy7ssaqo" w:id="3"/>
+      <w:bookmarkEnd w:id="3"/>
       <w:r>
         <w:rPr>
           <w:rFonts w:ascii="Open Sans" w:cs="Open Sans" w:eastAsia="Open Sans" w:hAnsi="Open Sans"/>
@@ -369,8 +419,8 @@
           <w:szCs w:val="26"/>
         </w:rPr>
       </w:pPr>
-      <w:bookmarkStart w:colFirst="0" w:colLast="0" w:name="_yaz2pb50t0rk" w:id="3"/>
-      <w:bookmarkEnd w:id="3"/>
+      <w:bookmarkStart w:colFirst="0" w:colLast="0" w:name="_sxykdja10vhx" w:id="4"/>
+      <w:bookmarkEnd w:id="4"/>
       <w:r>
         <w:rPr>
           <w:rFonts w:ascii="Open Sans" w:cs="Open Sans" w:eastAsia="Open Sans" w:hAnsi="Open Sans"/>
@@ -399,32 +449,48 @@
       <w:pPr>
         <w:numPr>
           <w:ilvl w:val="0"/>
-          <w:numId w:val="17"/>
+          <w:numId w:val="6"/>
         </w:numPr>
         <w:spacing w:after="0" w:afterAutospacing="0" w:before="240" w:lineRule="auto"/>
         <w:ind w:left="720" w:hanging="360"/>
       </w:pPr>
       <w:r>
         <w:rPr>
-          <w:rtl w:val="0"/>
-        </w:rPr>
-        <w:t xml:space="preserve">NAT (VirtualBox): acceso a Internet, pero no válido para comunicación interna</w:t>
-      </w:r>
-    </w:p>
-    <w:p>
-      <w:pPr>
-        <w:numPr>
-          <w:ilvl w:val="0"/>
-          <w:numId w:val="17"/>
+          <w:b w:val="1"/>
+          <w:bCs w:val="1"/>
+          <w:rtl w:val="0"/>
+        </w:rPr>
+        <w:t xml:space="preserve">NAT (VirtualBox):</w:t>
+      </w:r>
+      <w:r>
+        <w:rPr>
+          <w:rtl w:val="0"/>
+        </w:rPr>
+        <w:t xml:space="preserve"> acceso a Internet, no válido para comunicación interna</w:t>
+      </w:r>
+    </w:p>
+    <w:p>
+      <w:pPr>
+        <w:numPr>
+          <w:ilvl w:val="0"/>
+          <w:numId w:val="6"/>
         </w:numPr>
         <w:spacing w:after="240" w:before="0" w:beforeAutospacing="0" w:lineRule="auto"/>
         <w:ind w:left="720" w:hanging="360"/>
       </w:pPr>
       <w:r>
         <w:rPr>
-          <w:rtl w:val="0"/>
-        </w:rPr>
-        <w:t xml:space="preserve">Red privada 192.168.56.0/24: red principal del clúster</w:t>
+          <w:b w:val="1"/>
+          <w:bCs w:val="1"/>
+          <w:rtl w:val="0"/>
+        </w:rPr>
+        <w:t xml:space="preserve">Red privada 192.168.56.0/24:</w:t>
+      </w:r>
+      <w:r>
+        <w:rPr>
+          <w:rtl w:val="0"/>
+        </w:rPr>
+        <w:t xml:space="preserve"> red principal del clúster</w:t>
       </w:r>
     </w:p>
     <w:p>
@@ -452,8 +518,8 @@
           <w:szCs w:val="34"/>
         </w:rPr>
       </w:pPr>
-      <w:bookmarkStart w:colFirst="0" w:colLast="0" w:name="_n83ayxailgmb" w:id="4"/>
-      <w:bookmarkEnd w:id="4"/>
+      <w:bookmarkStart w:colFirst="0" w:colLast="0" w:name="_3enpkiv8nq5x" w:id="5"/>
+      <w:bookmarkEnd w:id="5"/>
       <w:r>
         <w:rPr>
           <w:rFonts w:ascii="Open Sans" w:cs="Open Sans" w:eastAsia="Open Sans" w:hAnsi="Open Sans"/>
@@ -471,7 +537,7 @@
       <w:pPr>
         <w:numPr>
           <w:ilvl w:val="0"/>
-          <w:numId w:val="14"/>
+          <w:numId w:val="18"/>
         </w:numPr>
         <w:spacing w:after="0" w:afterAutospacing="0" w:before="240" w:lineRule="auto"/>
         <w:ind w:left="720" w:hanging="360"/>
@@ -487,7 +553,7 @@
       <w:pPr>
         <w:numPr>
           <w:ilvl w:val="0"/>
-          <w:numId w:val="14"/>
+          <w:numId w:val="18"/>
         </w:numPr>
         <w:spacing w:after="0" w:afterAutospacing="0" w:before="0" w:beforeAutospacing="0" w:lineRule="auto"/>
         <w:ind w:left="720" w:hanging="360"/>
@@ -503,7 +569,7 @@
       <w:pPr>
         <w:numPr>
           <w:ilvl w:val="0"/>
-          <w:numId w:val="14"/>
+          <w:numId w:val="18"/>
         </w:numPr>
         <w:spacing w:after="0" w:afterAutospacing="0" w:before="0" w:beforeAutospacing="0" w:lineRule="auto"/>
         <w:ind w:left="720" w:hanging="360"/>
@@ -519,7 +585,7 @@
       <w:pPr>
         <w:numPr>
           <w:ilvl w:val="0"/>
-          <w:numId w:val="14"/>
+          <w:numId w:val="18"/>
         </w:numPr>
         <w:spacing w:after="0" w:afterAutospacing="0" w:before="0" w:beforeAutospacing="0" w:lineRule="auto"/>
         <w:ind w:left="720" w:hanging="360"/>
@@ -535,7 +601,7 @@
       <w:pPr>
         <w:numPr>
           <w:ilvl w:val="0"/>
-          <w:numId w:val="14"/>
+          <w:numId w:val="18"/>
         </w:numPr>
         <w:spacing w:after="0" w:afterAutospacing="0" w:before="0" w:beforeAutospacing="0" w:lineRule="auto"/>
         <w:ind w:left="720" w:hanging="360"/>
@@ -551,7 +617,7 @@
       <w:pPr>
         <w:numPr>
           <w:ilvl w:val="0"/>
-          <w:numId w:val="14"/>
+          <w:numId w:val="18"/>
         </w:numPr>
         <w:spacing w:after="0" w:afterAutospacing="0" w:before="0" w:beforeAutospacing="0" w:lineRule="auto"/>
         <w:ind w:left="720" w:hanging="360"/>
@@ -567,7 +633,7 @@
       <w:pPr>
         <w:numPr>
           <w:ilvl w:val="0"/>
-          <w:numId w:val="14"/>
+          <w:numId w:val="18"/>
         </w:numPr>
         <w:spacing w:after="0" w:afterAutospacing="0" w:before="0" w:beforeAutospacing="0" w:lineRule="auto"/>
         <w:ind w:left="720" w:hanging="360"/>
@@ -583,7 +649,7 @@
       <w:pPr>
         <w:numPr>
           <w:ilvl w:val="0"/>
-          <w:numId w:val="14"/>
+          <w:numId w:val="18"/>
         </w:numPr>
         <w:spacing w:after="0" w:afterAutospacing="0" w:before="0" w:beforeAutospacing="0" w:lineRule="auto"/>
         <w:ind w:left="720" w:hanging="360"/>
@@ -599,7 +665,7 @@
       <w:pPr>
         <w:numPr>
           <w:ilvl w:val="0"/>
-          <w:numId w:val="14"/>
+          <w:numId w:val="18"/>
         </w:numPr>
         <w:spacing w:after="0" w:afterAutospacing="0" w:before="0" w:beforeAutospacing="0" w:lineRule="auto"/>
         <w:ind w:left="720" w:hanging="360"/>
@@ -615,7 +681,7 @@
       <w:pPr>
         <w:numPr>
           <w:ilvl w:val="0"/>
-          <w:numId w:val="14"/>
+          <w:numId w:val="18"/>
         </w:numPr>
         <w:spacing w:after="0" w:afterAutospacing="0" w:before="0" w:beforeAutospacing="0" w:lineRule="auto"/>
         <w:ind w:left="720" w:hanging="360"/>
@@ -631,7 +697,7 @@
       <w:pPr>
         <w:numPr>
           <w:ilvl w:val="0"/>
-          <w:numId w:val="14"/>
+          <w:numId w:val="18"/>
         </w:numPr>
         <w:spacing w:after="0" w:afterAutospacing="0" w:before="0" w:beforeAutospacing="0" w:lineRule="auto"/>
         <w:ind w:left="720" w:hanging="360"/>
@@ -647,7 +713,7 @@
       <w:pPr>
         <w:numPr>
           <w:ilvl w:val="0"/>
-          <w:numId w:val="14"/>
+          <w:numId w:val="18"/>
         </w:numPr>
         <w:spacing w:after="0" w:afterAutospacing="0" w:before="0" w:beforeAutospacing="0" w:lineRule="auto"/>
         <w:ind w:left="720" w:hanging="360"/>
@@ -663,7 +729,7 @@
       <w:pPr>
         <w:numPr>
           <w:ilvl w:val="0"/>
-          <w:numId w:val="14"/>
+          <w:numId w:val="18"/>
         </w:numPr>
         <w:spacing w:after="0" w:afterAutospacing="0" w:before="0" w:beforeAutospacing="0" w:lineRule="auto"/>
         <w:ind w:left="720" w:hanging="360"/>
@@ -679,7 +745,7 @@
       <w:pPr>
         <w:numPr>
           <w:ilvl w:val="0"/>
-          <w:numId w:val="14"/>
+          <w:numId w:val="18"/>
         </w:numPr>
         <w:spacing w:after="0" w:afterAutospacing="0" w:before="0" w:beforeAutospacing="0" w:lineRule="auto"/>
         <w:ind w:left="720" w:hanging="360"/>
@@ -695,7 +761,7 @@
       <w:pPr>
         <w:numPr>
           <w:ilvl w:val="0"/>
-          <w:numId w:val="14"/>
+          <w:numId w:val="18"/>
         </w:numPr>
         <w:spacing w:after="240" w:before="0" w:beforeAutospacing="0" w:lineRule="auto"/>
         <w:ind w:left="720" w:hanging="360"/>
@@ -705,6 +771,50 @@
           <w:rtl w:val="0"/>
         </w:rPr>
         <w:t xml:space="preserve">dnsmasq (DNS interno)</w:t>
+      </w:r>
+    </w:p>
+    <w:p>
+      <w:pPr>
+        <w:spacing w:after="240" w:before="240" w:lineRule="auto"/>
+        <w:rPr/>
+      </w:pPr>
+      <w:r>
+        <w:rPr>
+          <w:rtl w:val="0"/>
+        </w:rPr>
+      </w:r>
+    </w:p>
+    <w:p>
+      <w:pPr>
+        <w:spacing w:after="240" w:before="240" w:lineRule="auto"/>
+        <w:rPr/>
+      </w:pPr>
+      <w:r>
+        <w:rPr>
+          <w:rtl w:val="0"/>
+        </w:rPr>
+      </w:r>
+    </w:p>
+    <w:p>
+      <w:pPr>
+        <w:spacing w:after="240" w:before="240" w:lineRule="auto"/>
+        <w:rPr/>
+      </w:pPr>
+      <w:r>
+        <w:rPr>
+          <w:rtl w:val="0"/>
+        </w:rPr>
+      </w:r>
+    </w:p>
+    <w:p>
+      <w:pPr>
+        <w:spacing w:after="240" w:before="240" w:lineRule="auto"/>
+        <w:rPr/>
+      </w:pPr>
+      <w:r>
+        <w:rPr>
+          <w:rtl w:val="0"/>
+        </w:rPr>
       </w:r>
     </w:p>
     <w:p>
@@ -720,8 +830,8 @@
           <w:szCs w:val="34"/>
         </w:rPr>
       </w:pPr>
-      <w:bookmarkStart w:colFirst="0" w:colLast="0" w:name="_j25nf8157mjy" w:id="5"/>
-      <w:bookmarkEnd w:id="5"/>
+      <w:bookmarkStart w:colFirst="0" w:colLast="0" w:name="_d4igyhxkii6c" w:id="6"/>
+      <w:bookmarkEnd w:id="6"/>
       <w:r>
         <w:rPr>
           <w:rFonts w:ascii="Open Sans" w:cs="Open Sans" w:eastAsia="Open Sans" w:hAnsi="Open Sans"/>
@@ -744,21 +854,7 @@
         <w:rPr>
           <w:rtl w:val="0"/>
         </w:rPr>
-        <w:t xml:space="preserve">Inicialmente se planteó utilizar </w:t>
-      </w:r>
-      <w:r>
-        <w:rPr>
-          <w:b w:val="1"/>
-          <w:bCs w:val="1"/>
-          <w:rtl w:val="0"/>
-        </w:rPr>
-        <w:t xml:space="preserve">Kubespray</w:t>
-      </w:r>
-      <w:r>
-        <w:rPr>
-          <w:rtl w:val="0"/>
-        </w:rPr>
-        <w:t xml:space="preserve"> como herramienta principal para la instalación de Kubernetes.</w:t>
+        <w:t xml:space="preserve">Inicialmente se planteó utilizar Kubespray como herramienta principal para la instalación de Kubernetes.</w:t>
       </w:r>
     </w:p>
     <w:p>
@@ -777,7 +873,7 @@
       <w:pPr>
         <w:numPr>
           <w:ilvl w:val="0"/>
-          <w:numId w:val="19"/>
+          <w:numId w:val="27"/>
         </w:numPr>
         <w:spacing w:after="0" w:afterAutospacing="0" w:before="240" w:lineRule="auto"/>
         <w:ind w:left="720" w:hanging="360"/>
@@ -793,7 +889,7 @@
       <w:pPr>
         <w:numPr>
           <w:ilvl w:val="0"/>
-          <w:numId w:val="19"/>
+          <w:numId w:val="27"/>
         </w:numPr>
         <w:spacing w:after="0" w:afterAutospacing="0" w:before="0" w:beforeAutospacing="0" w:lineRule="auto"/>
         <w:ind w:left="720" w:hanging="360"/>
@@ -809,7 +905,7 @@
       <w:pPr>
         <w:numPr>
           <w:ilvl w:val="0"/>
-          <w:numId w:val="19"/>
+          <w:numId w:val="27"/>
         </w:numPr>
         <w:spacing w:after="0" w:afterAutospacing="0" w:before="0" w:beforeAutospacing="0" w:lineRule="auto"/>
         <w:ind w:left="720" w:hanging="360"/>
@@ -825,7 +921,7 @@
       <w:pPr>
         <w:numPr>
           <w:ilvl w:val="0"/>
-          <w:numId w:val="19"/>
+          <w:numId w:val="27"/>
         </w:numPr>
         <w:spacing w:after="0" w:afterAutospacing="0" w:before="0" w:beforeAutospacing="0" w:lineRule="auto"/>
         <w:ind w:left="720" w:hanging="360"/>
@@ -841,7 +937,7 @@
       <w:pPr>
         <w:numPr>
           <w:ilvl w:val="0"/>
-          <w:numId w:val="19"/>
+          <w:numId w:val="27"/>
         </w:numPr>
         <w:spacing w:after="240" w:before="0" w:beforeAutospacing="0" w:lineRule="auto"/>
         <w:ind w:left="720" w:hanging="360"/>
@@ -878,8 +974,8 @@
           <w:szCs w:val="34"/>
         </w:rPr>
       </w:pPr>
-      <w:bookmarkStart w:colFirst="0" w:colLast="0" w:name="_gj5ln0ypskuc" w:id="6"/>
-      <w:bookmarkEnd w:id="6"/>
+      <w:bookmarkStart w:colFirst="0" w:colLast="0" w:name="_htc8utxlllpf" w:id="7"/>
+      <w:bookmarkEnd w:id="7"/>
       <w:r>
         <w:rPr>
           <w:rFonts w:ascii="Open Sans" w:cs="Open Sans" w:eastAsia="Open Sans" w:hAnsi="Open Sans"/>
@@ -905,8 +1001,8 @@
           <w:szCs w:val="26"/>
         </w:rPr>
       </w:pPr>
-      <w:bookmarkStart w:colFirst="0" w:colLast="0" w:name="_hx6ao8xjms00" w:id="7"/>
-      <w:bookmarkEnd w:id="7"/>
+      <w:bookmarkStart w:colFirst="0" w:colLast="0" w:name="_szuat2r1xlh9" w:id="8"/>
+      <w:bookmarkEnd w:id="8"/>
       <w:r>
         <w:rPr>
           <w:rFonts w:ascii="Open Sans" w:cs="Open Sans" w:eastAsia="Open Sans" w:hAnsi="Open Sans"/>
@@ -935,7 +1031,7 @@
       <w:pPr>
         <w:numPr>
           <w:ilvl w:val="0"/>
-          <w:numId w:val="13"/>
+          <w:numId w:val="22"/>
         </w:numPr>
         <w:spacing w:after="0" w:afterAutospacing="0" w:before="240" w:lineRule="auto"/>
         <w:ind w:left="720" w:hanging="360"/>
@@ -951,7 +1047,7 @@
       <w:pPr>
         <w:numPr>
           <w:ilvl w:val="0"/>
-          <w:numId w:val="13"/>
+          <w:numId w:val="22"/>
         </w:numPr>
         <w:spacing w:after="0" w:afterAutospacing="0" w:before="0" w:beforeAutospacing="0" w:lineRule="auto"/>
         <w:ind w:left="720" w:hanging="360"/>
@@ -967,7 +1063,7 @@
       <w:pPr>
         <w:numPr>
           <w:ilvl w:val="0"/>
-          <w:numId w:val="13"/>
+          <w:numId w:val="22"/>
         </w:numPr>
         <w:spacing w:after="0" w:afterAutospacing="0" w:before="0" w:beforeAutospacing="0" w:lineRule="auto"/>
         <w:ind w:left="720" w:hanging="360"/>
@@ -983,7 +1079,7 @@
       <w:pPr>
         <w:numPr>
           <w:ilvl w:val="0"/>
-          <w:numId w:val="13"/>
+          <w:numId w:val="22"/>
         </w:numPr>
         <w:spacing w:after="240" w:before="0" w:beforeAutospacing="0" w:lineRule="auto"/>
         <w:ind w:left="720" w:hanging="360"/>
@@ -1004,28 +1100,14 @@
         <w:rPr>
           <w:rtl w:val="0"/>
         </w:rPr>
-        <w:t xml:space="preserve">Se sustituyó por </w:t>
-      </w:r>
-      <w:r>
-        <w:rPr>
-          <w:b w:val="1"/>
-          <w:bCs w:val="1"/>
-          <w:rtl w:val="0"/>
-        </w:rPr>
-        <w:t xml:space="preserve">kubeadm</w:t>
-      </w:r>
-      <w:r>
-        <w:rPr>
-          <w:rtl w:val="0"/>
-        </w:rPr>
-        <w:t xml:space="preserve">, lo que permitió:</w:t>
-      </w:r>
-    </w:p>
-    <w:p>
-      <w:pPr>
-        <w:numPr>
-          <w:ilvl w:val="0"/>
-          <w:numId w:val="7"/>
+        <w:t xml:space="preserve">Se sustituyó por kubeadm, lo que permitió:</w:t>
+      </w:r>
+    </w:p>
+    <w:p>
+      <w:pPr>
+        <w:numPr>
+          <w:ilvl w:val="0"/>
+          <w:numId w:val="1"/>
         </w:numPr>
         <w:spacing w:after="0" w:afterAutospacing="0" w:before="240" w:lineRule="auto"/>
         <w:ind w:left="720" w:hanging="360"/>
@@ -1041,7 +1123,7 @@
       <w:pPr>
         <w:numPr>
           <w:ilvl w:val="0"/>
-          <w:numId w:val="7"/>
+          <w:numId w:val="1"/>
         </w:numPr>
         <w:spacing w:after="0" w:afterAutospacing="0" w:before="0" w:beforeAutospacing="0" w:lineRule="auto"/>
         <w:ind w:left="720" w:hanging="360"/>
@@ -1057,7 +1139,7 @@
       <w:pPr>
         <w:numPr>
           <w:ilvl w:val="0"/>
-          <w:numId w:val="7"/>
+          <w:numId w:val="1"/>
         </w:numPr>
         <w:spacing w:after="0" w:afterAutospacing="0" w:before="0" w:beforeAutospacing="0" w:lineRule="auto"/>
         <w:ind w:left="720" w:hanging="360"/>
@@ -1073,7 +1155,7 @@
       <w:pPr>
         <w:numPr>
           <w:ilvl w:val="0"/>
-          <w:numId w:val="7"/>
+          <w:numId w:val="1"/>
         </w:numPr>
         <w:spacing w:after="240" w:before="0" w:beforeAutospacing="0" w:lineRule="auto"/>
         <w:ind w:left="720" w:hanging="360"/>
@@ -1097,8 +1179,8 @@
           <w:szCs w:val="26"/>
         </w:rPr>
       </w:pPr>
-      <w:bookmarkStart w:colFirst="0" w:colLast="0" w:name="_8m1dbxvw4mir" w:id="8"/>
-      <w:bookmarkEnd w:id="8"/>
+      <w:bookmarkStart w:colFirst="0" w:colLast="0" w:name="_ri2zjdmh2aas" w:id="9"/>
+      <w:bookmarkEnd w:id="9"/>
       <w:r>
         <w:rPr>
           <w:rFonts w:ascii="Open Sans" w:cs="Open Sans" w:eastAsia="Open Sans" w:hAnsi="Open Sans"/>
@@ -1127,48 +1209,43 @@
       <w:pPr>
         <w:numPr>
           <w:ilvl w:val="0"/>
-          <w:numId w:val="5"/>
+          <w:numId w:val="7"/>
         </w:numPr>
         <w:spacing w:after="0" w:afterAutospacing="0" w:before="240" w:lineRule="auto"/>
         <w:ind w:left="720" w:hanging="360"/>
       </w:pPr>
       <w:r>
         <w:rPr>
-          <w:b w:val="1"/>
-          <w:bCs w:val="1"/>
-          <w:rtl w:val="0"/>
-        </w:rPr>
-        <w:t xml:space="preserve">fase2-0:</w:t>
-      </w:r>
-      <w:r>
-        <w:rPr>
-          <w:rtl w:val="0"/>
-        </w:rPr>
-        <w:t xml:space="preserve"> validación del entorno (red, swap, hosts)</w:t>
-      </w:r>
-    </w:p>
-    <w:p>
-      <w:pPr>
-        <w:numPr>
-          <w:ilvl w:val="0"/>
-          <w:numId w:val="5"/>
+          <w:rtl w:val="0"/>
+        </w:rPr>
+        <w:t xml:space="preserve">fase2-0: validación del entorno (red, swap, hosts)</w:t>
+      </w:r>
+    </w:p>
+    <w:p>
+      <w:pPr>
+        <w:numPr>
+          <w:ilvl w:val="0"/>
+          <w:numId w:val="7"/>
         </w:numPr>
         <w:spacing w:after="240" w:before="0" w:beforeAutospacing="0" w:lineRule="auto"/>
         <w:ind w:left="720" w:hanging="360"/>
       </w:pPr>
       <w:r>
         <w:rPr>
-          <w:b w:val="1"/>
-          <w:bCs w:val="1"/>
-          <w:rtl w:val="0"/>
-        </w:rPr>
-        <w:t xml:space="preserve">fase2-1:</w:t>
-      </w:r>
-      <w:r>
-        <w:rPr>
-          <w:rtl w:val="0"/>
-        </w:rPr>
-        <w:t xml:space="preserve"> instalación completa del clúster</w:t>
+          <w:rtl w:val="0"/>
+        </w:rPr>
+        <w:t xml:space="preserve">fase2-1: instalación completa del clúster</w:t>
+      </w:r>
+    </w:p>
+    <w:p>
+      <w:pPr>
+        <w:spacing w:after="240" w:before="240" w:lineRule="auto"/>
+        <w:rPr/>
+      </w:pPr>
+      <w:r>
+        <w:rPr>
+          <w:rtl w:val="0"/>
+        </w:rPr>
       </w:r>
     </w:p>
     <w:p>
@@ -1183,8 +1260,8 @@
           <w:szCs w:val="26"/>
         </w:rPr>
       </w:pPr>
-      <w:bookmarkStart w:colFirst="0" w:colLast="0" w:name="_ine3nkf5zsm2" w:id="9"/>
-      <w:bookmarkEnd w:id="9"/>
+      <w:bookmarkStart w:colFirst="0" w:colLast="0" w:name="_i2reenk6s24t" w:id="10"/>
+      <w:bookmarkEnd w:id="10"/>
       <w:r>
         <w:rPr>
           <w:rFonts w:ascii="Open Sans" w:cs="Open Sans" w:eastAsia="Open Sans" w:hAnsi="Open Sans"/>
@@ -1274,8 +1351,8 @@
           <w:szCs w:val="26"/>
         </w:rPr>
       </w:pPr>
-      <w:bookmarkStart w:colFirst="0" w:colLast="0" w:name="_u5ejzhbfegcg" w:id="10"/>
-      <w:bookmarkEnd w:id="10"/>
+      <w:bookmarkStart w:colFirst="0" w:colLast="0" w:name="_sdc101ek836h" w:id="11"/>
+      <w:bookmarkEnd w:id="11"/>
       <w:r>
         <w:rPr>
           <w:rFonts w:ascii="Open Sans" w:cs="Open Sans" w:eastAsia="Open Sans" w:hAnsi="Open Sans"/>
@@ -1297,28 +1374,14 @@
         <w:rPr>
           <w:rtl w:val="0"/>
         </w:rPr>
-        <w:t xml:space="preserve">Se intentó usar </w:t>
-      </w:r>
-      <w:r>
-        <w:rPr>
-          <w:b w:val="1"/>
-          <w:bCs w:val="1"/>
-          <w:rtl w:val="0"/>
-        </w:rPr>
-        <w:t xml:space="preserve">Calico</w:t>
-      </w:r>
-      <w:r>
-        <w:rPr>
-          <w:rtl w:val="0"/>
-        </w:rPr>
-        <w:t xml:space="preserve">, pero fue descartado por:</w:t>
-      </w:r>
-    </w:p>
-    <w:p>
-      <w:pPr>
-        <w:numPr>
-          <w:ilvl w:val="0"/>
-          <w:numId w:val="3"/>
+        <w:t xml:space="preserve">Se intentó usar Calico, pero fue descartado por:</w:t>
+      </w:r>
+    </w:p>
+    <w:p>
+      <w:pPr>
+        <w:numPr>
+          <w:ilvl w:val="0"/>
+          <w:numId w:val="25"/>
         </w:numPr>
         <w:spacing w:after="0" w:afterAutospacing="0" w:before="240" w:lineRule="auto"/>
         <w:ind w:left="720" w:hanging="360"/>
@@ -1334,7 +1397,7 @@
       <w:pPr>
         <w:numPr>
           <w:ilvl w:val="0"/>
-          <w:numId w:val="3"/>
+          <w:numId w:val="25"/>
         </w:numPr>
         <w:spacing w:after="0" w:afterAutospacing="0" w:before="0" w:beforeAutospacing="0" w:lineRule="auto"/>
         <w:ind w:left="720" w:hanging="360"/>
@@ -1350,7 +1413,7 @@
       <w:pPr>
         <w:numPr>
           <w:ilvl w:val="0"/>
-          <w:numId w:val="3"/>
+          <w:numId w:val="25"/>
         </w:numPr>
         <w:spacing w:after="240" w:before="0" w:beforeAutospacing="0" w:lineRule="auto"/>
         <w:ind w:left="720" w:hanging="360"/>
@@ -1371,32 +1434,24 @@
         <w:rPr>
           <w:rtl w:val="0"/>
         </w:rPr>
-        <w:t xml:space="preserve">Se sustituyó por </w:t>
-      </w:r>
-      <w:r>
-        <w:rPr>
-          <w:b w:val="1"/>
-          <w:bCs w:val="1"/>
-          <w:rtl w:val="0"/>
-        </w:rPr>
-        <w:t xml:space="preserve">Flannel</w:t>
-      </w:r>
-      <w:r>
-        <w:rPr>
-          <w:rtl w:val="0"/>
-        </w:rPr>
-        <w:t xml:space="preserve">, por su simplicidad y estabilidad.</w:t>
+        <w:t xml:space="preserve">Se sustituyó por Flannel, por su simplicidad y estabilidad.</w:t>
+      </w:r>
+    </w:p>
+    <w:p>
+      <w:pPr>
+        <w:spacing w:after="240" w:before="240" w:lineRule="auto"/>
+        <w:rPr/>
+      </w:pPr>
+      <w:r>
+        <w:rPr>
+          <w:rtl w:val="0"/>
+        </w:rPr>
       </w:r>
     </w:p>
     <w:p>
       <w:pPr>
         <w:pStyle w:val="Heading2"/>
         <w:spacing w:after="80" w:before="360" w:line="288" w:lineRule="auto"/>
-        <w:rPr/>
-      </w:pPr>
-      <w:bookmarkStart w:colFirst="0" w:colLast="0" w:name="_fdbstdqued92" w:id="11"/>
-      <w:bookmarkEnd w:id="11"/>
-      <w:r>
         <w:rPr>
           <w:rFonts w:ascii="Open Sans" w:cs="Open Sans" w:eastAsia="Open Sans" w:hAnsi="Open Sans"/>
           <w:b w:val="1"/>
@@ -1404,881 +1459,14 @@
           <w:color w:val="695d46"/>
           <w:sz w:val="34"/>
           <w:szCs w:val="34"/>
-          <w:rtl w:val="0"/>
-        </w:rPr>
-        <w:t xml:space="preserve">7. Implementación por fases</w:t>
-      </w:r>
-      <w:r>
-        <w:rPr>
-          <w:rtl w:val="0"/>
-        </w:rPr>
-      </w:r>
-    </w:p>
-    <w:p>
-      <w:pPr>
-        <w:pStyle w:val="Heading3"/>
-        <w:spacing w:after="80" w:before="280" w:line="288" w:lineRule="auto"/>
-        <w:rPr>
-          <w:rFonts w:ascii="Open Sans" w:cs="Open Sans" w:eastAsia="Open Sans" w:hAnsi="Open Sans"/>
-          <w:b w:val="1"/>
-          <w:bCs w:val="1"/>
-          <w:sz w:val="26"/>
-          <w:szCs w:val="26"/>
-        </w:rPr>
-      </w:pPr>
-      <w:bookmarkStart w:colFirst="0" w:colLast="0" w:name="_wxhr32jk0x72" w:id="12"/>
+        </w:rPr>
+      </w:pPr>
+      <w:bookmarkStart w:colFirst="0" w:colLast="0" w:name="_8bbc7euua3by" w:id="12"/>
       <w:bookmarkEnd w:id="12"/>
       <w:r>
         <w:rPr>
-          <w:rFonts w:ascii="Open Sans" w:cs="Open Sans" w:eastAsia="Open Sans" w:hAnsi="Open Sans"/>
-          <w:b w:val="1"/>
-          <w:bCs w:val="1"/>
-          <w:sz w:val="26"/>
-          <w:szCs w:val="26"/>
-          <w:rtl w:val="0"/>
-        </w:rPr>
-        <w:t xml:space="preserve">Fase 1 — Infraestructura base</w:t>
-      </w:r>
-    </w:p>
-    <w:p>
-      <w:pPr>
-        <w:spacing w:after="240" w:before="240" w:lineRule="auto"/>
-        <w:rPr/>
-      </w:pPr>
-      <w:r>
-        <w:rPr>
-          <w:rtl w:val="0"/>
-        </w:rPr>
-        <w:t xml:space="preserve">Se desplegaron todas las máquinas virtuales y se configuró:</w:t>
-      </w:r>
-    </w:p>
-    <w:p>
-      <w:pPr>
-        <w:numPr>
-          <w:ilvl w:val="0"/>
-          <w:numId w:val="2"/>
-        </w:numPr>
-        <w:spacing w:after="0" w:afterAutospacing="0" w:before="240" w:lineRule="auto"/>
-        <w:ind w:left="720" w:hanging="360"/>
-      </w:pPr>
-      <w:r>
-        <w:rPr>
-          <w:rtl w:val="0"/>
-        </w:rPr>
-        <w:t xml:space="preserve">Usuario </w:t>
-      </w:r>
-      <w:r>
-        <w:rPr>
-          <w:rFonts w:ascii="Roboto Mono" w:cs="Roboto Mono" w:eastAsia="Roboto Mono" w:hAnsi="Roboto Mono"/>
-          <w:color w:val="188038"/>
-          <w:rtl w:val="0"/>
-        </w:rPr>
-        <w:t xml:space="preserve">devops</w:t>
-      </w:r>
-    </w:p>
-    <w:p>
-      <w:pPr>
-        <w:numPr>
-          <w:ilvl w:val="0"/>
-          <w:numId w:val="2"/>
-        </w:numPr>
-        <w:spacing w:after="0" w:afterAutospacing="0" w:before="0" w:beforeAutospacing="0" w:lineRule="auto"/>
-        <w:ind w:left="720" w:hanging="360"/>
-      </w:pPr>
-      <w:r>
-        <w:rPr>
-          <w:rtl w:val="0"/>
-        </w:rPr>
-        <w:t xml:space="preserve">Acceso SSH entre nodos</w:t>
-      </w:r>
-    </w:p>
-    <w:p>
-      <w:pPr>
-        <w:numPr>
-          <w:ilvl w:val="0"/>
-          <w:numId w:val="2"/>
-        </w:numPr>
-        <w:spacing w:after="0" w:afterAutospacing="0" w:before="0" w:beforeAutospacing="0" w:lineRule="auto"/>
-        <w:ind w:left="720" w:hanging="360"/>
-      </w:pPr>
-      <w:r>
-        <w:rPr>
-          <w:rtl w:val="0"/>
-        </w:rPr>
-        <w:t xml:space="preserve">Paquetes base</w:t>
-      </w:r>
-    </w:p>
-    <w:p>
-      <w:pPr>
-        <w:numPr>
-          <w:ilvl w:val="0"/>
-          <w:numId w:val="2"/>
-        </w:numPr>
-        <w:spacing w:after="240" w:before="0" w:beforeAutospacing="0" w:lineRule="auto"/>
-        <w:ind w:left="720" w:hanging="360"/>
-      </w:pPr>
-      <w:r>
-        <w:rPr>
-          <w:rtl w:val="0"/>
-        </w:rPr>
-        <w:t xml:space="preserve">Desactivación de swap</w:t>
-      </w:r>
-    </w:p>
-    <w:p>
-      <w:pPr>
-        <w:pStyle w:val="Heading3"/>
-        <w:spacing w:after="80" w:before="280" w:line="288" w:lineRule="auto"/>
-        <w:rPr>
-          <w:rFonts w:ascii="Open Sans" w:cs="Open Sans" w:eastAsia="Open Sans" w:hAnsi="Open Sans"/>
-          <w:b w:val="1"/>
-          <w:bCs w:val="1"/>
-          <w:sz w:val="26"/>
-          <w:szCs w:val="26"/>
-        </w:rPr>
-      </w:pPr>
-      <w:bookmarkStart w:colFirst="0" w:colLast="0" w:name="_3il864btki5k" w:id="13"/>
-      <w:bookmarkEnd w:id="13"/>
-      <w:r>
-        <w:rPr>
-          <w:rFonts w:ascii="Open Sans" w:cs="Open Sans" w:eastAsia="Open Sans" w:hAnsi="Open Sans"/>
-          <w:b w:val="1"/>
-          <w:bCs w:val="1"/>
-          <w:sz w:val="26"/>
-          <w:szCs w:val="26"/>
-          <w:rtl w:val="0"/>
-        </w:rPr>
-        <w:t xml:space="preserve">Fase 2 — Kubernetes</w:t>
-      </w:r>
-    </w:p>
-    <w:p>
-      <w:pPr>
-        <w:spacing w:after="240" w:before="240" w:lineRule="auto"/>
-        <w:rPr/>
-      </w:pPr>
-      <w:r>
-        <w:rPr>
-          <w:rtl w:val="0"/>
-        </w:rPr>
-        <w:t xml:space="preserve">Se instaló Kubernetes con kubeadm:</w:t>
-      </w:r>
-    </w:p>
-    <w:p>
-      <w:pPr>
-        <w:numPr>
-          <w:ilvl w:val="0"/>
-          <w:numId w:val="6"/>
-        </w:numPr>
-        <w:spacing w:after="0" w:afterAutospacing="0" w:before="240" w:lineRule="auto"/>
-        <w:ind w:left="720" w:hanging="360"/>
-      </w:pPr>
-      <w:r>
-        <w:rPr>
-          <w:rtl w:val="0"/>
-        </w:rPr>
-        <w:t xml:space="preserve">instalación de kubelet, kubeadm y kubectl</w:t>
-      </w:r>
-    </w:p>
-    <w:p>
-      <w:pPr>
-        <w:numPr>
-          <w:ilvl w:val="0"/>
-          <w:numId w:val="6"/>
-        </w:numPr>
-        <w:spacing w:after="0" w:afterAutospacing="0" w:before="0" w:beforeAutospacing="0" w:lineRule="auto"/>
-        <w:ind w:left="720" w:hanging="360"/>
-      </w:pPr>
-      <w:r>
-        <w:rPr>
-          <w:rtl w:val="0"/>
-        </w:rPr>
-        <w:t xml:space="preserve">configuración del kernel (overlay, br_netfilter)</w:t>
-      </w:r>
-    </w:p>
-    <w:p>
-      <w:pPr>
-        <w:numPr>
-          <w:ilvl w:val="0"/>
-          <w:numId w:val="6"/>
-        </w:numPr>
-        <w:spacing w:after="0" w:afterAutospacing="0" w:before="0" w:beforeAutospacing="0" w:lineRule="auto"/>
-        <w:ind w:left="720" w:hanging="360"/>
-      </w:pPr>
-      <w:r>
-        <w:rPr>
-          <w:rtl w:val="0"/>
-        </w:rPr>
-        <w:t xml:space="preserve">inicialización del master</w:t>
-      </w:r>
-    </w:p>
-    <w:p>
-      <w:pPr>
-        <w:numPr>
-          <w:ilvl w:val="0"/>
-          <w:numId w:val="6"/>
-        </w:numPr>
-        <w:spacing w:after="0" w:afterAutospacing="0" w:before="0" w:beforeAutospacing="0" w:lineRule="auto"/>
-        <w:ind w:left="720" w:hanging="360"/>
-      </w:pPr>
-      <w:r>
-        <w:rPr>
-          <w:rtl w:val="0"/>
-        </w:rPr>
-        <w:t xml:space="preserve">unión de workers</w:t>
-      </w:r>
-    </w:p>
-    <w:p>
-      <w:pPr>
-        <w:numPr>
-          <w:ilvl w:val="0"/>
-          <w:numId w:val="6"/>
-        </w:numPr>
-        <w:spacing w:after="0" w:afterAutospacing="0" w:before="0" w:beforeAutospacing="0" w:lineRule="auto"/>
-        <w:ind w:left="720" w:hanging="360"/>
-      </w:pPr>
-      <w:r>
-        <w:rPr>
-          <w:rtl w:val="0"/>
-        </w:rPr>
-        <w:t xml:space="preserve">despliegue de kube-proxy y CoreDNS</w:t>
-      </w:r>
-    </w:p>
-    <w:p>
-      <w:pPr>
-        <w:numPr>
-          <w:ilvl w:val="0"/>
-          <w:numId w:val="6"/>
-        </w:numPr>
-        <w:spacing w:after="240" w:before="0" w:beforeAutospacing="0" w:lineRule="auto"/>
-        <w:ind w:left="720" w:hanging="360"/>
-      </w:pPr>
-      <w:r>
-        <w:rPr>
-          <w:rtl w:val="0"/>
-        </w:rPr>
-        <w:t xml:space="preserve">instalación de Flannel</w:t>
-      </w:r>
-    </w:p>
-    <w:p>
-      <w:pPr>
-        <w:pStyle w:val="Heading3"/>
-        <w:spacing w:after="80" w:before="280" w:line="288" w:lineRule="auto"/>
-        <w:rPr>
-          <w:rFonts w:ascii="Open Sans" w:cs="Open Sans" w:eastAsia="Open Sans" w:hAnsi="Open Sans"/>
-          <w:b w:val="1"/>
-          <w:bCs w:val="1"/>
-          <w:sz w:val="26"/>
-          <w:szCs w:val="26"/>
-        </w:rPr>
-      </w:pPr>
-      <w:bookmarkStart w:colFirst="0" w:colLast="0" w:name="_t63gzejq6kim" w:id="14"/>
-      <w:bookmarkEnd w:id="14"/>
-      <w:r>
-        <w:rPr>
-          <w:rFonts w:ascii="Open Sans" w:cs="Open Sans" w:eastAsia="Open Sans" w:hAnsi="Open Sans"/>
-          <w:b w:val="1"/>
-          <w:bCs w:val="1"/>
-          <w:sz w:val="26"/>
-          <w:szCs w:val="26"/>
-          <w:rtl w:val="0"/>
-        </w:rPr>
-        <w:t xml:space="preserve">Fase 3 — Aplicaciones (COMPLETADA)</w:t>
-      </w:r>
-    </w:p>
-    <w:p>
-      <w:pPr>
-        <w:spacing w:after="240" w:before="240" w:lineRule="auto"/>
-        <w:rPr/>
-      </w:pPr>
-      <w:r>
-        <w:rPr>
-          <w:rtl w:val="0"/>
-        </w:rPr>
-        <w:t xml:space="preserve">Se desplegaron correctamente:</w:t>
-      </w:r>
-    </w:p>
-    <w:p>
-      <w:pPr>
-        <w:numPr>
-          <w:ilvl w:val="0"/>
-          <w:numId w:val="16"/>
-        </w:numPr>
-        <w:spacing w:after="0" w:afterAutospacing="0" w:before="240" w:lineRule="auto"/>
-        <w:ind w:left="720" w:hanging="360"/>
-      </w:pPr>
-      <w:r>
-        <w:rPr>
-          <w:rtl w:val="0"/>
-        </w:rPr>
-        <w:t xml:space="preserve">MetalLB (LB en red local)</w:t>
-      </w:r>
-    </w:p>
-    <w:p>
-      <w:pPr>
-        <w:numPr>
-          <w:ilvl w:val="0"/>
-          <w:numId w:val="16"/>
-        </w:numPr>
-        <w:spacing w:after="0" w:afterAutospacing="0" w:before="0" w:beforeAutospacing="0" w:lineRule="auto"/>
-        <w:ind w:left="720" w:hanging="360"/>
-      </w:pPr>
-      <w:r>
-        <w:rPr>
-          <w:rtl w:val="0"/>
-        </w:rPr>
-        <w:t xml:space="preserve">cert-manager (TLS interno)</w:t>
-      </w:r>
-    </w:p>
-    <w:p>
-      <w:pPr>
-        <w:numPr>
-          <w:ilvl w:val="0"/>
-          <w:numId w:val="16"/>
-        </w:numPr>
-        <w:spacing w:after="0" w:afterAutospacing="0" w:before="0" w:beforeAutospacing="0" w:lineRule="auto"/>
-        <w:ind w:left="720" w:hanging="360"/>
-      </w:pPr>
-      <w:r>
-        <w:rPr>
-          <w:rtl w:val="0"/>
-        </w:rPr>
-        <w:t xml:space="preserve">NGINX Ingress</w:t>
-      </w:r>
-    </w:p>
-    <w:p>
-      <w:pPr>
-        <w:numPr>
-          <w:ilvl w:val="0"/>
-          <w:numId w:val="16"/>
-        </w:numPr>
-        <w:spacing w:after="0" w:afterAutospacing="0" w:before="0" w:beforeAutospacing="0" w:lineRule="auto"/>
-        <w:ind w:left="720" w:hanging="360"/>
-      </w:pPr>
-      <w:r>
-        <w:rPr>
-          <w:rtl w:val="0"/>
-        </w:rPr>
-        <w:t xml:space="preserve">MariaDB (master + replica)</w:t>
-      </w:r>
-    </w:p>
-    <w:p>
-      <w:pPr>
-        <w:numPr>
-          <w:ilvl w:val="0"/>
-          <w:numId w:val="16"/>
-        </w:numPr>
-        <w:spacing w:after="240" w:before="0" w:beforeAutospacing="0" w:lineRule="auto"/>
-        <w:ind w:left="720" w:hanging="360"/>
-      </w:pPr>
-      <w:r>
-        <w:rPr>
-          <w:rtl w:val="0"/>
-        </w:rPr>
-        <w:t xml:space="preserve">WordPress</w:t>
-      </w:r>
-    </w:p>
-    <w:p>
-      <w:pPr>
-        <w:spacing w:after="240" w:before="240" w:lineRule="auto"/>
-        <w:rPr/>
-      </w:pPr>
-      <w:r>
-        <w:rPr>
-          <w:rtl w:val="0"/>
-        </w:rPr>
-        <w:t xml:space="preserve">No se detectaron incidencias relevantes.</w:t>
-      </w:r>
-    </w:p>
-    <w:p>
-      <w:pPr>
-        <w:pStyle w:val="Heading3"/>
-        <w:spacing w:after="80" w:before="280" w:line="288" w:lineRule="auto"/>
-        <w:rPr>
-          <w:rFonts w:ascii="Open Sans" w:cs="Open Sans" w:eastAsia="Open Sans" w:hAnsi="Open Sans"/>
-          <w:b w:val="1"/>
-          <w:bCs w:val="1"/>
-          <w:sz w:val="26"/>
-          <w:szCs w:val="26"/>
-        </w:rPr>
-      </w:pPr>
-      <w:bookmarkStart w:colFirst="0" w:colLast="0" w:name="_e1raxsxqg6u6" w:id="15"/>
-      <w:bookmarkEnd w:id="15"/>
-      <w:r>
-        <w:rPr>
-          <w:rFonts w:ascii="Open Sans" w:cs="Open Sans" w:eastAsia="Open Sans" w:hAnsi="Open Sans"/>
-          <w:b w:val="1"/>
-          <w:bCs w:val="1"/>
-          <w:sz w:val="26"/>
-          <w:szCs w:val="26"/>
-          <w:rtl w:val="0"/>
-        </w:rPr>
-        <w:t xml:space="preserve">Fase 4 — Monitorización (COMPLETADA)</w:t>
-      </w:r>
-    </w:p>
-    <w:p>
-      <w:pPr>
-        <w:spacing w:after="240" w:before="240" w:lineRule="auto"/>
-        <w:rPr/>
-      </w:pPr>
-      <w:r>
-        <w:rPr>
-          <w:rtl w:val="0"/>
-        </w:rPr>
-        <w:t xml:space="preserve">Se desplegó correctamente el stack:</w:t>
-      </w:r>
-    </w:p>
-    <w:p>
-      <w:pPr>
-        <w:numPr>
-          <w:ilvl w:val="0"/>
-          <w:numId w:val="11"/>
-        </w:numPr>
-        <w:spacing w:after="0" w:afterAutospacing="0" w:before="240" w:lineRule="auto"/>
-        <w:ind w:left="720" w:hanging="360"/>
-      </w:pPr>
-      <w:r>
-        <w:rPr>
-          <w:rtl w:val="0"/>
-        </w:rPr>
-        <w:t xml:space="preserve">Prometheus</w:t>
-      </w:r>
-    </w:p>
-    <w:p>
-      <w:pPr>
-        <w:numPr>
-          <w:ilvl w:val="0"/>
-          <w:numId w:val="11"/>
-        </w:numPr>
-        <w:spacing w:after="0" w:afterAutospacing="0" w:before="0" w:beforeAutospacing="0" w:lineRule="auto"/>
-        <w:ind w:left="720" w:hanging="360"/>
-      </w:pPr>
-      <w:r>
-        <w:rPr>
-          <w:rtl w:val="0"/>
-        </w:rPr>
-        <w:t xml:space="preserve">Grafana</w:t>
-      </w:r>
-    </w:p>
-    <w:p>
-      <w:pPr>
-        <w:numPr>
-          <w:ilvl w:val="0"/>
-          <w:numId w:val="11"/>
-        </w:numPr>
-        <w:spacing w:after="0" w:afterAutospacing="0" w:before="0" w:beforeAutospacing="0" w:lineRule="auto"/>
-        <w:ind w:left="720" w:hanging="360"/>
-      </w:pPr>
-      <w:r>
-        <w:rPr>
-          <w:rtl w:val="0"/>
-        </w:rPr>
-        <w:t xml:space="preserve">Alertmanager</w:t>
-      </w:r>
-    </w:p>
-    <w:p>
-      <w:pPr>
-        <w:numPr>
-          <w:ilvl w:val="0"/>
-          <w:numId w:val="11"/>
-        </w:numPr>
-        <w:spacing w:after="0" w:afterAutospacing="0" w:before="0" w:beforeAutospacing="0" w:lineRule="auto"/>
-        <w:ind w:left="720" w:hanging="360"/>
-      </w:pPr>
-      <w:r>
-        <w:rPr>
-          <w:rtl w:val="0"/>
-        </w:rPr>
-        <w:t xml:space="preserve">Node Exporter</w:t>
-      </w:r>
-    </w:p>
-    <w:p>
-      <w:pPr>
-        <w:numPr>
-          <w:ilvl w:val="0"/>
-          <w:numId w:val="11"/>
-        </w:numPr>
-        <w:spacing w:after="240" w:before="0" w:beforeAutospacing="0" w:lineRule="auto"/>
-        <w:ind w:left="720" w:hanging="360"/>
-      </w:pPr>
-      <w:r>
-        <w:rPr>
-          <w:rtl w:val="0"/>
-        </w:rPr>
-        <w:t xml:space="preserve">kube-state-metrics</w:t>
-      </w:r>
-    </w:p>
-    <w:p>
-      <w:pPr>
-        <w:spacing w:after="240" w:before="240" w:lineRule="auto"/>
-        <w:rPr/>
-      </w:pPr>
-      <w:r>
-        <w:rPr>
-          <w:rtl w:val="0"/>
-        </w:rPr>
-        <w:t xml:space="preserve">El sistema de monitorización quedó plenamente operativo.</w:t>
-      </w:r>
-    </w:p>
-    <w:p>
-      <w:pPr>
-        <w:pStyle w:val="Heading3"/>
-        <w:spacing w:after="80" w:before="280" w:line="288" w:lineRule="auto"/>
-        <w:rPr>
-          <w:rFonts w:ascii="Open Sans" w:cs="Open Sans" w:eastAsia="Open Sans" w:hAnsi="Open Sans"/>
-          <w:b w:val="1"/>
-          <w:bCs w:val="1"/>
-          <w:sz w:val="26"/>
-          <w:szCs w:val="26"/>
-        </w:rPr>
-      </w:pPr>
-      <w:bookmarkStart w:colFirst="0" w:colLast="0" w:name="_vxa1g8ez8hjz" w:id="16"/>
-      <w:bookmarkEnd w:id="16"/>
-      <w:r>
-        <w:rPr>
-          <w:rFonts w:ascii="Open Sans" w:cs="Open Sans" w:eastAsia="Open Sans" w:hAnsi="Open Sans"/>
-          <w:b w:val="1"/>
-          <w:bCs w:val="1"/>
-          <w:sz w:val="26"/>
-          <w:szCs w:val="26"/>
-          <w:rtl w:val="0"/>
-        </w:rPr>
-        <w:t xml:space="preserve">Fase 5 — Edge DMZ</w:t>
-      </w:r>
-    </w:p>
-    <w:p>
-      <w:pPr>
-        <w:spacing w:after="240" w:before="240" w:lineRule="auto"/>
-        <w:rPr/>
-      </w:pPr>
-      <w:r>
-        <w:rPr>
-          <w:rtl w:val="0"/>
-        </w:rPr>
-        <w:t xml:space="preserve">Se implementó el punto de entrada del sistema:</w:t>
-      </w:r>
-    </w:p>
-    <w:p>
-      <w:pPr>
-        <w:numPr>
-          <w:ilvl w:val="0"/>
-          <w:numId w:val="9"/>
-        </w:numPr>
-        <w:spacing w:after="0" w:afterAutospacing="0" w:before="240" w:lineRule="auto"/>
-        <w:ind w:left="720" w:hanging="360"/>
-      </w:pPr>
-      <w:r>
-        <w:rPr>
-          <w:rtl w:val="0"/>
-        </w:rPr>
-        <w:t xml:space="preserve">nftables como firewall</w:t>
-      </w:r>
-    </w:p>
-    <w:p>
-      <w:pPr>
-        <w:numPr>
-          <w:ilvl w:val="0"/>
-          <w:numId w:val="9"/>
-        </w:numPr>
-        <w:spacing w:after="0" w:afterAutospacing="0" w:before="0" w:beforeAutospacing="0" w:lineRule="auto"/>
-        <w:ind w:left="720" w:hanging="360"/>
-      </w:pPr>
-      <w:r>
-        <w:rPr>
-          <w:rtl w:val="0"/>
-        </w:rPr>
-        <w:t xml:space="preserve">dnsmasq para DNS interno</w:t>
-      </w:r>
-    </w:p>
-    <w:p>
-      <w:pPr>
-        <w:numPr>
-          <w:ilvl w:val="0"/>
-          <w:numId w:val="9"/>
-        </w:numPr>
-        <w:spacing w:after="0" w:afterAutospacing="0" w:before="0" w:beforeAutospacing="0" w:lineRule="auto"/>
-        <w:ind w:left="720" w:hanging="360"/>
-      </w:pPr>
-      <w:r>
-        <w:rPr>
-          <w:rtl w:val="0"/>
-        </w:rPr>
-        <w:t xml:space="preserve">NAT y DNAT hacia worker3</w:t>
-      </w:r>
-    </w:p>
-    <w:p>
-      <w:pPr>
-        <w:numPr>
-          <w:ilvl w:val="0"/>
-          <w:numId w:val="9"/>
-        </w:numPr>
-        <w:spacing w:after="240" w:before="0" w:beforeAutospacing="0" w:lineRule="auto"/>
-        <w:ind w:left="720" w:hanging="360"/>
-      </w:pPr>
-      <w:r>
-        <w:rPr>
-          <w:rtl w:val="0"/>
-        </w:rPr>
-        <w:t xml:space="preserve">exposición de HTTP/HTTPS</w:t>
-      </w:r>
-    </w:p>
-    <w:p>
-      <w:pPr>
-        <w:pStyle w:val="Heading4"/>
-        <w:keepNext w:val="0"/>
-        <w:keepLines w:val="0"/>
-        <w:spacing w:after="40" w:before="240" w:lineRule="auto"/>
-        <w:rPr>
-          <w:rFonts w:ascii="Open Sans" w:cs="Open Sans" w:eastAsia="Open Sans" w:hAnsi="Open Sans"/>
-          <w:b w:val="1"/>
-          <w:bCs w:val="1"/>
-          <w:color w:val="695d46"/>
-          <w:u w:val="none"/>
-        </w:rPr>
-      </w:pPr>
-      <w:bookmarkStart w:colFirst="0" w:colLast="0" w:name="_5m70cunfhcfn" w:id="17"/>
-      <w:bookmarkEnd w:id="17"/>
-      <w:r>
-        <w:rPr>
-          <w:rFonts w:ascii="Open Sans" w:cs="Open Sans" w:eastAsia="Open Sans" w:hAnsi="Open Sans"/>
-          <w:b w:val="1"/>
-          <w:bCs w:val="1"/>
-          <w:color w:val="695d46"/>
-          <w:u w:val="none"/>
-          <w:rtl w:val="0"/>
-        </w:rPr>
-        <w:t xml:space="preserve">Problema inicial</w:t>
-      </w:r>
-    </w:p>
-    <w:p>
-      <w:pPr>
-        <w:spacing w:after="240" w:before="240" w:lineRule="auto"/>
-        <w:rPr/>
-      </w:pPr>
-      <w:r>
-        <w:rPr>
-          <w:rtl w:val="0"/>
-        </w:rPr>
-        <w:t xml:space="preserve">El tráfico no llegaba correctamente a los servicios internos.</w:t>
-      </w:r>
-    </w:p>
-    <w:p>
-      <w:pPr>
-        <w:pStyle w:val="Heading4"/>
-        <w:keepNext w:val="0"/>
-        <w:keepLines w:val="0"/>
-        <w:spacing w:after="40" w:before="240" w:lineRule="auto"/>
-        <w:rPr>
-          <w:rFonts w:ascii="Open Sans" w:cs="Open Sans" w:eastAsia="Open Sans" w:hAnsi="Open Sans"/>
-          <w:b w:val="1"/>
-          <w:bCs w:val="1"/>
-          <w:color w:val="695d46"/>
-          <w:u w:val="none"/>
-        </w:rPr>
-      </w:pPr>
-      <w:bookmarkStart w:colFirst="0" w:colLast="0" w:name="_84efkg5x7btp" w:id="18"/>
-      <w:bookmarkEnd w:id="18"/>
-      <w:r>
-        <w:rPr>
-          <w:rFonts w:ascii="Open Sans" w:cs="Open Sans" w:eastAsia="Open Sans" w:hAnsi="Open Sans"/>
-          <w:b w:val="1"/>
-          <w:bCs w:val="1"/>
-          <w:color w:val="695d46"/>
-          <w:u w:val="none"/>
-          <w:rtl w:val="0"/>
-        </w:rPr>
-        <w:t xml:space="preserve">Causa</w:t>
-      </w:r>
-    </w:p>
-    <w:p>
-      <w:pPr>
-        <w:numPr>
-          <w:ilvl w:val="0"/>
-          <w:numId w:val="10"/>
-        </w:numPr>
-        <w:spacing w:after="0" w:afterAutospacing="0" w:before="240" w:lineRule="auto"/>
-        <w:ind w:left="720" w:hanging="360"/>
-      </w:pPr>
-      <w:r>
-        <w:rPr>
-          <w:rtl w:val="0"/>
-        </w:rPr>
-        <w:t xml:space="preserve">conflictos entre NAT de Vagrant y VirtualBox</w:t>
-      </w:r>
-    </w:p>
-    <w:p>
-      <w:pPr>
-        <w:numPr>
-          <w:ilvl w:val="0"/>
-          <w:numId w:val="10"/>
-        </w:numPr>
-        <w:spacing w:after="0" w:afterAutospacing="0" w:before="0" w:beforeAutospacing="0" w:lineRule="auto"/>
-        <w:ind w:left="720" w:hanging="360"/>
-      </w:pPr>
-      <w:r>
-        <w:rPr>
-          <w:rtl w:val="0"/>
-        </w:rPr>
-        <w:t xml:space="preserve">rutas incompletas en el gateway</w:t>
-      </w:r>
-    </w:p>
-    <w:p>
-      <w:pPr>
-        <w:numPr>
-          <w:ilvl w:val="0"/>
-          <w:numId w:val="10"/>
-        </w:numPr>
-        <w:spacing w:after="240" w:before="0" w:beforeAutospacing="0" w:lineRule="auto"/>
-        <w:ind w:left="720" w:hanging="360"/>
-      </w:pPr>
-      <w:r>
-        <w:rPr>
-          <w:rtl w:val="0"/>
-        </w:rPr>
-        <w:t xml:space="preserve">forwarding de paquetes mal configurado</w:t>
-      </w:r>
-    </w:p>
-    <w:p>
-      <w:pPr>
-        <w:pStyle w:val="Heading4"/>
-        <w:keepNext w:val="0"/>
-        <w:keepLines w:val="0"/>
-        <w:spacing w:after="40" w:before="240" w:lineRule="auto"/>
-        <w:rPr>
-          <w:rFonts w:ascii="Open Sans" w:cs="Open Sans" w:eastAsia="Open Sans" w:hAnsi="Open Sans"/>
-          <w:b w:val="1"/>
-          <w:bCs w:val="1"/>
-          <w:color w:val="695d46"/>
-          <w:u w:val="none"/>
-        </w:rPr>
-      </w:pPr>
-      <w:bookmarkStart w:colFirst="0" w:colLast="0" w:name="_9q13lwd51zfe" w:id="19"/>
-      <w:bookmarkEnd w:id="19"/>
-      <w:r>
-        <w:rPr>
-          <w:rFonts w:ascii="Open Sans" w:cs="Open Sans" w:eastAsia="Open Sans" w:hAnsi="Open Sans"/>
-          <w:b w:val="1"/>
-          <w:bCs w:val="1"/>
-          <w:color w:val="695d46"/>
-          <w:u w:val="none"/>
-          <w:rtl w:val="0"/>
-        </w:rPr>
-        <w:t xml:space="preserve">Solución</w:t>
-      </w:r>
-    </w:p>
-    <w:p>
-      <w:pPr>
-        <w:numPr>
-          <w:ilvl w:val="0"/>
-          <w:numId w:val="1"/>
-        </w:numPr>
-        <w:spacing w:after="0" w:afterAutospacing="0" w:before="240" w:lineRule="auto"/>
-        <w:ind w:left="720" w:hanging="360"/>
-      </w:pPr>
-      <w:r>
-        <w:rPr>
-          <w:rtl w:val="0"/>
-        </w:rPr>
-        <w:t xml:space="preserve">corrección de reglas nftables</w:t>
-      </w:r>
-    </w:p>
-    <w:p>
-      <w:pPr>
-        <w:numPr>
-          <w:ilvl w:val="0"/>
-          <w:numId w:val="1"/>
-        </w:numPr>
-        <w:spacing w:after="0" w:afterAutospacing="0" w:before="0" w:beforeAutospacing="0" w:lineRule="auto"/>
-        <w:ind w:left="720" w:hanging="360"/>
-      </w:pPr>
-      <w:r>
-        <w:rPr>
-          <w:rtl w:val="0"/>
-        </w:rPr>
-        <w:t xml:space="preserve">activación de ip_forward</w:t>
-      </w:r>
-    </w:p>
-    <w:p>
-      <w:pPr>
-        <w:numPr>
-          <w:ilvl w:val="0"/>
-          <w:numId w:val="1"/>
-        </w:numPr>
-        <w:spacing w:after="0" w:afterAutospacing="0" w:before="0" w:beforeAutospacing="0" w:lineRule="auto"/>
-        <w:ind w:left="720" w:hanging="360"/>
-      </w:pPr>
-      <w:r>
-        <w:rPr>
-          <w:rtl w:val="0"/>
-        </w:rPr>
-        <w:t xml:space="preserve">ajuste de rutas estáticas</w:t>
-      </w:r>
-    </w:p>
-    <w:p>
-      <w:pPr>
-        <w:numPr>
-          <w:ilvl w:val="0"/>
-          <w:numId w:val="1"/>
-        </w:numPr>
-        <w:spacing w:after="240" w:before="0" w:beforeAutospacing="0" w:lineRule="auto"/>
-        <w:ind w:left="720" w:hanging="360"/>
-      </w:pPr>
-      <w:r>
-        <w:rPr>
-          <w:rtl w:val="0"/>
-        </w:rPr>
-        <w:t xml:space="preserve">reorganización del flujo de red</w:t>
-      </w:r>
-    </w:p>
-    <w:p>
-      <w:pPr>
-        <w:pStyle w:val="Heading4"/>
-        <w:keepNext w:val="0"/>
-        <w:keepLines w:val="0"/>
-        <w:spacing w:after="40" w:before="240" w:lineRule="auto"/>
-        <w:rPr>
-          <w:rFonts w:ascii="Open Sans" w:cs="Open Sans" w:eastAsia="Open Sans" w:hAnsi="Open Sans"/>
-          <w:b w:val="1"/>
-          <w:bCs w:val="1"/>
-          <w:color w:val="695d46"/>
-          <w:u w:val="none"/>
-        </w:rPr>
-      </w:pPr>
-      <w:bookmarkStart w:colFirst="0" w:colLast="0" w:name="_2rm44z1w1c6u" w:id="20"/>
-      <w:bookmarkEnd w:id="20"/>
-      <w:r>
-        <w:rPr>
-          <w:rFonts w:ascii="Open Sans" w:cs="Open Sans" w:eastAsia="Open Sans" w:hAnsi="Open Sans"/>
-          <w:b w:val="1"/>
-          <w:bCs w:val="1"/>
-          <w:color w:val="695d46"/>
-          <w:u w:val="none"/>
-          <w:rtl w:val="0"/>
-        </w:rPr>
-        <w:t xml:space="preserve">Resultado</w:t>
-      </w:r>
-    </w:p>
-    <w:p>
-      <w:pPr>
-        <w:spacing w:after="240" w:before="240" w:lineRule="auto"/>
-        <w:rPr/>
-      </w:pPr>
-      <w:r>
-        <w:rPr>
-          <w:rtl w:val="0"/>
-        </w:rPr>
-        <w:t xml:space="preserve">Flujo final correcto:</w:t>
-      </w:r>
-    </w:p>
-    <w:p>
-      <w:pPr>
-        <w:spacing w:after="240" w:before="240" w:lineRule="auto"/>
-        <w:rPr/>
-      </w:pPr>
-      <w:r>
-        <w:rPr>
-          <w:rFonts w:ascii="Arial Unicode MS" w:cs="Arial Unicode MS" w:eastAsia="Arial Unicode MS" w:hAnsi="Arial Unicode MS"/>
-          <w:rtl w:val="0"/>
-        </w:rPr>
-        <w:t xml:space="preserve">Internet → edge-gateway → worker3 → ingress → servicios Kubernetes</w:t>
+          <w:rtl w:val="0"/>
+        </w:rPr>
       </w:r>
     </w:p>
     <w:p>
@@ -2294,9 +1482,18 @@
           <w:szCs w:val="34"/>
         </w:rPr>
       </w:pPr>
-      <w:bookmarkStart w:colFirst="0" w:colLast="0" w:name="_hhqofa1h4s69" w:id="21"/>
-      <w:bookmarkEnd w:id="21"/>
-      <w:r>
+      <w:bookmarkStart w:colFirst="0" w:colLast="0" w:name="_7agn5nyuqsan" w:id="13"/>
+      <w:bookmarkEnd w:id="13"/>
+      <w:r>
+        <w:rPr>
+          <w:rtl w:val="0"/>
+        </w:rPr>
+      </w:r>
+    </w:p>
+    <w:p>
+      <w:pPr>
+        <w:pStyle w:val="Heading2"/>
+        <w:spacing w:after="80" w:before="360" w:line="288" w:lineRule="auto"/>
         <w:rPr>
           <w:rFonts w:ascii="Open Sans" w:cs="Open Sans" w:eastAsia="Open Sans" w:hAnsi="Open Sans"/>
           <w:b w:val="1"/>
@@ -2304,177 +1501,24 @@
           <w:color w:val="695d46"/>
           <w:sz w:val="34"/>
           <w:szCs w:val="34"/>
-          <w:rtl w:val="0"/>
-        </w:rPr>
-        <w:t xml:space="preserve">8. Problemas técnicos relevantes</w:t>
-      </w:r>
-    </w:p>
-    <w:p>
-      <w:pPr>
-        <w:spacing w:after="240" w:before="240" w:lineRule="auto"/>
+        </w:rPr>
+      </w:pPr>
+      <w:bookmarkStart w:colFirst="0" w:colLast="0" w:name="_ht5j3h7gu0w6" w:id="14"/>
+      <w:bookmarkEnd w:id="14"/>
+      <w:r>
+        <w:rPr>
+          <w:rtl w:val="0"/>
+        </w:rPr>
+      </w:r>
+    </w:p>
+    <w:p>
+      <w:pPr>
         <w:rPr/>
       </w:pPr>
       <w:r>
         <w:rPr>
           <w:rtl w:val="0"/>
         </w:rPr>
-        <w:t xml:space="preserve">Durante el desarrollo se encontraron varios problemas críticos:</w:t>
-      </w:r>
-    </w:p>
-    <w:p>
-      <w:pPr>
-        <w:numPr>
-          <w:ilvl w:val="0"/>
-          <w:numId w:val="8"/>
-        </w:numPr>
-        <w:spacing w:after="0" w:afterAutospacing="0" w:before="240" w:lineRule="auto"/>
-        <w:ind w:left="720" w:hanging="360"/>
-      </w:pPr>
-      <w:r>
-        <w:rPr>
-          <w:rtl w:val="0"/>
-        </w:rPr>
-        <w:t xml:space="preserve">containerd no instalado inicialmente</w:t>
-      </w:r>
-    </w:p>
-    <w:p>
-      <w:pPr>
-        <w:numPr>
-          <w:ilvl w:val="0"/>
-          <w:numId w:val="8"/>
-        </w:numPr>
-        <w:spacing w:after="0" w:afterAutospacing="0" w:before="0" w:beforeAutospacing="0" w:lineRule="auto"/>
-        <w:ind w:left="720" w:hanging="360"/>
-      </w:pPr>
-      <w:r>
-        <w:rPr>
-          <w:rtl w:val="0"/>
-        </w:rPr>
-        <w:t xml:space="preserve">módulos del kernel desactivados</w:t>
-      </w:r>
-    </w:p>
-    <w:p>
-      <w:pPr>
-        <w:numPr>
-          <w:ilvl w:val="0"/>
-          <w:numId w:val="8"/>
-        </w:numPr>
-        <w:spacing w:after="0" w:afterAutospacing="0" w:before="0" w:beforeAutospacing="0" w:lineRule="auto"/>
-        <w:ind w:left="720" w:hanging="360"/>
-      </w:pPr>
-      <w:r>
-        <w:rPr>
-          <w:rtl w:val="0"/>
-        </w:rPr>
-        <w:t xml:space="preserve">timeouts en kubeadm init por descarga de imágenes</w:t>
-      </w:r>
-    </w:p>
-    <w:p>
-      <w:pPr>
-        <w:numPr>
-          <w:ilvl w:val="0"/>
-          <w:numId w:val="8"/>
-        </w:numPr>
-        <w:spacing w:after="0" w:afterAutospacing="0" w:before="0" w:beforeAutospacing="0" w:lineRule="auto"/>
-        <w:ind w:left="720" w:hanging="360"/>
-      </w:pPr>
-      <w:r>
-        <w:rPr>
-          <w:rtl w:val="0"/>
-        </w:rPr>
-        <w:t xml:space="preserve">ausencia de kube-proxy en primeras ejecuciones</w:t>
-      </w:r>
-    </w:p>
-    <w:p>
-      <w:pPr>
-        <w:numPr>
-          <w:ilvl w:val="0"/>
-          <w:numId w:val="8"/>
-        </w:numPr>
-        <w:spacing w:after="0" w:afterAutospacing="0" w:before="0" w:beforeAutospacing="0" w:lineRule="auto"/>
-        <w:ind w:left="720" w:hanging="360"/>
-      </w:pPr>
-      <w:r>
-        <w:rPr>
-          <w:rtl w:val="0"/>
-        </w:rPr>
-        <w:t xml:space="preserve">selección incorrecta de interfaz de red</w:t>
-      </w:r>
-    </w:p>
-    <w:p>
-      <w:pPr>
-        <w:numPr>
-          <w:ilvl w:val="0"/>
-          <w:numId w:val="8"/>
-        </w:numPr>
-        <w:spacing w:after="0" w:afterAutospacing="0" w:before="0" w:beforeAutospacing="0" w:lineRule="auto"/>
-        <w:ind w:left="720" w:hanging="360"/>
-      </w:pPr>
-      <w:r>
-        <w:rPr>
-          <w:rtl w:val="0"/>
-        </w:rPr>
-        <w:t xml:space="preserve">fallos de join de workers por timing</w:t>
-      </w:r>
-    </w:p>
-    <w:p>
-      <w:pPr>
-        <w:numPr>
-          <w:ilvl w:val="0"/>
-          <w:numId w:val="8"/>
-        </w:numPr>
-        <w:spacing w:after="0" w:afterAutospacing="0" w:before="0" w:beforeAutospacing="0" w:lineRule="auto"/>
-        <w:ind w:left="720" w:hanging="360"/>
-      </w:pPr>
-      <w:r>
-        <w:rPr>
-          <w:rtl w:val="0"/>
-        </w:rPr>
-        <w:t xml:space="preserve">lentitud de sudo por resolución DNS</w:t>
-      </w:r>
-    </w:p>
-    <w:p>
-      <w:pPr>
-        <w:numPr>
-          <w:ilvl w:val="0"/>
-          <w:numId w:val="8"/>
-        </w:numPr>
-        <w:spacing w:after="0" w:afterAutospacing="0" w:before="0" w:beforeAutospacing="0" w:lineRule="auto"/>
-        <w:ind w:left="720" w:hanging="360"/>
-      </w:pPr>
-      <w:r>
-        <w:rPr>
-          <w:rtl w:val="0"/>
-        </w:rPr>
-        <w:t xml:space="preserve">degradación del clúster por errores acumulados</w:t>
-      </w:r>
-    </w:p>
-    <w:p>
-      <w:pPr>
-        <w:numPr>
-          <w:ilvl w:val="0"/>
-          <w:numId w:val="8"/>
-        </w:numPr>
-        <w:spacing w:after="240" w:before="0" w:beforeAutospacing="0" w:lineRule="auto"/>
-        <w:ind w:left="720" w:hanging="360"/>
-      </w:pPr>
-      <w:r>
-        <w:rPr>
-          <w:rtl w:val="0"/>
-        </w:rPr>
-        <w:t xml:space="preserve">fallos de Calico por timeout del API Server</w:t>
-      </w:r>
-    </w:p>
-    <w:p>
-      <w:pPr>
-        <w:spacing w:after="240" w:before="240" w:lineRule="auto"/>
-        <w:rPr/>
-      </w:pPr>
-      <w:r>
-        <w:rPr>
-          <w:rtl w:val="0"/>
-        </w:rPr>
-        <w:t xml:space="preserve">Todos fueron resueltos mediante ajustes en Ansible y reconfiguración del clúster.</w:t>
       </w:r>
     </w:p>
     <w:p>
@@ -2490,9 +1534,18 @@
           <w:szCs w:val="34"/>
         </w:rPr>
       </w:pPr>
-      <w:bookmarkStart w:colFirst="0" w:colLast="0" w:name="_38p522x10nxn" w:id="22"/>
-      <w:bookmarkEnd w:id="22"/>
-      <w:r>
+      <w:bookmarkStart w:colFirst="0" w:colLast="0" w:name="_vhl19wk4gpn7" w:id="15"/>
+      <w:bookmarkEnd w:id="15"/>
+      <w:r>
+        <w:rPr>
+          <w:rtl w:val="0"/>
+        </w:rPr>
+      </w:r>
+    </w:p>
+    <w:p>
+      <w:pPr>
+        <w:pStyle w:val="Heading2"/>
+        <w:spacing w:after="80" w:before="360" w:line="288" w:lineRule="auto"/>
         <w:rPr>
           <w:rFonts w:ascii="Open Sans" w:cs="Open Sans" w:eastAsia="Open Sans" w:hAnsi="Open Sans"/>
           <w:b w:val="1"/>
@@ -2500,9 +1553,119 @@
           <w:color w:val="695d46"/>
           <w:sz w:val="34"/>
           <w:szCs w:val="34"/>
-          <w:rtl w:val="0"/>
-        </w:rPr>
-        <w:t xml:space="preserve">9. Estado final del sistema</w:t>
+        </w:rPr>
+      </w:pPr>
+      <w:bookmarkStart w:colFirst="0" w:colLast="0" w:name="_us44edbzn3o2" w:id="16"/>
+      <w:bookmarkEnd w:id="16"/>
+      <w:r>
+        <w:rPr>
+          <w:rtl w:val="0"/>
+        </w:rPr>
+      </w:r>
+    </w:p>
+    <w:p>
+      <w:pPr>
+        <w:pStyle w:val="Heading2"/>
+        <w:spacing w:after="80" w:before="360" w:line="288" w:lineRule="auto"/>
+        <w:rPr>
+          <w:rFonts w:ascii="Open Sans" w:cs="Open Sans" w:eastAsia="Open Sans" w:hAnsi="Open Sans"/>
+          <w:b w:val="1"/>
+          <w:bCs w:val="1"/>
+          <w:color w:val="695d46"/>
+          <w:sz w:val="34"/>
+          <w:szCs w:val="34"/>
+        </w:rPr>
+      </w:pPr>
+      <w:bookmarkStart w:colFirst="0" w:colLast="0" w:name="_qkf7vj3d0fq9" w:id="17"/>
+      <w:bookmarkEnd w:id="17"/>
+      <w:r>
+        <w:rPr>
+          <w:rtl w:val="0"/>
+        </w:rPr>
+      </w:r>
+    </w:p>
+    <w:p>
+      <w:pPr>
+        <w:rPr/>
+      </w:pPr>
+      <w:r>
+        <w:rPr>
+          <w:rtl w:val="0"/>
+        </w:rPr>
+      </w:r>
+    </w:p>
+    <w:p>
+      <w:pPr>
+        <w:rPr/>
+      </w:pPr>
+      <w:r>
+        <w:rPr>
+          <w:rtl w:val="0"/>
+        </w:rPr>
+      </w:r>
+    </w:p>
+    <w:p>
+      <w:pPr>
+        <w:rPr/>
+      </w:pPr>
+      <w:r>
+        <w:rPr>
+          <w:rtl w:val="0"/>
+        </w:rPr>
+      </w:r>
+    </w:p>
+    <w:p>
+      <w:pPr>
+        <w:pStyle w:val="Heading2"/>
+        <w:spacing w:after="80" w:before="360" w:line="288" w:lineRule="auto"/>
+        <w:rPr>
+          <w:rFonts w:ascii="Open Sans" w:cs="Open Sans" w:eastAsia="Open Sans" w:hAnsi="Open Sans"/>
+          <w:b w:val="1"/>
+          <w:bCs w:val="1"/>
+          <w:color w:val="695d46"/>
+          <w:sz w:val="34"/>
+          <w:szCs w:val="34"/>
+        </w:rPr>
+      </w:pPr>
+      <w:bookmarkStart w:colFirst="0" w:colLast="0" w:name="_poqrz1xinixi" w:id="18"/>
+      <w:bookmarkEnd w:id="18"/>
+      <w:r>
+        <w:rPr>
+          <w:rFonts w:ascii="Open Sans" w:cs="Open Sans" w:eastAsia="Open Sans" w:hAnsi="Open Sans"/>
+          <w:b w:val="1"/>
+          <w:bCs w:val="1"/>
+          <w:color w:val="695d46"/>
+          <w:sz w:val="34"/>
+          <w:szCs w:val="34"/>
+          <w:rtl w:val="0"/>
+        </w:rPr>
+        <w:t xml:space="preserve">7. Implementación por fases</w:t>
+      </w:r>
+    </w:p>
+    <w:p>
+      <w:pPr>
+        <w:pStyle w:val="Heading3"/>
+        <w:spacing w:after="80" w:before="280" w:line="288" w:lineRule="auto"/>
+        <w:rPr>
+          <w:rFonts w:ascii="Open Sans" w:cs="Open Sans" w:eastAsia="Open Sans" w:hAnsi="Open Sans"/>
+          <w:b w:val="1"/>
+          <w:bCs w:val="1"/>
+          <w:sz w:val="26"/>
+          <w:szCs w:val="26"/>
+        </w:rPr>
+      </w:pPr>
+      <w:bookmarkStart w:colFirst="0" w:colLast="0" w:name="_1dxnztcweodv" w:id="19"/>
+      <w:bookmarkEnd w:id="19"/>
+      <w:r>
+        <w:rPr>
+          <w:rFonts w:ascii="Open Sans" w:cs="Open Sans" w:eastAsia="Open Sans" w:hAnsi="Open Sans"/>
+          <w:b w:val="1"/>
+          <w:bCs w:val="1"/>
+          <w:sz w:val="26"/>
+          <w:szCs w:val="26"/>
+          <w:rtl w:val="0"/>
+        </w:rPr>
+        <w:t xml:space="preserve">Fase 1 — Infraestructura base</w:t>
       </w:r>
     </w:p>
     <w:p>
@@ -2514,6 +1677,1871 @@
         <w:rPr>
           <w:rtl w:val="0"/>
         </w:rPr>
+        <w:t xml:space="preserve">Se desplegaron todas las máquinas virtuales y se configuró:</w:t>
+      </w:r>
+    </w:p>
+    <w:p>
+      <w:pPr>
+        <w:numPr>
+          <w:ilvl w:val="0"/>
+          <w:numId w:val="12"/>
+        </w:numPr>
+        <w:spacing w:after="0" w:afterAutospacing="0" w:before="240" w:lineRule="auto"/>
+        <w:ind w:left="720" w:hanging="360"/>
+      </w:pPr>
+      <w:r>
+        <w:rPr>
+          <w:rtl w:val="0"/>
+        </w:rPr>
+        <w:t xml:space="preserve">Usuario devops</w:t>
+      </w:r>
+    </w:p>
+    <w:p>
+      <w:pPr>
+        <w:numPr>
+          <w:ilvl w:val="0"/>
+          <w:numId w:val="12"/>
+        </w:numPr>
+        <w:spacing w:after="0" w:afterAutospacing="0" w:before="0" w:beforeAutospacing="0" w:lineRule="auto"/>
+        <w:ind w:left="720" w:hanging="360"/>
+      </w:pPr>
+      <w:r>
+        <w:rPr>
+          <w:rtl w:val="0"/>
+        </w:rPr>
+        <w:t xml:space="preserve">Acceso SSH entre nodos</w:t>
+      </w:r>
+    </w:p>
+    <w:p>
+      <w:pPr>
+        <w:numPr>
+          <w:ilvl w:val="0"/>
+          <w:numId w:val="12"/>
+        </w:numPr>
+        <w:spacing w:after="0" w:afterAutospacing="0" w:before="0" w:beforeAutospacing="0" w:lineRule="auto"/>
+        <w:ind w:left="720" w:hanging="360"/>
+      </w:pPr>
+      <w:r>
+        <w:rPr>
+          <w:rtl w:val="0"/>
+        </w:rPr>
+        <w:t xml:space="preserve">Paquetes base</w:t>
+      </w:r>
+    </w:p>
+    <w:p>
+      <w:pPr>
+        <w:numPr>
+          <w:ilvl w:val="0"/>
+          <w:numId w:val="12"/>
+        </w:numPr>
+        <w:spacing w:after="240" w:before="0" w:beforeAutospacing="0" w:lineRule="auto"/>
+        <w:ind w:left="720" w:hanging="360"/>
+      </w:pPr>
+      <w:r>
+        <w:rPr>
+          <w:rtl w:val="0"/>
+        </w:rPr>
+        <w:t xml:space="preserve">Desactivación de swap</w:t>
+      </w:r>
+    </w:p>
+    <w:p>
+      <w:pPr>
+        <w:pStyle w:val="Heading3"/>
+        <w:spacing w:after="80" w:before="280" w:line="288" w:lineRule="auto"/>
+        <w:rPr>
+          <w:rFonts w:ascii="Open Sans" w:cs="Open Sans" w:eastAsia="Open Sans" w:hAnsi="Open Sans"/>
+          <w:b w:val="1"/>
+          <w:bCs w:val="1"/>
+          <w:sz w:val="26"/>
+          <w:szCs w:val="26"/>
+        </w:rPr>
+      </w:pPr>
+      <w:bookmarkStart w:colFirst="0" w:colLast="0" w:name="_ocaypt1nkxpx" w:id="20"/>
+      <w:bookmarkEnd w:id="20"/>
+      <w:r>
+        <w:rPr>
+          <w:rFonts w:ascii="Open Sans" w:cs="Open Sans" w:eastAsia="Open Sans" w:hAnsi="Open Sans"/>
+          <w:b w:val="1"/>
+          <w:bCs w:val="1"/>
+          <w:sz w:val="26"/>
+          <w:szCs w:val="26"/>
+          <w:rtl w:val="0"/>
+        </w:rPr>
+        <w:t xml:space="preserve">Fase 2 — Kubernetes</w:t>
+      </w:r>
+    </w:p>
+    <w:p>
+      <w:pPr>
+        <w:spacing w:after="240" w:before="240" w:lineRule="auto"/>
+        <w:rPr/>
+      </w:pPr>
+      <w:r>
+        <w:rPr>
+          <w:rtl w:val="0"/>
+        </w:rPr>
+        <w:t xml:space="preserve">Se instaló Kubernetes con kubeadm:</w:t>
+      </w:r>
+    </w:p>
+    <w:p>
+      <w:pPr>
+        <w:numPr>
+          <w:ilvl w:val="0"/>
+          <w:numId w:val="13"/>
+        </w:numPr>
+        <w:spacing w:after="0" w:afterAutospacing="0" w:before="240" w:lineRule="auto"/>
+        <w:ind w:left="720" w:hanging="360"/>
+      </w:pPr>
+      <w:r>
+        <w:rPr>
+          <w:rtl w:val="0"/>
+        </w:rPr>
+        <w:t xml:space="preserve">instalación de kubelet, kubeadm y kubectl</w:t>
+      </w:r>
+    </w:p>
+    <w:p>
+      <w:pPr>
+        <w:numPr>
+          <w:ilvl w:val="0"/>
+          <w:numId w:val="13"/>
+        </w:numPr>
+        <w:spacing w:after="0" w:afterAutospacing="0" w:before="0" w:beforeAutospacing="0" w:lineRule="auto"/>
+        <w:ind w:left="720" w:hanging="360"/>
+      </w:pPr>
+      <w:r>
+        <w:rPr>
+          <w:rtl w:val="0"/>
+        </w:rPr>
+        <w:t xml:space="preserve">configuración del kernel (overlay, br_netfilter)</w:t>
+      </w:r>
+    </w:p>
+    <w:p>
+      <w:pPr>
+        <w:numPr>
+          <w:ilvl w:val="0"/>
+          <w:numId w:val="13"/>
+        </w:numPr>
+        <w:spacing w:after="0" w:afterAutospacing="0" w:before="0" w:beforeAutospacing="0" w:lineRule="auto"/>
+        <w:ind w:left="720" w:hanging="360"/>
+      </w:pPr>
+      <w:r>
+        <w:rPr>
+          <w:rtl w:val="0"/>
+        </w:rPr>
+        <w:t xml:space="preserve">inicialización del master</w:t>
+      </w:r>
+    </w:p>
+    <w:p>
+      <w:pPr>
+        <w:numPr>
+          <w:ilvl w:val="0"/>
+          <w:numId w:val="13"/>
+        </w:numPr>
+        <w:spacing w:after="0" w:afterAutospacing="0" w:before="0" w:beforeAutospacing="0" w:lineRule="auto"/>
+        <w:ind w:left="720" w:hanging="360"/>
+      </w:pPr>
+      <w:r>
+        <w:rPr>
+          <w:rtl w:val="0"/>
+        </w:rPr>
+        <w:t xml:space="preserve">unión de workers</w:t>
+      </w:r>
+    </w:p>
+    <w:p>
+      <w:pPr>
+        <w:numPr>
+          <w:ilvl w:val="0"/>
+          <w:numId w:val="13"/>
+        </w:numPr>
+        <w:spacing w:after="0" w:afterAutospacing="0" w:before="0" w:beforeAutospacing="0" w:lineRule="auto"/>
+        <w:ind w:left="720" w:hanging="360"/>
+      </w:pPr>
+      <w:r>
+        <w:rPr>
+          <w:rtl w:val="0"/>
+        </w:rPr>
+        <w:t xml:space="preserve">despliegue de kube-proxy y CoreDNS</w:t>
+      </w:r>
+    </w:p>
+    <w:p>
+      <w:pPr>
+        <w:numPr>
+          <w:ilvl w:val="0"/>
+          <w:numId w:val="13"/>
+        </w:numPr>
+        <w:spacing w:after="240" w:before="0" w:beforeAutospacing="0" w:lineRule="auto"/>
+        <w:ind w:left="720" w:hanging="360"/>
+      </w:pPr>
+      <w:r>
+        <w:rPr>
+          <w:rtl w:val="0"/>
+        </w:rPr>
+        <w:t xml:space="preserve">instalación de Flannel</w:t>
+      </w:r>
+    </w:p>
+    <w:p>
+      <w:pPr>
+        <w:pStyle w:val="Heading4"/>
+        <w:keepNext w:val="0"/>
+        <w:keepLines w:val="0"/>
+        <w:spacing w:after="40" w:before="240" w:lineRule="auto"/>
+        <w:rPr>
+          <w:rFonts w:ascii="Open Sans" w:cs="Open Sans" w:eastAsia="Open Sans" w:hAnsi="Open Sans"/>
+          <w:b w:val="1"/>
+          <w:bCs w:val="1"/>
+          <w:color w:val="695d46"/>
+          <w:u w:val="none"/>
+        </w:rPr>
+      </w:pPr>
+      <w:bookmarkStart w:colFirst="0" w:colLast="0" w:name="_76kbxs9ekf65" w:id="21"/>
+      <w:bookmarkEnd w:id="21"/>
+      <w:r>
+        <w:rPr>
+          <w:rFonts w:ascii="Open Sans" w:cs="Open Sans" w:eastAsia="Open Sans" w:hAnsi="Open Sans"/>
+          <w:b w:val="1"/>
+          <w:bCs w:val="1"/>
+          <w:color w:val="695d46"/>
+          <w:u w:val="none"/>
+          <w:rtl w:val="0"/>
+        </w:rPr>
+        <w:t xml:space="preserve">Problema crítico: RBAC en kubeadm join</w:t>
+      </w:r>
+    </w:p>
+    <w:p>
+      <w:pPr>
+        <w:spacing w:after="240" w:before="240" w:lineRule="auto"/>
+        <w:rPr/>
+      </w:pPr>
+      <w:r>
+        <w:rPr>
+          <w:rtl w:val="0"/>
+        </w:rPr>
+        <w:t xml:space="preserve">El proceso de unión de los workers fallaba debido a un problema de permisos RBAC en el clúster.</w:t>
+      </w:r>
+    </w:p>
+    <w:p>
+      <w:pPr>
+        <w:pStyle w:val="Heading5"/>
+        <w:keepNext w:val="0"/>
+        <w:keepLines w:val="0"/>
+        <w:spacing w:after="40" w:before="220" w:lineRule="auto"/>
+        <w:rPr>
+          <w:rFonts w:ascii="Open Sans" w:cs="Open Sans" w:eastAsia="Open Sans" w:hAnsi="Open Sans"/>
+          <w:b w:val="1"/>
+          <w:bCs w:val="1"/>
+          <w:color w:val="695d46"/>
+          <w:sz w:val="20"/>
+          <w:szCs w:val="20"/>
+        </w:rPr>
+      </w:pPr>
+      <w:bookmarkStart w:colFirst="0" w:colLast="0" w:name="_rney0ugxhjx0" w:id="22"/>
+      <w:bookmarkEnd w:id="22"/>
+      <w:r>
+        <w:rPr>
+          <w:rFonts w:ascii="Open Sans" w:cs="Open Sans" w:eastAsia="Open Sans" w:hAnsi="Open Sans"/>
+          <w:b w:val="1"/>
+          <w:bCs w:val="1"/>
+          <w:color w:val="695d46"/>
+          <w:sz w:val="20"/>
+          <w:szCs w:val="20"/>
+          <w:rtl w:val="0"/>
+        </w:rPr>
+        <w:t xml:space="preserve">Cómo funciona el join normalmente</w:t>
+      </w:r>
+    </w:p>
+    <w:p>
+      <w:pPr>
+        <w:spacing w:after="240" w:before="240" w:lineRule="auto"/>
+        <w:rPr/>
+      </w:pPr>
+      <w:r>
+        <w:rPr>
+          <w:rtl w:val="0"/>
+        </w:rPr>
+        <w:t xml:space="preserve">Cuando un worker ejecuta </w:t>
+      </w:r>
+      <w:r>
+        <w:rPr>
+          <w:rFonts w:ascii="Roboto Mono" w:cs="Roboto Mono" w:eastAsia="Roboto Mono" w:hAnsi="Roboto Mono"/>
+          <w:color w:val="188038"/>
+          <w:rtl w:val="0"/>
+        </w:rPr>
+        <w:t xml:space="preserve">kubeadm join</w:t>
+      </w:r>
+      <w:r>
+        <w:rPr>
+          <w:rtl w:val="0"/>
+        </w:rPr>
+        <w:t xml:space="preserve">, realiza un proceso de bootstrap contra el API Server:</w:t>
+      </w:r>
+    </w:p>
+    <w:p>
+      <w:pPr>
+        <w:numPr>
+          <w:ilvl w:val="0"/>
+          <w:numId w:val="2"/>
+        </w:numPr>
+        <w:spacing w:after="0" w:afterAutospacing="0" w:before="240" w:lineRule="auto"/>
+        <w:ind w:left="720" w:hanging="360"/>
+      </w:pPr>
+      <w:r>
+        <w:rPr>
+          <w:rtl w:val="0"/>
+        </w:rPr>
+        <w:t xml:space="preserve">Se autentica usando un </w:t>
+      </w:r>
+      <w:r>
+        <w:rPr>
+          <w:b w:val="1"/>
+          <w:bCs w:val="1"/>
+          <w:rtl w:val="0"/>
+        </w:rPr>
+        <w:t xml:space="preserve">bootstrap token</w:t>
+      </w:r>
+    </w:p>
+    <w:p>
+      <w:pPr>
+        <w:numPr>
+          <w:ilvl w:val="0"/>
+          <w:numId w:val="2"/>
+        </w:numPr>
+        <w:spacing w:after="0" w:afterAutospacing="0" w:before="0" w:beforeAutospacing="0" w:lineRule="auto"/>
+        <w:ind w:left="720" w:hanging="360"/>
+      </w:pPr>
+      <w:r>
+        <w:rPr>
+          <w:rtl w:val="0"/>
+        </w:rPr>
+        <w:t xml:space="preserve">Solicita acceso a:</w:t>
+      </w:r>
+    </w:p>
+    <w:p>
+      <w:pPr>
+        <w:numPr>
+          <w:ilvl w:val="1"/>
+          <w:numId w:val="2"/>
+        </w:numPr>
+        <w:spacing w:after="0" w:afterAutospacing="0" w:before="0" w:beforeAutospacing="0" w:lineRule="auto"/>
+        <w:ind w:left="1440" w:hanging="360"/>
+      </w:pPr>
+      <w:r>
+        <w:rPr>
+          <w:rFonts w:ascii="Roboto Mono" w:cs="Roboto Mono" w:eastAsia="Roboto Mono" w:hAnsi="Roboto Mono"/>
+          <w:color w:val="188038"/>
+          <w:rtl w:val="0"/>
+        </w:rPr>
+        <w:t xml:space="preserve">ConfigMap cluster-info</w:t>
+      </w:r>
+      <w:r>
+        <w:rPr>
+          <w:rtl w:val="0"/>
+        </w:rPr>
+        <w:t xml:space="preserve"> en </w:t>
+      </w:r>
+      <w:r>
+        <w:rPr>
+          <w:rFonts w:ascii="Roboto Mono" w:cs="Roboto Mono" w:eastAsia="Roboto Mono" w:hAnsi="Roboto Mono"/>
+          <w:color w:val="188038"/>
+          <w:rtl w:val="0"/>
+        </w:rPr>
+        <w:t xml:space="preserve">kube-public</w:t>
+      </w:r>
+    </w:p>
+    <w:p>
+      <w:pPr>
+        <w:numPr>
+          <w:ilvl w:val="1"/>
+          <w:numId w:val="2"/>
+        </w:numPr>
+        <w:spacing w:after="0" w:afterAutospacing="0" w:before="0" w:beforeAutospacing="0" w:lineRule="auto"/>
+        <w:ind w:left="1440" w:hanging="360"/>
+      </w:pPr>
+      <w:r>
+        <w:rPr>
+          <w:rFonts w:ascii="Roboto Mono" w:cs="Roboto Mono" w:eastAsia="Roboto Mono" w:hAnsi="Roboto Mono"/>
+          <w:color w:val="188038"/>
+          <w:rtl w:val="0"/>
+        </w:rPr>
+        <w:t xml:space="preserve">ConfigMap kubeadm-config</w:t>
+      </w:r>
+      <w:r>
+        <w:rPr>
+          <w:rtl w:val="0"/>
+        </w:rPr>
+        <w:t xml:space="preserve"> en </w:t>
+      </w:r>
+      <w:r>
+        <w:rPr>
+          <w:rFonts w:ascii="Roboto Mono" w:cs="Roboto Mono" w:eastAsia="Roboto Mono" w:hAnsi="Roboto Mono"/>
+          <w:color w:val="188038"/>
+          <w:rtl w:val="0"/>
+        </w:rPr>
+        <w:t xml:space="preserve">kube-system</w:t>
+      </w:r>
+    </w:p>
+    <w:p>
+      <w:pPr>
+        <w:numPr>
+          <w:ilvl w:val="0"/>
+          <w:numId w:val="2"/>
+        </w:numPr>
+        <w:spacing w:after="240" w:before="0" w:beforeAutospacing="0" w:lineRule="auto"/>
+        <w:ind w:left="720" w:hanging="360"/>
+      </w:pPr>
+      <w:r>
+        <w:rPr>
+          <w:rtl w:val="0"/>
+        </w:rPr>
+        <w:t xml:space="preserve">Usa esa información para configurarse correctamente dentro del clúster</w:t>
+      </w:r>
+    </w:p>
+    <w:p>
+      <w:pPr>
+        <w:spacing w:after="240" w:before="240" w:lineRule="auto"/>
+        <w:rPr/>
+      </w:pPr>
+      <w:r>
+        <w:rPr>
+          <w:rtl w:val="0"/>
+        </w:rPr>
+        <w:t xml:space="preserve">Para que esto funcione, el clúster debe tener permisos RBAC específicos que permiten a los bootstrap tokens leer esos recursos.</w:t>
+      </w:r>
+    </w:p>
+    <w:p>
+      <w:pPr>
+        <w:pStyle w:val="Heading5"/>
+        <w:keepNext w:val="0"/>
+        <w:keepLines w:val="0"/>
+        <w:spacing w:after="40" w:before="220" w:lineRule="auto"/>
+        <w:rPr>
+          <w:rFonts w:ascii="Open Sans" w:cs="Open Sans" w:eastAsia="Open Sans" w:hAnsi="Open Sans"/>
+          <w:b w:val="1"/>
+          <w:bCs w:val="1"/>
+          <w:color w:val="695d46"/>
+          <w:sz w:val="20"/>
+          <w:szCs w:val="20"/>
+        </w:rPr>
+      </w:pPr>
+      <w:bookmarkStart w:colFirst="0" w:colLast="0" w:name="_emymidhrp8zc" w:id="23"/>
+      <w:bookmarkEnd w:id="23"/>
+      <w:r>
+        <w:rPr>
+          <w:rFonts w:ascii="Open Sans" w:cs="Open Sans" w:eastAsia="Open Sans" w:hAnsi="Open Sans"/>
+          <w:b w:val="1"/>
+          <w:bCs w:val="1"/>
+          <w:color w:val="695d46"/>
+          <w:sz w:val="20"/>
+          <w:szCs w:val="20"/>
+          <w:rtl w:val="0"/>
+        </w:rPr>
+        <w:t xml:space="preserve">Qué faltaba en el clúster</w:t>
+      </w:r>
+    </w:p>
+    <w:p>
+      <w:pPr>
+        <w:spacing w:after="240" w:before="240" w:lineRule="auto"/>
+        <w:rPr/>
+      </w:pPr>
+      <w:r>
+        <w:rPr>
+          <w:rtl w:val="0"/>
+        </w:rPr>
+        <w:t xml:space="preserve">Estos permisos se crean automáticamente en dos fases de </w:t>
+      </w:r>
+      <w:r>
+        <w:rPr>
+          <w:rFonts w:ascii="Roboto Mono" w:cs="Roboto Mono" w:eastAsia="Roboto Mono" w:hAnsi="Roboto Mono"/>
+          <w:color w:val="188038"/>
+          <w:rtl w:val="0"/>
+        </w:rPr>
+        <w:t xml:space="preserve">kubeadm init</w:t>
+      </w:r>
+      <w:r>
+        <w:rPr>
+          <w:rtl w:val="0"/>
+        </w:rPr>
+        <w:t xml:space="preserve">:</w:t>
+      </w:r>
+    </w:p>
+    <w:p>
+      <w:pPr>
+        <w:numPr>
+          <w:ilvl w:val="0"/>
+          <w:numId w:val="28"/>
+        </w:numPr>
+        <w:spacing w:after="0" w:afterAutospacing="0" w:before="240" w:lineRule="auto"/>
+        <w:ind w:left="720" w:hanging="360"/>
+      </w:pPr>
+      <w:r>
+        <w:rPr>
+          <w:rFonts w:ascii="Roboto Mono" w:cs="Roboto Mono" w:eastAsia="Roboto Mono" w:hAnsi="Roboto Mono"/>
+          <w:color w:val="188038"/>
+          <w:rtl w:val="0"/>
+        </w:rPr>
+        <w:t xml:space="preserve">kubeadm init phase upload-config all</w:t>
+        <w:br w:type="textWrapping"/>
+      </w:r>
+      <w:r>
+        <w:rPr>
+          <w:rFonts w:ascii="Arial Unicode MS" w:cs="Arial Unicode MS" w:eastAsia="Arial Unicode MS" w:hAnsi="Arial Unicode MS"/>
+          <w:rtl w:val="0"/>
+        </w:rPr>
+        <w:t xml:space="preserve">→ sube </w:t>
+      </w:r>
+      <w:r>
+        <w:rPr>
+          <w:rFonts w:ascii="Roboto Mono" w:cs="Roboto Mono" w:eastAsia="Roboto Mono" w:hAnsi="Roboto Mono"/>
+          <w:color w:val="188038"/>
+          <w:rtl w:val="0"/>
+        </w:rPr>
+        <w:t xml:space="preserve">kubeadm-config</w:t>
+      </w:r>
+      <w:r>
+        <w:rPr>
+          <w:rtl w:val="0"/>
+        </w:rPr>
+        <w:t xml:space="preserve"> y crea permisos RBAC asociados</w:t>
+      </w:r>
+    </w:p>
+    <w:p>
+      <w:pPr>
+        <w:numPr>
+          <w:ilvl w:val="0"/>
+          <w:numId w:val="28"/>
+        </w:numPr>
+        <w:spacing w:after="240" w:before="0" w:beforeAutospacing="0" w:lineRule="auto"/>
+        <w:ind w:left="720" w:hanging="360"/>
+      </w:pPr>
+      <w:r>
+        <w:rPr>
+          <w:rFonts w:ascii="Roboto Mono" w:cs="Roboto Mono" w:eastAsia="Roboto Mono" w:hAnsi="Roboto Mono"/>
+          <w:color w:val="188038"/>
+          <w:rtl w:val="0"/>
+        </w:rPr>
+        <w:t xml:space="preserve">kubeadm init phase bootstrap-token</w:t>
+        <w:br w:type="textWrapping"/>
+      </w:r>
+      <w:r>
+        <w:rPr>
+          <w:rFonts w:ascii="Arial Unicode MS" w:cs="Arial Unicode MS" w:eastAsia="Arial Unicode MS" w:hAnsi="Arial Unicode MS"/>
+          <w:rtl w:val="0"/>
+        </w:rPr>
+        <w:t xml:space="preserve">→ habilita acceso de los bootstrap tokens a </w:t>
+      </w:r>
+      <w:r>
+        <w:rPr>
+          <w:rFonts w:ascii="Roboto Mono" w:cs="Roboto Mono" w:eastAsia="Roboto Mono" w:hAnsi="Roboto Mono"/>
+          <w:color w:val="188038"/>
+          <w:rtl w:val="0"/>
+        </w:rPr>
+        <w:t xml:space="preserve">cluster-info</w:t>
+      </w:r>
+      <w:r>
+        <w:rPr>
+          <w:rtl w:val="0"/>
+        </w:rPr>
+      </w:r>
+    </w:p>
+    <w:p>
+      <w:pPr>
+        <w:pStyle w:val="Heading5"/>
+        <w:keepNext w:val="0"/>
+        <w:keepLines w:val="0"/>
+        <w:spacing w:after="40" w:before="220" w:lineRule="auto"/>
+        <w:rPr>
+          <w:rFonts w:ascii="Open Sans" w:cs="Open Sans" w:eastAsia="Open Sans" w:hAnsi="Open Sans"/>
+          <w:b w:val="1"/>
+          <w:bCs w:val="1"/>
+          <w:color w:val="695d46"/>
+          <w:sz w:val="20"/>
+          <w:szCs w:val="20"/>
+        </w:rPr>
+      </w:pPr>
+      <w:bookmarkStart w:colFirst="0" w:colLast="0" w:name="_j6y44au9ifr8" w:id="24"/>
+      <w:bookmarkEnd w:id="24"/>
+      <w:r>
+        <w:rPr>
+          <w:rFonts w:ascii="Open Sans" w:cs="Open Sans" w:eastAsia="Open Sans" w:hAnsi="Open Sans"/>
+          <w:b w:val="1"/>
+          <w:bCs w:val="1"/>
+          <w:color w:val="695d46"/>
+          <w:sz w:val="20"/>
+          <w:szCs w:val="20"/>
+          <w:rtl w:val="0"/>
+        </w:rPr>
+        <w:t xml:space="preserve">Origen del problema</w:t>
+      </w:r>
+    </w:p>
+    <w:p>
+      <w:pPr>
+        <w:spacing w:after="240" w:before="240" w:lineRule="auto"/>
+        <w:rPr/>
+      </w:pPr>
+      <w:r>
+        <w:rPr>
+          <w:rtl w:val="0"/>
+        </w:rPr>
+        <w:t xml:space="preserve">El </w:t>
+      </w:r>
+      <w:r>
+        <w:rPr>
+          <w:rFonts w:ascii="Roboto Mono" w:cs="Roboto Mono" w:eastAsia="Roboto Mono" w:hAnsi="Roboto Mono"/>
+          <w:color w:val="188038"/>
+          <w:rtl w:val="0"/>
+        </w:rPr>
+        <w:t xml:space="preserve">kubeadm init</w:t>
+      </w:r>
+      <w:r>
+        <w:rPr>
+          <w:rFonts w:ascii="Arial Unicode MS" w:cs="Arial Unicode MS" w:eastAsia="Arial Unicode MS" w:hAnsi="Arial Unicode MS"/>
+          <w:rtl w:val="0"/>
+        </w:rPr>
+        <w:t xml:space="preserve"> del clúster superó su timeout interno (≈ 4 minutos).</w:t>
+        <w:br w:type="textWrapping"/>
+        <w:t xml:space="preserve">Cuando esto ocurre, kubeadm ejecuta solo las fases completadas hasta ese punto y detiene el resto.</w:t>
+      </w:r>
+    </w:p>
+    <w:p>
+      <w:pPr>
+        <w:spacing w:after="240" w:before="240" w:lineRule="auto"/>
+        <w:rPr/>
+      </w:pPr>
+      <w:r>
+        <w:rPr>
+          <w:rtl w:val="0"/>
+        </w:rPr>
+        <w:t xml:space="preserve">En este caso:</w:t>
+      </w:r>
+    </w:p>
+    <w:p>
+      <w:pPr>
+        <w:numPr>
+          <w:ilvl w:val="0"/>
+          <w:numId w:val="20"/>
+        </w:numPr>
+        <w:spacing w:after="0" w:afterAutospacing="0" w:before="240" w:lineRule="auto"/>
+        <w:ind w:left="720" w:hanging="360"/>
+      </w:pPr>
+      <w:r>
+        <w:rPr>
+          <w:rtl w:val="0"/>
+        </w:rPr>
+        <w:t xml:space="preserve">kubeadm init terminó parcialmente</w:t>
+      </w:r>
+    </w:p>
+    <w:p>
+      <w:pPr>
+        <w:numPr>
+          <w:ilvl w:val="0"/>
+          <w:numId w:val="20"/>
+        </w:numPr>
+        <w:spacing w:after="0" w:afterAutospacing="0" w:before="0" w:beforeAutospacing="0" w:lineRule="auto"/>
+        <w:ind w:left="720" w:hanging="360"/>
+      </w:pPr>
+      <w:r>
+        <w:rPr>
+          <w:rtl w:val="0"/>
+        </w:rPr>
+        <w:t xml:space="preserve">kube-proxy se desplegó manualmente en otra fase</w:t>
+      </w:r>
+    </w:p>
+    <w:p>
+      <w:pPr>
+        <w:numPr>
+          <w:ilvl w:val="0"/>
+          <w:numId w:val="20"/>
+        </w:numPr>
+        <w:spacing w:after="240" w:before="0" w:beforeAutospacing="0" w:lineRule="auto"/>
+        <w:ind w:left="720" w:hanging="360"/>
+      </w:pPr>
+      <w:r>
+        <w:rPr>
+          <w:rtl w:val="0"/>
+        </w:rPr>
+        <w:t xml:space="preserve">pero las fases de RBAC quedaron sin ejecutar</w:t>
+      </w:r>
+    </w:p>
+    <w:p>
+      <w:pPr>
+        <w:pStyle w:val="Heading5"/>
+        <w:keepNext w:val="0"/>
+        <w:keepLines w:val="0"/>
+        <w:spacing w:after="40" w:before="220" w:lineRule="auto"/>
+        <w:rPr>
+          <w:rFonts w:ascii="Open Sans" w:cs="Open Sans" w:eastAsia="Open Sans" w:hAnsi="Open Sans"/>
+          <w:b w:val="1"/>
+          <w:bCs w:val="1"/>
+          <w:color w:val="695d46"/>
+          <w:sz w:val="20"/>
+          <w:szCs w:val="20"/>
+        </w:rPr>
+      </w:pPr>
+      <w:bookmarkStart w:colFirst="0" w:colLast="0" w:name="_hm3cjog04zvs" w:id="25"/>
+      <w:bookmarkEnd w:id="25"/>
+      <w:r>
+        <w:rPr>
+          <w:rFonts w:ascii="Open Sans" w:cs="Open Sans" w:eastAsia="Open Sans" w:hAnsi="Open Sans"/>
+          <w:b w:val="1"/>
+          <w:bCs w:val="1"/>
+          <w:color w:val="695d46"/>
+          <w:sz w:val="20"/>
+          <w:szCs w:val="20"/>
+          <w:rtl w:val="0"/>
+        </w:rPr>
+        <w:t xml:space="preserve">Resultado del fallo</w:t>
+      </w:r>
+    </w:p>
+    <w:p>
+      <w:pPr>
+        <w:spacing w:after="240" w:before="240" w:lineRule="auto"/>
+        <w:rPr/>
+      </w:pPr>
+      <w:r>
+        <w:rPr>
+          <w:rtl w:val="0"/>
+        </w:rPr>
+        <w:t xml:space="preserve">El worker podía:</w:t>
+      </w:r>
+    </w:p>
+    <w:p>
+      <w:pPr>
+        <w:numPr>
+          <w:ilvl w:val="0"/>
+          <w:numId w:val="15"/>
+        </w:numPr>
+        <w:spacing w:after="240" w:before="240" w:lineRule="auto"/>
+        <w:ind w:left="720" w:hanging="360"/>
+      </w:pPr>
+      <w:r>
+        <w:rPr>
+          <w:rtl w:val="0"/>
+        </w:rPr>
+        <w:t xml:space="preserve">llegar al API Server correctamente (conectividad OK)</w:t>
+      </w:r>
+    </w:p>
+    <w:p>
+      <w:pPr>
+        <w:spacing w:after="240" w:before="240" w:lineRule="auto"/>
+        <w:rPr/>
+      </w:pPr>
+      <w:r>
+        <w:rPr>
+          <w:rtl w:val="0"/>
+        </w:rPr>
+        <w:t xml:space="preserve">Pero fallaba en:</w:t>
+      </w:r>
+    </w:p>
+    <w:p>
+      <w:pPr>
+        <w:numPr>
+          <w:ilvl w:val="0"/>
+          <w:numId w:val="5"/>
+        </w:numPr>
+        <w:spacing w:after="240" w:before="240" w:lineRule="auto"/>
+        <w:ind w:left="720" w:hanging="360"/>
+      </w:pPr>
+      <w:r>
+        <w:rPr>
+          <w:rtl w:val="0"/>
+        </w:rPr>
+        <w:t xml:space="preserve">lectura de ConfigMaps necesarios para bootstrap</w:t>
+      </w:r>
+    </w:p>
+    <w:p>
+      <w:pPr>
+        <w:spacing w:after="240" w:before="240" w:lineRule="auto"/>
+        <w:rPr/>
+      </w:pPr>
+      <w:r>
+        <w:rPr>
+          <w:rtl w:val="0"/>
+        </w:rPr>
+        <w:t xml:space="preserve">El API Server respondía:</w:t>
+      </w:r>
+    </w:p>
+    <w:p>
+      <w:pPr>
+        <w:numPr>
+          <w:ilvl w:val="0"/>
+          <w:numId w:val="21"/>
+        </w:numPr>
+        <w:spacing w:after="240" w:before="240" w:lineRule="auto"/>
+        <w:ind w:left="720" w:hanging="360"/>
+      </w:pPr>
+      <w:r>
+        <w:rPr>
+          <w:b w:val="1"/>
+          <w:bCs w:val="1"/>
+          <w:rtl w:val="0"/>
+        </w:rPr>
+        <w:t xml:space="preserve">"forbidden" (acceso denegado)</w:t>
+      </w:r>
+    </w:p>
+    <w:p>
+      <w:pPr>
+        <w:spacing w:after="240" w:before="240" w:lineRule="auto"/>
+        <w:rPr/>
+      </w:pPr>
+      <w:r>
+        <w:rPr>
+          <w:rtl w:val="0"/>
+        </w:rPr>
+        <w:t xml:space="preserve">Resultado:</w:t>
+      </w:r>
+    </w:p>
+    <w:p>
+      <w:pPr>
+        <w:numPr>
+          <w:ilvl w:val="0"/>
+          <w:numId w:val="3"/>
+        </w:numPr>
+        <w:spacing w:after="240" w:before="240" w:lineRule="auto"/>
+        <w:ind w:left="720" w:hanging="360"/>
+      </w:pPr>
+      <w:r>
+        <w:rPr>
+          <w:rtl w:val="0"/>
+        </w:rPr>
+        <w:t xml:space="preserve">el join quedaba bloqueado en bucle de reintentos indefinidos</w:t>
+      </w:r>
+    </w:p>
+    <w:p>
+      <w:pPr>
+        <w:pStyle w:val="Heading5"/>
+        <w:keepNext w:val="0"/>
+        <w:keepLines w:val="0"/>
+        <w:spacing w:after="40" w:before="220" w:lineRule="auto"/>
+        <w:rPr>
+          <w:rFonts w:ascii="Open Sans" w:cs="Open Sans" w:eastAsia="Open Sans" w:hAnsi="Open Sans"/>
+          <w:b w:val="1"/>
+          <w:bCs w:val="1"/>
+          <w:color w:val="695d46"/>
+          <w:sz w:val="20"/>
+          <w:szCs w:val="20"/>
+        </w:rPr>
+      </w:pPr>
+      <w:bookmarkStart w:colFirst="0" w:colLast="0" w:name="_8jggg0ganq7q" w:id="26"/>
+      <w:bookmarkEnd w:id="26"/>
+      <w:r>
+        <w:rPr>
+          <w:rFonts w:ascii="Open Sans" w:cs="Open Sans" w:eastAsia="Open Sans" w:hAnsi="Open Sans"/>
+          <w:b w:val="1"/>
+          <w:bCs w:val="1"/>
+          <w:color w:val="695d46"/>
+          <w:sz w:val="20"/>
+          <w:szCs w:val="20"/>
+          <w:rtl w:val="0"/>
+        </w:rPr>
+        <w:t xml:space="preserve">Solución aplicada</w:t>
+      </w:r>
+    </w:p>
+    <w:p>
+      <w:pPr>
+        <w:spacing w:after="240" w:before="240" w:lineRule="auto"/>
+        <w:rPr/>
+      </w:pPr>
+      <w:r>
+        <w:rPr>
+          <w:rtl w:val="0"/>
+        </w:rPr>
+        <w:t xml:space="preserve">Se ejecutaron manualmente en el master:</w:t>
+      </w:r>
+    </w:p>
+    <w:p>
+      <w:pPr>
+        <w:numPr>
+          <w:ilvl w:val="0"/>
+          <w:numId w:val="23"/>
+        </w:numPr>
+        <w:spacing w:after="0" w:afterAutospacing="0" w:before="240" w:lineRule="auto"/>
+        <w:ind w:left="720" w:hanging="360"/>
+      </w:pPr>
+      <w:r>
+        <w:rPr>
+          <w:rFonts w:ascii="Roboto Mono" w:cs="Roboto Mono" w:eastAsia="Roboto Mono" w:hAnsi="Roboto Mono"/>
+          <w:color w:val="188038"/>
+          <w:rtl w:val="0"/>
+        </w:rPr>
+        <w:t xml:space="preserve">kubeadm init phase upload-config all</w:t>
+      </w:r>
+    </w:p>
+    <w:p>
+      <w:pPr>
+        <w:numPr>
+          <w:ilvl w:val="0"/>
+          <w:numId w:val="23"/>
+        </w:numPr>
+        <w:spacing w:after="240" w:before="0" w:beforeAutospacing="0" w:lineRule="auto"/>
+        <w:ind w:left="720" w:hanging="360"/>
+      </w:pPr>
+      <w:r>
+        <w:rPr>
+          <w:rFonts w:ascii="Roboto Mono" w:cs="Roboto Mono" w:eastAsia="Roboto Mono" w:hAnsi="Roboto Mono"/>
+          <w:color w:val="188038"/>
+          <w:rtl w:val="0"/>
+        </w:rPr>
+        <w:t xml:space="preserve">kubeadm init phase bootstrap-token</w:t>
+      </w:r>
+    </w:p>
+    <w:p>
+      <w:pPr>
+        <w:spacing w:after="240" w:before="240" w:lineRule="auto"/>
+        <w:rPr/>
+      </w:pPr>
+      <w:r>
+        <w:rPr>
+          <w:rtl w:val="0"/>
+        </w:rPr>
+        <w:t xml:space="preserve">Posteriormente se añadieron al playbook de Ansible para garantizar que:</w:t>
+      </w:r>
+    </w:p>
+    <w:p>
+      <w:pPr>
+        <w:numPr>
+          <w:ilvl w:val="0"/>
+          <w:numId w:val="10"/>
+        </w:numPr>
+        <w:spacing w:after="0" w:afterAutospacing="0" w:before="240" w:lineRule="auto"/>
+        <w:ind w:left="720" w:hanging="360"/>
+      </w:pPr>
+      <w:r>
+        <w:rPr>
+          <w:rtl w:val="0"/>
+        </w:rPr>
+        <w:t xml:space="preserve">los permisos RBAC siempre se creen</w:t>
+      </w:r>
+    </w:p>
+    <w:p>
+      <w:pPr>
+        <w:numPr>
+          <w:ilvl w:val="0"/>
+          <w:numId w:val="10"/>
+        </w:numPr>
+        <w:spacing w:after="240" w:before="0" w:beforeAutospacing="0" w:lineRule="auto"/>
+        <w:ind w:left="720" w:hanging="360"/>
+      </w:pPr>
+      <w:r>
+        <w:rPr>
+          <w:rtl w:val="0"/>
+        </w:rPr>
+        <w:t xml:space="preserve">el join de workers sea consistente en futuras ejecuciones</w:t>
+      </w:r>
+    </w:p>
+    <w:p>
+      <w:pPr>
+        <w:pStyle w:val="Heading3"/>
+        <w:spacing w:after="80" w:before="280" w:line="288" w:lineRule="auto"/>
+        <w:rPr>
+          <w:rFonts w:ascii="Open Sans" w:cs="Open Sans" w:eastAsia="Open Sans" w:hAnsi="Open Sans"/>
+          <w:b w:val="1"/>
+          <w:bCs w:val="1"/>
+          <w:sz w:val="26"/>
+          <w:szCs w:val="26"/>
+        </w:rPr>
+      </w:pPr>
+      <w:bookmarkStart w:colFirst="0" w:colLast="0" w:name="_vkrfxkyua5l5" w:id="27"/>
+      <w:bookmarkEnd w:id="27"/>
+      <w:r>
+        <w:rPr>
+          <w:rFonts w:ascii="Open Sans" w:cs="Open Sans" w:eastAsia="Open Sans" w:hAnsi="Open Sans"/>
+          <w:b w:val="1"/>
+          <w:bCs w:val="1"/>
+          <w:sz w:val="26"/>
+          <w:szCs w:val="26"/>
+          <w:rtl w:val="0"/>
+        </w:rPr>
+        <w:t xml:space="preserve">Fase 3 — Aplicaciones (COMPLETADA)</w:t>
+      </w:r>
+    </w:p>
+    <w:p>
+      <w:pPr>
+        <w:spacing w:after="240" w:before="240" w:lineRule="auto"/>
+        <w:rPr/>
+      </w:pPr>
+      <w:r>
+        <w:rPr>
+          <w:rtl w:val="0"/>
+        </w:rPr>
+        <w:t xml:space="preserve">Se desplegaron correctamente:</w:t>
+      </w:r>
+    </w:p>
+    <w:p>
+      <w:pPr>
+        <w:numPr>
+          <w:ilvl w:val="0"/>
+          <w:numId w:val="11"/>
+        </w:numPr>
+        <w:spacing w:after="0" w:afterAutospacing="0" w:before="240" w:lineRule="auto"/>
+        <w:ind w:left="720" w:hanging="360"/>
+      </w:pPr>
+      <w:r>
+        <w:rPr>
+          <w:rtl w:val="0"/>
+        </w:rPr>
+        <w:t xml:space="preserve">MetalLB</w:t>
+      </w:r>
+    </w:p>
+    <w:p>
+      <w:pPr>
+        <w:numPr>
+          <w:ilvl w:val="0"/>
+          <w:numId w:val="11"/>
+        </w:numPr>
+        <w:spacing w:after="0" w:afterAutospacing="0" w:before="0" w:beforeAutospacing="0" w:lineRule="auto"/>
+        <w:ind w:left="720" w:hanging="360"/>
+      </w:pPr>
+      <w:r>
+        <w:rPr>
+          <w:rtl w:val="0"/>
+        </w:rPr>
+        <w:t xml:space="preserve">cert-manager</w:t>
+      </w:r>
+    </w:p>
+    <w:p>
+      <w:pPr>
+        <w:numPr>
+          <w:ilvl w:val="0"/>
+          <w:numId w:val="11"/>
+        </w:numPr>
+        <w:spacing w:after="0" w:afterAutospacing="0" w:before="0" w:beforeAutospacing="0" w:lineRule="auto"/>
+        <w:ind w:left="720" w:hanging="360"/>
+      </w:pPr>
+      <w:r>
+        <w:rPr>
+          <w:rtl w:val="0"/>
+        </w:rPr>
+        <w:t xml:space="preserve">NGINX Ingress</w:t>
+      </w:r>
+    </w:p>
+    <w:p>
+      <w:pPr>
+        <w:numPr>
+          <w:ilvl w:val="0"/>
+          <w:numId w:val="11"/>
+        </w:numPr>
+        <w:spacing w:after="0" w:afterAutospacing="0" w:before="0" w:beforeAutospacing="0" w:lineRule="auto"/>
+        <w:ind w:left="720" w:hanging="360"/>
+      </w:pPr>
+      <w:r>
+        <w:rPr>
+          <w:rtl w:val="0"/>
+        </w:rPr>
+        <w:t xml:space="preserve">MariaDB (master + replica)</w:t>
+      </w:r>
+    </w:p>
+    <w:p>
+      <w:pPr>
+        <w:numPr>
+          <w:ilvl w:val="0"/>
+          <w:numId w:val="11"/>
+        </w:numPr>
+        <w:spacing w:after="240" w:before="0" w:beforeAutospacing="0" w:lineRule="auto"/>
+        <w:ind w:left="720" w:hanging="360"/>
+      </w:pPr>
+      <w:r>
+        <w:rPr>
+          <w:rtl w:val="0"/>
+        </w:rPr>
+        <w:t xml:space="preserve">WordPress</w:t>
+      </w:r>
+    </w:p>
+    <w:p>
+      <w:pPr>
+        <w:spacing w:after="240" w:before="240" w:lineRule="auto"/>
+        <w:rPr/>
+      </w:pPr>
+      <w:r>
+        <w:rPr>
+          <w:rtl w:val="0"/>
+        </w:rPr>
+        <w:t xml:space="preserve">Sin incidencias relevantes.</w:t>
+      </w:r>
+    </w:p>
+    <w:p>
+      <w:pPr>
+        <w:pStyle w:val="Heading3"/>
+        <w:spacing w:after="80" w:before="280" w:line="288" w:lineRule="auto"/>
+        <w:rPr>
+          <w:rFonts w:ascii="Open Sans" w:cs="Open Sans" w:eastAsia="Open Sans" w:hAnsi="Open Sans"/>
+          <w:b w:val="1"/>
+          <w:bCs w:val="1"/>
+          <w:sz w:val="26"/>
+          <w:szCs w:val="26"/>
+        </w:rPr>
+      </w:pPr>
+      <w:bookmarkStart w:colFirst="0" w:colLast="0" w:name="_iq94y3u7dsf1" w:id="28"/>
+      <w:bookmarkEnd w:id="28"/>
+      <w:r>
+        <w:rPr>
+          <w:rFonts w:ascii="Open Sans" w:cs="Open Sans" w:eastAsia="Open Sans" w:hAnsi="Open Sans"/>
+          <w:b w:val="1"/>
+          <w:bCs w:val="1"/>
+          <w:sz w:val="26"/>
+          <w:szCs w:val="26"/>
+          <w:rtl w:val="0"/>
+        </w:rPr>
+        <w:t xml:space="preserve">Fase 4 — Monitorización (COMPLETADA)</w:t>
+      </w:r>
+    </w:p>
+    <w:p>
+      <w:pPr>
+        <w:spacing w:after="240" w:before="240" w:lineRule="auto"/>
+        <w:rPr/>
+      </w:pPr>
+      <w:r>
+        <w:rPr>
+          <w:rtl w:val="0"/>
+        </w:rPr>
+        <w:t xml:space="preserve">Se desplegó el stack completo:</w:t>
+      </w:r>
+    </w:p>
+    <w:p>
+      <w:pPr>
+        <w:numPr>
+          <w:ilvl w:val="0"/>
+          <w:numId w:val="17"/>
+        </w:numPr>
+        <w:spacing w:after="0" w:afterAutospacing="0" w:before="240" w:lineRule="auto"/>
+        <w:ind w:left="720" w:hanging="360"/>
+      </w:pPr>
+      <w:r>
+        <w:rPr>
+          <w:rtl w:val="0"/>
+        </w:rPr>
+        <w:t xml:space="preserve">Prometheus</w:t>
+      </w:r>
+    </w:p>
+    <w:p>
+      <w:pPr>
+        <w:numPr>
+          <w:ilvl w:val="0"/>
+          <w:numId w:val="17"/>
+        </w:numPr>
+        <w:spacing w:after="0" w:afterAutospacing="0" w:before="0" w:beforeAutospacing="0" w:lineRule="auto"/>
+        <w:ind w:left="720" w:hanging="360"/>
+      </w:pPr>
+      <w:r>
+        <w:rPr>
+          <w:rtl w:val="0"/>
+        </w:rPr>
+        <w:t xml:space="preserve">Grafana</w:t>
+      </w:r>
+    </w:p>
+    <w:p>
+      <w:pPr>
+        <w:numPr>
+          <w:ilvl w:val="0"/>
+          <w:numId w:val="17"/>
+        </w:numPr>
+        <w:spacing w:after="0" w:afterAutospacing="0" w:before="0" w:beforeAutospacing="0" w:lineRule="auto"/>
+        <w:ind w:left="720" w:hanging="360"/>
+      </w:pPr>
+      <w:r>
+        <w:rPr>
+          <w:rtl w:val="0"/>
+        </w:rPr>
+        <w:t xml:space="preserve">Alertmanager</w:t>
+      </w:r>
+    </w:p>
+    <w:p>
+      <w:pPr>
+        <w:numPr>
+          <w:ilvl w:val="0"/>
+          <w:numId w:val="17"/>
+        </w:numPr>
+        <w:spacing w:after="0" w:afterAutospacing="0" w:before="0" w:beforeAutospacing="0" w:lineRule="auto"/>
+        <w:ind w:left="720" w:hanging="360"/>
+      </w:pPr>
+      <w:r>
+        <w:rPr>
+          <w:rtl w:val="0"/>
+        </w:rPr>
+        <w:t xml:space="preserve">Node Exporter</w:t>
+      </w:r>
+    </w:p>
+    <w:p>
+      <w:pPr>
+        <w:numPr>
+          <w:ilvl w:val="0"/>
+          <w:numId w:val="17"/>
+        </w:numPr>
+        <w:spacing w:after="240" w:before="0" w:beforeAutospacing="0" w:lineRule="auto"/>
+        <w:ind w:left="720" w:hanging="360"/>
+      </w:pPr>
+      <w:r>
+        <w:rPr>
+          <w:rtl w:val="0"/>
+        </w:rPr>
+        <w:t xml:space="preserve">kube-state-metrics</w:t>
+      </w:r>
+    </w:p>
+    <w:p>
+      <w:pPr>
+        <w:spacing w:after="240" w:before="240" w:lineRule="auto"/>
+        <w:rPr/>
+      </w:pPr>
+      <w:r>
+        <w:rPr>
+          <w:rtl w:val="0"/>
+        </w:rPr>
+        <w:t xml:space="preserve">El sistema quedó completamente operativo.</w:t>
+      </w:r>
+    </w:p>
+    <w:p>
+      <w:pPr>
+        <w:pStyle w:val="Heading3"/>
+        <w:spacing w:after="80" w:before="280" w:line="288" w:lineRule="auto"/>
+        <w:rPr>
+          <w:rFonts w:ascii="Open Sans" w:cs="Open Sans" w:eastAsia="Open Sans" w:hAnsi="Open Sans"/>
+          <w:b w:val="1"/>
+          <w:bCs w:val="1"/>
+          <w:sz w:val="26"/>
+          <w:szCs w:val="26"/>
+        </w:rPr>
+      </w:pPr>
+      <w:bookmarkStart w:colFirst="0" w:colLast="0" w:name="_es08ejmfwn20" w:id="29"/>
+      <w:bookmarkEnd w:id="29"/>
+      <w:r>
+        <w:rPr>
+          <w:rFonts w:ascii="Open Sans" w:cs="Open Sans" w:eastAsia="Open Sans" w:hAnsi="Open Sans"/>
+          <w:b w:val="1"/>
+          <w:bCs w:val="1"/>
+          <w:sz w:val="26"/>
+          <w:szCs w:val="26"/>
+          <w:rtl w:val="0"/>
+        </w:rPr>
+        <w:t xml:space="preserve">Fase 5 — Edge DMZ</w:t>
+      </w:r>
+    </w:p>
+    <w:p>
+      <w:pPr>
+        <w:spacing w:after="240" w:before="240" w:lineRule="auto"/>
+        <w:rPr/>
+      </w:pPr>
+      <w:r>
+        <w:rPr>
+          <w:rtl w:val="0"/>
+        </w:rPr>
+        <w:t xml:space="preserve">Se implementó el punto de entrada del sistema:</w:t>
+      </w:r>
+    </w:p>
+    <w:p>
+      <w:pPr>
+        <w:numPr>
+          <w:ilvl w:val="0"/>
+          <w:numId w:val="8"/>
+        </w:numPr>
+        <w:spacing w:after="0" w:afterAutospacing="0" w:before="240" w:lineRule="auto"/>
+        <w:ind w:left="720" w:hanging="360"/>
+      </w:pPr>
+      <w:r>
+        <w:rPr>
+          <w:rtl w:val="0"/>
+        </w:rPr>
+        <w:t xml:space="preserve">nftables como firewall</w:t>
+      </w:r>
+    </w:p>
+    <w:p>
+      <w:pPr>
+        <w:numPr>
+          <w:ilvl w:val="0"/>
+          <w:numId w:val="8"/>
+        </w:numPr>
+        <w:spacing w:after="0" w:afterAutospacing="0" w:before="0" w:beforeAutospacing="0" w:lineRule="auto"/>
+        <w:ind w:left="720" w:hanging="360"/>
+      </w:pPr>
+      <w:r>
+        <w:rPr>
+          <w:rtl w:val="0"/>
+        </w:rPr>
+        <w:t xml:space="preserve">dnsmasq para DNS interno</w:t>
+      </w:r>
+    </w:p>
+    <w:p>
+      <w:pPr>
+        <w:numPr>
+          <w:ilvl w:val="0"/>
+          <w:numId w:val="8"/>
+        </w:numPr>
+        <w:spacing w:after="0" w:afterAutospacing="0" w:before="0" w:beforeAutospacing="0" w:lineRule="auto"/>
+        <w:ind w:left="720" w:hanging="360"/>
+      </w:pPr>
+      <w:r>
+        <w:rPr>
+          <w:rtl w:val="0"/>
+        </w:rPr>
+        <w:t xml:space="preserve">NAT y DNAT hacia worker3</w:t>
+      </w:r>
+    </w:p>
+    <w:p>
+      <w:pPr>
+        <w:numPr>
+          <w:ilvl w:val="0"/>
+          <w:numId w:val="8"/>
+        </w:numPr>
+        <w:spacing w:after="240" w:before="0" w:beforeAutospacing="0" w:lineRule="auto"/>
+        <w:ind w:left="720" w:hanging="360"/>
+      </w:pPr>
+      <w:r>
+        <w:rPr>
+          <w:rtl w:val="0"/>
+        </w:rPr>
+        <w:t xml:space="preserve">exposición HTTP/HTTPS</w:t>
+      </w:r>
+    </w:p>
+    <w:p>
+      <w:pPr>
+        <w:pStyle w:val="Heading4"/>
+        <w:keepNext w:val="0"/>
+        <w:keepLines w:val="0"/>
+        <w:spacing w:after="40" w:before="240" w:lineRule="auto"/>
+        <w:rPr>
+          <w:rFonts w:ascii="Open Sans" w:cs="Open Sans" w:eastAsia="Open Sans" w:hAnsi="Open Sans"/>
+          <w:b w:val="1"/>
+          <w:bCs w:val="1"/>
+          <w:color w:val="695d46"/>
+          <w:u w:val="none"/>
+        </w:rPr>
+      </w:pPr>
+      <w:bookmarkStart w:colFirst="0" w:colLast="0" w:name="_soakagd85k5l" w:id="30"/>
+      <w:bookmarkEnd w:id="30"/>
+      <w:r>
+        <w:rPr>
+          <w:rFonts w:ascii="Open Sans" w:cs="Open Sans" w:eastAsia="Open Sans" w:hAnsi="Open Sans"/>
+          <w:b w:val="1"/>
+          <w:bCs w:val="1"/>
+          <w:color w:val="695d46"/>
+          <w:u w:val="none"/>
+          <w:rtl w:val="0"/>
+        </w:rPr>
+        <w:t xml:space="preserve">Problema inicial</w:t>
+      </w:r>
+    </w:p>
+    <w:p>
+      <w:pPr>
+        <w:spacing w:after="240" w:before="240" w:lineRule="auto"/>
+        <w:rPr/>
+      </w:pPr>
+      <w:r>
+        <w:rPr>
+          <w:rtl w:val="0"/>
+        </w:rPr>
+        <w:t xml:space="preserve">El tráfico no llegaba correctamente a los servicios internos.</w:t>
+      </w:r>
+    </w:p>
+    <w:p>
+      <w:pPr>
+        <w:pStyle w:val="Heading4"/>
+        <w:keepNext w:val="0"/>
+        <w:keepLines w:val="0"/>
+        <w:spacing w:after="40" w:before="240" w:lineRule="auto"/>
+        <w:rPr>
+          <w:rFonts w:ascii="Open Sans" w:cs="Open Sans" w:eastAsia="Open Sans" w:hAnsi="Open Sans"/>
+          <w:b w:val="1"/>
+          <w:bCs w:val="1"/>
+          <w:color w:val="695d46"/>
+          <w:u w:val="none"/>
+        </w:rPr>
+      </w:pPr>
+      <w:bookmarkStart w:colFirst="0" w:colLast="0" w:name="_n7idpqkz4xa1" w:id="31"/>
+      <w:bookmarkEnd w:id="31"/>
+      <w:r>
+        <w:rPr>
+          <w:rFonts w:ascii="Open Sans" w:cs="Open Sans" w:eastAsia="Open Sans" w:hAnsi="Open Sans"/>
+          <w:b w:val="1"/>
+          <w:bCs w:val="1"/>
+          <w:color w:val="695d46"/>
+          <w:u w:val="none"/>
+          <w:rtl w:val="0"/>
+        </w:rPr>
+        <w:t xml:space="preserve">Causa</w:t>
+      </w:r>
+    </w:p>
+    <w:p>
+      <w:pPr>
+        <w:numPr>
+          <w:ilvl w:val="0"/>
+          <w:numId w:val="26"/>
+        </w:numPr>
+        <w:spacing w:after="0" w:afterAutospacing="0" w:before="240" w:lineRule="auto"/>
+        <w:ind w:left="720" w:hanging="360"/>
+      </w:pPr>
+      <w:r>
+        <w:rPr>
+          <w:rtl w:val="0"/>
+        </w:rPr>
+        <w:t xml:space="preserve">conflictos entre NAT de Vagrant y VirtualBox</w:t>
+      </w:r>
+    </w:p>
+    <w:p>
+      <w:pPr>
+        <w:numPr>
+          <w:ilvl w:val="0"/>
+          <w:numId w:val="26"/>
+        </w:numPr>
+        <w:spacing w:after="0" w:afterAutospacing="0" w:before="0" w:beforeAutospacing="0" w:lineRule="auto"/>
+        <w:ind w:left="720" w:hanging="360"/>
+      </w:pPr>
+      <w:r>
+        <w:rPr>
+          <w:rtl w:val="0"/>
+        </w:rPr>
+        <w:t xml:space="preserve">rutas incompletas en el gateway</w:t>
+      </w:r>
+    </w:p>
+    <w:p>
+      <w:pPr>
+        <w:numPr>
+          <w:ilvl w:val="0"/>
+          <w:numId w:val="26"/>
+        </w:numPr>
+        <w:spacing w:after="240" w:before="0" w:beforeAutospacing="0" w:lineRule="auto"/>
+        <w:ind w:left="720" w:hanging="360"/>
+      </w:pPr>
+      <w:r>
+        <w:rPr>
+          <w:rtl w:val="0"/>
+        </w:rPr>
+        <w:t xml:space="preserve">forwarding mal configurado</w:t>
+      </w:r>
+    </w:p>
+    <w:p>
+      <w:pPr>
+        <w:pStyle w:val="Heading4"/>
+        <w:keepNext w:val="0"/>
+        <w:keepLines w:val="0"/>
+        <w:spacing w:after="40" w:before="240" w:lineRule="auto"/>
+        <w:rPr>
+          <w:rFonts w:ascii="Open Sans" w:cs="Open Sans" w:eastAsia="Open Sans" w:hAnsi="Open Sans"/>
+          <w:b w:val="1"/>
+          <w:bCs w:val="1"/>
+          <w:color w:val="695d46"/>
+          <w:u w:val="none"/>
+        </w:rPr>
+      </w:pPr>
+      <w:bookmarkStart w:colFirst="0" w:colLast="0" w:name="_gianai1eynyp" w:id="32"/>
+      <w:bookmarkEnd w:id="32"/>
+      <w:r>
+        <w:rPr>
+          <w:rFonts w:ascii="Open Sans" w:cs="Open Sans" w:eastAsia="Open Sans" w:hAnsi="Open Sans"/>
+          <w:b w:val="1"/>
+          <w:bCs w:val="1"/>
+          <w:color w:val="695d46"/>
+          <w:u w:val="none"/>
+          <w:rtl w:val="0"/>
+        </w:rPr>
+        <w:t xml:space="preserve">Solución</w:t>
+      </w:r>
+    </w:p>
+    <w:p>
+      <w:pPr>
+        <w:numPr>
+          <w:ilvl w:val="0"/>
+          <w:numId w:val="24"/>
+        </w:numPr>
+        <w:spacing w:after="0" w:afterAutospacing="0" w:before="240" w:lineRule="auto"/>
+        <w:ind w:left="720" w:hanging="360"/>
+      </w:pPr>
+      <w:r>
+        <w:rPr>
+          <w:rtl w:val="0"/>
+        </w:rPr>
+        <w:t xml:space="preserve">corrección de reglas nftables</w:t>
+      </w:r>
+    </w:p>
+    <w:p>
+      <w:pPr>
+        <w:numPr>
+          <w:ilvl w:val="0"/>
+          <w:numId w:val="24"/>
+        </w:numPr>
+        <w:spacing w:after="0" w:afterAutospacing="0" w:before="0" w:beforeAutospacing="0" w:lineRule="auto"/>
+        <w:ind w:left="720" w:hanging="360"/>
+      </w:pPr>
+      <w:r>
+        <w:rPr>
+          <w:rtl w:val="0"/>
+        </w:rPr>
+        <w:t xml:space="preserve">activación de ip_forward</w:t>
+      </w:r>
+    </w:p>
+    <w:p>
+      <w:pPr>
+        <w:numPr>
+          <w:ilvl w:val="0"/>
+          <w:numId w:val="24"/>
+        </w:numPr>
+        <w:spacing w:after="0" w:afterAutospacing="0" w:before="0" w:beforeAutospacing="0" w:lineRule="auto"/>
+        <w:ind w:left="720" w:hanging="360"/>
+      </w:pPr>
+      <w:r>
+        <w:rPr>
+          <w:rtl w:val="0"/>
+        </w:rPr>
+        <w:t xml:space="preserve">ajuste de rutas estáticas</w:t>
+      </w:r>
+    </w:p>
+    <w:p>
+      <w:pPr>
+        <w:numPr>
+          <w:ilvl w:val="0"/>
+          <w:numId w:val="24"/>
+        </w:numPr>
+        <w:spacing w:after="240" w:before="0" w:beforeAutospacing="0" w:lineRule="auto"/>
+        <w:ind w:left="720" w:hanging="360"/>
+      </w:pPr>
+      <w:r>
+        <w:rPr>
+          <w:rtl w:val="0"/>
+        </w:rPr>
+        <w:t xml:space="preserve">reorganización del flujo de red</w:t>
+      </w:r>
+    </w:p>
+    <w:p>
+      <w:pPr>
+        <w:pStyle w:val="Heading4"/>
+        <w:keepNext w:val="0"/>
+        <w:keepLines w:val="0"/>
+        <w:spacing w:after="40" w:before="240" w:lineRule="auto"/>
+        <w:rPr>
+          <w:rFonts w:ascii="Open Sans" w:cs="Open Sans" w:eastAsia="Open Sans" w:hAnsi="Open Sans"/>
+          <w:b w:val="1"/>
+          <w:bCs w:val="1"/>
+          <w:color w:val="695d46"/>
+          <w:u w:val="none"/>
+        </w:rPr>
+      </w:pPr>
+      <w:bookmarkStart w:colFirst="0" w:colLast="0" w:name="_ydkoyw2iwhjw" w:id="33"/>
+      <w:bookmarkEnd w:id="33"/>
+      <w:r>
+        <w:rPr>
+          <w:rFonts w:ascii="Open Sans" w:cs="Open Sans" w:eastAsia="Open Sans" w:hAnsi="Open Sans"/>
+          <w:b w:val="1"/>
+          <w:bCs w:val="1"/>
+          <w:color w:val="695d46"/>
+          <w:u w:val="none"/>
+          <w:rtl w:val="0"/>
+        </w:rPr>
+        <w:t xml:space="preserve">Resultado final</w:t>
+      </w:r>
+    </w:p>
+    <w:p>
+      <w:pPr>
+        <w:spacing w:after="240" w:before="240" w:lineRule="auto"/>
+        <w:rPr/>
+      </w:pPr>
+      <w:r>
+        <w:rPr>
+          <w:rtl w:val="0"/>
+        </w:rPr>
+        <w:t xml:space="preserve">Flujo correcto:</w:t>
+      </w:r>
+    </w:p>
+    <w:p>
+      <w:pPr>
+        <w:spacing w:after="240" w:before="240" w:lineRule="auto"/>
+        <w:rPr/>
+      </w:pPr>
+      <w:r>
+        <w:rPr>
+          <w:rFonts w:ascii="Arial Unicode MS" w:cs="Arial Unicode MS" w:eastAsia="Arial Unicode MS" w:hAnsi="Arial Unicode MS"/>
+          <w:rtl w:val="0"/>
+        </w:rPr>
+        <w:t xml:space="preserve">Internet → edge-gateway → worker3 → ingress → servicios Kubernetes</w:t>
+      </w:r>
+    </w:p>
+    <w:p>
+      <w:pPr>
+        <w:pStyle w:val="Heading2"/>
+        <w:spacing w:after="80" w:before="360" w:line="288" w:lineRule="auto"/>
+        <w:rPr>
+          <w:rFonts w:ascii="Open Sans" w:cs="Open Sans" w:eastAsia="Open Sans" w:hAnsi="Open Sans"/>
+          <w:b w:val="1"/>
+          <w:bCs w:val="1"/>
+          <w:color w:val="695d46"/>
+          <w:sz w:val="34"/>
+          <w:szCs w:val="34"/>
+        </w:rPr>
+      </w:pPr>
+      <w:bookmarkStart w:colFirst="0" w:colLast="0" w:name="_tt4o6hj3g0km" w:id="34"/>
+      <w:bookmarkEnd w:id="34"/>
+      <w:r>
+        <w:rPr>
+          <w:rFonts w:ascii="Open Sans" w:cs="Open Sans" w:eastAsia="Open Sans" w:hAnsi="Open Sans"/>
+          <w:b w:val="1"/>
+          <w:bCs w:val="1"/>
+          <w:color w:val="695d46"/>
+          <w:sz w:val="34"/>
+          <w:szCs w:val="34"/>
+          <w:rtl w:val="0"/>
+        </w:rPr>
+        <w:t xml:space="preserve">8. Problemas técnicos relevantes</w:t>
+      </w:r>
+    </w:p>
+    <w:p>
+      <w:pPr>
+        <w:spacing w:after="240" w:before="240" w:lineRule="auto"/>
+        <w:rPr/>
+      </w:pPr>
+      <w:r>
+        <w:rPr>
+          <w:rtl w:val="0"/>
+        </w:rPr>
+        <w:t xml:space="preserve">Durante el desarrollo se encontraron problemas críticos:</w:t>
+      </w:r>
+    </w:p>
+    <w:p>
+      <w:pPr>
+        <w:numPr>
+          <w:ilvl w:val="0"/>
+          <w:numId w:val="9"/>
+        </w:numPr>
+        <w:spacing w:after="0" w:afterAutospacing="0" w:before="240" w:lineRule="auto"/>
+        <w:ind w:left="720" w:hanging="360"/>
+      </w:pPr>
+      <w:r>
+        <w:rPr>
+          <w:rtl w:val="0"/>
+        </w:rPr>
+        <w:t xml:space="preserve">containerd no instalado inicialmente</w:t>
+      </w:r>
+    </w:p>
+    <w:p>
+      <w:pPr>
+        <w:numPr>
+          <w:ilvl w:val="0"/>
+          <w:numId w:val="9"/>
+        </w:numPr>
+        <w:spacing w:after="0" w:afterAutospacing="0" w:before="0" w:beforeAutospacing="0" w:lineRule="auto"/>
+        <w:ind w:left="720" w:hanging="360"/>
+      </w:pPr>
+      <w:r>
+        <w:rPr>
+          <w:rtl w:val="0"/>
+        </w:rPr>
+        <w:t xml:space="preserve">módulos del kernel desactivados</w:t>
+      </w:r>
+    </w:p>
+    <w:p>
+      <w:pPr>
+        <w:numPr>
+          <w:ilvl w:val="0"/>
+          <w:numId w:val="9"/>
+        </w:numPr>
+        <w:spacing w:after="0" w:afterAutospacing="0" w:before="0" w:beforeAutospacing="0" w:lineRule="auto"/>
+        <w:ind w:left="720" w:hanging="360"/>
+      </w:pPr>
+      <w:r>
+        <w:rPr>
+          <w:rtl w:val="0"/>
+        </w:rPr>
+        <w:t xml:space="preserve">timeouts en kubeadm init por descarga de imágenes</w:t>
+      </w:r>
+    </w:p>
+    <w:p>
+      <w:pPr>
+        <w:numPr>
+          <w:ilvl w:val="0"/>
+          <w:numId w:val="9"/>
+        </w:numPr>
+        <w:spacing w:after="0" w:afterAutospacing="0" w:before="0" w:beforeAutospacing="0" w:lineRule="auto"/>
+        <w:ind w:left="720" w:hanging="360"/>
+      </w:pPr>
+      <w:r>
+        <w:rPr>
+          <w:rtl w:val="0"/>
+        </w:rPr>
+        <w:t xml:space="preserve">ausencia de kube-proxy en primeras ejecuciones</w:t>
+      </w:r>
+    </w:p>
+    <w:p>
+      <w:pPr>
+        <w:numPr>
+          <w:ilvl w:val="0"/>
+          <w:numId w:val="9"/>
+        </w:numPr>
+        <w:spacing w:after="0" w:afterAutospacing="0" w:before="0" w:beforeAutospacing="0" w:lineRule="auto"/>
+        <w:ind w:left="720" w:hanging="360"/>
+      </w:pPr>
+      <w:r>
+        <w:rPr>
+          <w:rtl w:val="0"/>
+        </w:rPr>
+        <w:t xml:space="preserve">errores RBAC en kubeadm join</w:t>
+      </w:r>
+    </w:p>
+    <w:p>
+      <w:pPr>
+        <w:numPr>
+          <w:ilvl w:val="0"/>
+          <w:numId w:val="9"/>
+        </w:numPr>
+        <w:spacing w:after="0" w:afterAutospacing="0" w:before="0" w:beforeAutospacing="0" w:lineRule="auto"/>
+        <w:ind w:left="720" w:hanging="360"/>
+      </w:pPr>
+      <w:r>
+        <w:rPr>
+          <w:rtl w:val="0"/>
+        </w:rPr>
+        <w:t xml:space="preserve">selección incorrecta de interfaz de red</w:t>
+      </w:r>
+    </w:p>
+    <w:p>
+      <w:pPr>
+        <w:numPr>
+          <w:ilvl w:val="0"/>
+          <w:numId w:val="9"/>
+        </w:numPr>
+        <w:spacing w:after="0" w:afterAutospacing="0" w:before="0" w:beforeAutospacing="0" w:lineRule="auto"/>
+        <w:ind w:left="720" w:hanging="360"/>
+      </w:pPr>
+      <w:r>
+        <w:rPr>
+          <w:rtl w:val="0"/>
+        </w:rPr>
+        <w:t xml:space="preserve">fallos de join por timing</w:t>
+      </w:r>
+    </w:p>
+    <w:p>
+      <w:pPr>
+        <w:numPr>
+          <w:ilvl w:val="0"/>
+          <w:numId w:val="9"/>
+        </w:numPr>
+        <w:spacing w:after="0" w:afterAutospacing="0" w:before="0" w:beforeAutospacing="0" w:lineRule="auto"/>
+        <w:ind w:left="720" w:hanging="360"/>
+      </w:pPr>
+      <w:r>
+        <w:rPr>
+          <w:rtl w:val="0"/>
+        </w:rPr>
+        <w:t xml:space="preserve">lentitud de sudo por DNS</w:t>
+      </w:r>
+    </w:p>
+    <w:p>
+      <w:pPr>
+        <w:numPr>
+          <w:ilvl w:val="0"/>
+          <w:numId w:val="9"/>
+        </w:numPr>
+        <w:spacing w:after="0" w:afterAutospacing="0" w:before="0" w:beforeAutospacing="0" w:lineRule="auto"/>
+        <w:ind w:left="720" w:hanging="360"/>
+      </w:pPr>
+      <w:r>
+        <w:rPr>
+          <w:rtl w:val="0"/>
+        </w:rPr>
+        <w:t xml:space="preserve">degradación del clúster por acumulación de errores</w:t>
+      </w:r>
+    </w:p>
+    <w:p>
+      <w:pPr>
+        <w:numPr>
+          <w:ilvl w:val="0"/>
+          <w:numId w:val="9"/>
+        </w:numPr>
+        <w:spacing w:after="240" w:before="0" w:beforeAutospacing="0" w:lineRule="auto"/>
+        <w:ind w:left="720" w:hanging="360"/>
+      </w:pPr>
+      <w:r>
+        <w:rPr>
+          <w:rtl w:val="0"/>
+        </w:rPr>
+        <w:t xml:space="preserve">fallos de Calico por timeout del API Server</w:t>
+      </w:r>
+    </w:p>
+    <w:p>
+      <w:pPr>
+        <w:spacing w:after="240" w:before="240" w:lineRule="auto"/>
+        <w:rPr/>
+      </w:pPr>
+      <w:r>
+        <w:rPr>
+          <w:rtl w:val="0"/>
+        </w:rPr>
+        <w:t xml:space="preserve">Todos fueron resueltos mediante ajustes en Ansible y reconfiguración del sistema.</w:t>
+      </w:r>
+    </w:p>
+    <w:p>
+      <w:pPr>
+        <w:spacing w:after="240" w:before="240" w:lineRule="auto"/>
+        <w:rPr/>
+      </w:pPr>
+      <w:r>
+        <w:rPr>
+          <w:rtl w:val="0"/>
+        </w:rPr>
+      </w:r>
+    </w:p>
+    <w:p>
+      <w:pPr>
+        <w:spacing w:after="240" w:before="240" w:lineRule="auto"/>
+        <w:rPr/>
+      </w:pPr>
+      <w:r>
+        <w:rPr>
+          <w:rtl w:val="0"/>
+        </w:rPr>
+      </w:r>
+    </w:p>
+    <w:p>
+      <w:pPr>
+        <w:spacing w:after="240" w:before="240" w:lineRule="auto"/>
+        <w:rPr/>
+      </w:pPr>
+      <w:r>
+        <w:rPr>
+          <w:rtl w:val="0"/>
+        </w:rPr>
+      </w:r>
+    </w:p>
+    <w:p>
+      <w:pPr>
+        <w:spacing w:after="240" w:before="240" w:lineRule="auto"/>
+        <w:rPr/>
+      </w:pPr>
+      <w:r>
+        <w:rPr>
+          <w:rtl w:val="0"/>
+        </w:rPr>
+      </w:r>
+    </w:p>
+    <w:p>
+      <w:pPr>
+        <w:pStyle w:val="Heading2"/>
+        <w:spacing w:after="80" w:before="360" w:line="288" w:lineRule="auto"/>
+        <w:rPr>
+          <w:rFonts w:ascii="Open Sans" w:cs="Open Sans" w:eastAsia="Open Sans" w:hAnsi="Open Sans"/>
+          <w:b w:val="1"/>
+          <w:bCs w:val="1"/>
+          <w:color w:val="695d46"/>
+          <w:sz w:val="34"/>
+          <w:szCs w:val="34"/>
+        </w:rPr>
+      </w:pPr>
+      <w:bookmarkStart w:colFirst="0" w:colLast="0" w:name="_t8ml95w32ptf" w:id="35"/>
+      <w:bookmarkEnd w:id="35"/>
+      <w:r>
+        <w:rPr>
+          <w:rFonts w:ascii="Open Sans" w:cs="Open Sans" w:eastAsia="Open Sans" w:hAnsi="Open Sans"/>
+          <w:b w:val="1"/>
+          <w:bCs w:val="1"/>
+          <w:color w:val="695d46"/>
+          <w:sz w:val="34"/>
+          <w:szCs w:val="34"/>
+          <w:rtl w:val="0"/>
+        </w:rPr>
+        <w:t xml:space="preserve">9. Estado final del sistema</w:t>
+      </w:r>
+    </w:p>
+    <w:p>
+      <w:pPr>
+        <w:spacing w:after="240" w:before="240" w:lineRule="auto"/>
+        <w:rPr/>
+      </w:pPr>
+      <w:r>
+        <w:rPr>
+          <w:rtl w:val="0"/>
+        </w:rPr>
         <w:t xml:space="preserve">El sistema final es un entorno funcional compuesto por:</w:t>
       </w:r>
     </w:p>
@@ -2521,7 +3549,7 @@
       <w:pPr>
         <w:numPr>
           <w:ilvl w:val="0"/>
-          <w:numId w:val="12"/>
+          <w:numId w:val="14"/>
         </w:numPr>
         <w:spacing w:after="0" w:afterAutospacing="0" w:before="240" w:lineRule="auto"/>
         <w:ind w:left="720" w:hanging="360"/>
@@ -2530,14 +3558,14 @@
         <w:rPr>
           <w:rtl w:val="0"/>
         </w:rPr>
-        <w:t xml:space="preserve">Kubernetes v1.28 completamente operativo</w:t>
-      </w:r>
-    </w:p>
-    <w:p>
-      <w:pPr>
-        <w:numPr>
-          <w:ilvl w:val="0"/>
-          <w:numId w:val="12"/>
+        <w:t xml:space="preserve">Kubernetes v1.28 operativo</w:t>
+      </w:r>
+    </w:p>
+    <w:p>
+      <w:pPr>
+        <w:numPr>
+          <w:ilvl w:val="0"/>
+          <w:numId w:val="14"/>
         </w:numPr>
         <w:spacing w:after="0" w:afterAutospacing="0" w:before="0" w:beforeAutospacing="0" w:lineRule="auto"/>
         <w:ind w:left="720" w:hanging="360"/>
@@ -2546,14 +3574,14 @@
         <w:rPr>
           <w:rtl w:val="0"/>
         </w:rPr>
-        <w:t xml:space="preserve">Flannel como red de pods</w:t>
-      </w:r>
-    </w:p>
-    <w:p>
-      <w:pPr>
-        <w:numPr>
-          <w:ilvl w:val="0"/>
-          <w:numId w:val="12"/>
+        <w:t xml:space="preserve">Flannel como CNI</w:t>
+      </w:r>
+    </w:p>
+    <w:p>
+      <w:pPr>
+        <w:numPr>
+          <w:ilvl w:val="0"/>
+          <w:numId w:val="14"/>
         </w:numPr>
         <w:spacing w:after="0" w:afterAutospacing="0" w:before="0" w:beforeAutospacing="0" w:lineRule="auto"/>
         <w:ind w:left="720" w:hanging="360"/>
@@ -2562,14 +3590,14 @@
         <w:rPr>
           <w:rtl w:val="0"/>
         </w:rPr>
-        <w:t xml:space="preserve">Ansible como sistema de automatización</w:t>
-      </w:r>
-    </w:p>
-    <w:p>
-      <w:pPr>
-        <w:numPr>
-          <w:ilvl w:val="0"/>
-          <w:numId w:val="12"/>
+        <w:t xml:space="preserve">Ansible como automatización principal</w:t>
+      </w:r>
+    </w:p>
+    <w:p>
+      <w:pPr>
+        <w:numPr>
+          <w:ilvl w:val="0"/>
+          <w:numId w:val="14"/>
         </w:numPr>
         <w:spacing w:after="0" w:afterAutospacing="0" w:before="0" w:beforeAutospacing="0" w:lineRule="auto"/>
         <w:ind w:left="720" w:hanging="360"/>
@@ -2578,14 +3606,14 @@
         <w:rPr>
           <w:rtl w:val="0"/>
         </w:rPr>
-        <w:t xml:space="preserve">Edge gateway como DMZ de entrada</w:t>
-      </w:r>
-    </w:p>
-    <w:p>
-      <w:pPr>
-        <w:numPr>
-          <w:ilvl w:val="0"/>
-          <w:numId w:val="12"/>
+        <w:t xml:space="preserve">Edge gateway como DMZ</w:t>
+      </w:r>
+    </w:p>
+    <w:p>
+      <w:pPr>
+        <w:numPr>
+          <w:ilvl w:val="0"/>
+          <w:numId w:val="14"/>
         </w:numPr>
         <w:spacing w:after="240" w:before="0" w:beforeAutospacing="0" w:lineRule="auto"/>
         <w:ind w:left="720" w:hanging="360"/>
@@ -2601,7 +3629,10 @@
       <w:pPr>
         <w:spacing w:after="240" w:before="240" w:lineRule="auto"/>
         <w:ind w:left="0" w:firstLine="0"/>
-        <w:rPr/>
+        <w:rPr>
+          <w:sz w:val="46"/>
+          <w:szCs w:val="46"/>
+        </w:rPr>
       </w:pPr>
       <w:r>
         <w:rPr>
@@ -2733,8 +3764,8 @@
   <w:abstractNum w:abstractNumId="2">
     <w:lvl w:ilvl="0">
       <w:start w:val="1"/>
-      <w:numFmt w:val="bullet"/>
-      <w:lvlText w:val="●"/>
+      <w:numFmt w:val="decimal"/>
+      <w:lvlText w:val="%1."/>
       <w:lvlJc w:val="left"/>
       <w:pPr>
         <w:ind w:left="720" w:hanging="360"/>
@@ -2757,8 +3788,8 @@
     </w:lvl>
     <w:lvl w:ilvl="2">
       <w:start w:val="1"/>
-      <w:numFmt w:val="bullet"/>
-      <w:lvlText w:val="■"/>
+      <w:numFmt w:val="lowerRoman"/>
+      <w:lvlText w:val="%3."/>
       <w:lvlJc w:val="left"/>
       <w:pPr>
         <w:ind w:left="2160" w:hanging="360"/>
@@ -2769,8 +3800,8 @@
     </w:lvl>
     <w:lvl w:ilvl="3">
       <w:start w:val="1"/>
-      <w:numFmt w:val="bullet"/>
-      <w:lvlText w:val="●"/>
+      <w:numFmt w:val="decimal"/>
+      <w:lvlText w:val="%4."/>
       <w:lvlJc w:val="left"/>
       <w:pPr>
         <w:ind w:left="2880" w:hanging="360"/>
@@ -2781,8 +3812,8 @@
     </w:lvl>
     <w:lvl w:ilvl="4">
       <w:start w:val="1"/>
-      <w:numFmt w:val="bullet"/>
-      <w:lvlText w:val="○"/>
+      <w:numFmt w:val="lowerLetter"/>
+      <w:lvlText w:val="%5."/>
       <w:lvlJc w:val="left"/>
       <w:pPr>
         <w:ind w:left="3600" w:hanging="360"/>
@@ -2793,8 +3824,8 @@
     </w:lvl>
     <w:lvl w:ilvl="5">
       <w:start w:val="1"/>
-      <w:numFmt w:val="bullet"/>
-      <w:lvlText w:val="■"/>
+      <w:numFmt w:val="lowerRoman"/>
+      <w:lvlText w:val="%6."/>
       <w:lvlJc w:val="left"/>
       <w:pPr>
         <w:ind w:left="4320" w:hanging="360"/>
@@ -2805,8 +3836,8 @@
     </w:lvl>
     <w:lvl w:ilvl="6">
       <w:start w:val="1"/>
-      <w:numFmt w:val="bullet"/>
-      <w:lvlText w:val="●"/>
+      <w:numFmt w:val="decimal"/>
+      <w:lvlText w:val="%7."/>
       <w:lvlJc w:val="left"/>
       <w:pPr>
         <w:ind w:left="5040" w:hanging="360"/>
@@ -2817,8 +3848,8 @@
     </w:lvl>
     <w:lvl w:ilvl="7">
       <w:start w:val="1"/>
-      <w:numFmt w:val="bullet"/>
-      <w:lvlText w:val="○"/>
+      <w:numFmt w:val="lowerLetter"/>
+      <w:lvlText w:val="%8."/>
       <w:lvlJc w:val="left"/>
       <w:pPr>
         <w:ind w:left="5760" w:hanging="360"/>
@@ -2829,8 +3860,8 @@
     </w:lvl>
     <w:lvl w:ilvl="8">
       <w:start w:val="1"/>
-      <w:numFmt w:val="bullet"/>
-      <w:lvlText w:val="■"/>
+      <w:numFmt w:val="lowerRoman"/>
+      <w:lvlText w:val="%9."/>
       <w:lvlJc w:val="left"/>
       <w:pPr>
         <w:ind w:left="6480" w:hanging="360"/>
@@ -4603,8 +5634,8 @@
   <w:abstractNum w:abstractNumId="19">
     <w:lvl w:ilvl="0">
       <w:start w:val="1"/>
-      <w:numFmt w:val="decimal"/>
-      <w:lvlText w:val="%1."/>
+      <w:numFmt w:val="bullet"/>
+      <w:lvlText w:val="●"/>
       <w:lvlJc w:val="left"/>
       <w:pPr>
         <w:ind w:left="720" w:hanging="360"/>
@@ -4615,8 +5646,8 @@
     </w:lvl>
     <w:lvl w:ilvl="1">
       <w:start w:val="1"/>
-      <w:numFmt w:val="lowerLetter"/>
-      <w:lvlText w:val="%2."/>
+      <w:numFmt w:val="bullet"/>
+      <w:lvlText w:val="○"/>
       <w:lvlJc w:val="left"/>
       <w:pPr>
         <w:ind w:left="1440" w:hanging="360"/>
@@ -4627,8 +5658,8 @@
     </w:lvl>
     <w:lvl w:ilvl="2">
       <w:start w:val="1"/>
-      <w:numFmt w:val="lowerRoman"/>
-      <w:lvlText w:val="%3."/>
+      <w:numFmt w:val="bullet"/>
+      <w:lvlText w:val="■"/>
       <w:lvlJc w:val="left"/>
       <w:pPr>
         <w:ind w:left="2160" w:hanging="360"/>
@@ -4639,8 +5670,8 @@
     </w:lvl>
     <w:lvl w:ilvl="3">
       <w:start w:val="1"/>
-      <w:numFmt w:val="decimal"/>
-      <w:lvlText w:val="%4."/>
+      <w:numFmt w:val="bullet"/>
+      <w:lvlText w:val="●"/>
       <w:lvlJc w:val="left"/>
       <w:pPr>
         <w:ind w:left="2880" w:hanging="360"/>
@@ -4651,8 +5682,8 @@
     </w:lvl>
     <w:lvl w:ilvl="4">
       <w:start w:val="1"/>
-      <w:numFmt w:val="lowerLetter"/>
-      <w:lvlText w:val="%5."/>
+      <w:numFmt w:val="bullet"/>
+      <w:lvlText w:val="○"/>
       <w:lvlJc w:val="left"/>
       <w:pPr>
         <w:ind w:left="3600" w:hanging="360"/>
@@ -4663,8 +5694,8 @@
     </w:lvl>
     <w:lvl w:ilvl="5">
       <w:start w:val="1"/>
-      <w:numFmt w:val="lowerRoman"/>
-      <w:lvlText w:val="%6."/>
+      <w:numFmt w:val="bullet"/>
+      <w:lvlText w:val="■"/>
       <w:lvlJc w:val="left"/>
       <w:pPr>
         <w:ind w:left="4320" w:hanging="360"/>
@@ -4675,8 +5706,8 @@
     </w:lvl>
     <w:lvl w:ilvl="6">
       <w:start w:val="1"/>
-      <w:numFmt w:val="decimal"/>
-      <w:lvlText w:val="%7."/>
+      <w:numFmt w:val="bullet"/>
+      <w:lvlText w:val="●"/>
       <w:lvlJc w:val="left"/>
       <w:pPr>
         <w:ind w:left="5040" w:hanging="360"/>
@@ -4687,8 +5718,8 @@
     </w:lvl>
     <w:lvl w:ilvl="7">
       <w:start w:val="1"/>
-      <w:numFmt w:val="lowerLetter"/>
-      <w:lvlText w:val="%8."/>
+      <w:numFmt w:val="bullet"/>
+      <w:lvlText w:val="○"/>
       <w:lvlJc w:val="left"/>
       <w:pPr>
         <w:ind w:left="5760" w:hanging="360"/>
@@ -4699,8 +5730,998 @@
     </w:lvl>
     <w:lvl w:ilvl="8">
       <w:start w:val="1"/>
-      <w:numFmt w:val="lowerRoman"/>
-      <w:lvlText w:val="%9."/>
+      <w:numFmt w:val="bullet"/>
+      <w:lvlText w:val="■"/>
+      <w:lvlJc w:val="left"/>
+      <w:pPr>
+        <w:ind w:left="6480" w:hanging="360"/>
+      </w:pPr>
+      <w:rPr>
+        <w:u w:val="none"/>
+      </w:rPr>
+    </w:lvl>
+  </w:abstractNum>
+  <w:abstractNum w:abstractNumId="20">
+    <w:lvl w:ilvl="0">
+      <w:start w:val="1"/>
+      <w:numFmt w:val="bullet"/>
+      <w:lvlText w:val="●"/>
+      <w:lvlJc w:val="left"/>
+      <w:pPr>
+        <w:ind w:left="720" w:hanging="360"/>
+      </w:pPr>
+      <w:rPr>
+        <w:u w:val="none"/>
+      </w:rPr>
+    </w:lvl>
+    <w:lvl w:ilvl="1">
+      <w:start w:val="1"/>
+      <w:numFmt w:val="bullet"/>
+      <w:lvlText w:val="○"/>
+      <w:lvlJc w:val="left"/>
+      <w:pPr>
+        <w:ind w:left="1440" w:hanging="360"/>
+      </w:pPr>
+      <w:rPr>
+        <w:u w:val="none"/>
+      </w:rPr>
+    </w:lvl>
+    <w:lvl w:ilvl="2">
+      <w:start w:val="1"/>
+      <w:numFmt w:val="bullet"/>
+      <w:lvlText w:val="■"/>
+      <w:lvlJc w:val="left"/>
+      <w:pPr>
+        <w:ind w:left="2160" w:hanging="360"/>
+      </w:pPr>
+      <w:rPr>
+        <w:u w:val="none"/>
+      </w:rPr>
+    </w:lvl>
+    <w:lvl w:ilvl="3">
+      <w:start w:val="1"/>
+      <w:numFmt w:val="bullet"/>
+      <w:lvlText w:val="●"/>
+      <w:lvlJc w:val="left"/>
+      <w:pPr>
+        <w:ind w:left="2880" w:hanging="360"/>
+      </w:pPr>
+      <w:rPr>
+        <w:u w:val="none"/>
+      </w:rPr>
+    </w:lvl>
+    <w:lvl w:ilvl="4">
+      <w:start w:val="1"/>
+      <w:numFmt w:val="bullet"/>
+      <w:lvlText w:val="○"/>
+      <w:lvlJc w:val="left"/>
+      <w:pPr>
+        <w:ind w:left="3600" w:hanging="360"/>
+      </w:pPr>
+      <w:rPr>
+        <w:u w:val="none"/>
+      </w:rPr>
+    </w:lvl>
+    <w:lvl w:ilvl="5">
+      <w:start w:val="1"/>
+      <w:numFmt w:val="bullet"/>
+      <w:lvlText w:val="■"/>
+      <w:lvlJc w:val="left"/>
+      <w:pPr>
+        <w:ind w:left="4320" w:hanging="360"/>
+      </w:pPr>
+      <w:rPr>
+        <w:u w:val="none"/>
+      </w:rPr>
+    </w:lvl>
+    <w:lvl w:ilvl="6">
+      <w:start w:val="1"/>
+      <w:numFmt w:val="bullet"/>
+      <w:lvlText w:val="●"/>
+      <w:lvlJc w:val="left"/>
+      <w:pPr>
+        <w:ind w:left="5040" w:hanging="360"/>
+      </w:pPr>
+      <w:rPr>
+        <w:u w:val="none"/>
+      </w:rPr>
+    </w:lvl>
+    <w:lvl w:ilvl="7">
+      <w:start w:val="1"/>
+      <w:numFmt w:val="bullet"/>
+      <w:lvlText w:val="○"/>
+      <w:lvlJc w:val="left"/>
+      <w:pPr>
+        <w:ind w:left="5760" w:hanging="360"/>
+      </w:pPr>
+      <w:rPr>
+        <w:u w:val="none"/>
+      </w:rPr>
+    </w:lvl>
+    <w:lvl w:ilvl="8">
+      <w:start w:val="1"/>
+      <w:numFmt w:val="bullet"/>
+      <w:lvlText w:val="■"/>
+      <w:lvlJc w:val="left"/>
+      <w:pPr>
+        <w:ind w:left="6480" w:hanging="360"/>
+      </w:pPr>
+      <w:rPr>
+        <w:u w:val="none"/>
+      </w:rPr>
+    </w:lvl>
+  </w:abstractNum>
+  <w:abstractNum w:abstractNumId="21">
+    <w:lvl w:ilvl="0">
+      <w:start w:val="1"/>
+      <w:numFmt w:val="bullet"/>
+      <w:lvlText w:val="●"/>
+      <w:lvlJc w:val="left"/>
+      <w:pPr>
+        <w:ind w:left="720" w:hanging="360"/>
+      </w:pPr>
+      <w:rPr>
+        <w:u w:val="none"/>
+      </w:rPr>
+    </w:lvl>
+    <w:lvl w:ilvl="1">
+      <w:start w:val="1"/>
+      <w:numFmt w:val="bullet"/>
+      <w:lvlText w:val="○"/>
+      <w:lvlJc w:val="left"/>
+      <w:pPr>
+        <w:ind w:left="1440" w:hanging="360"/>
+      </w:pPr>
+      <w:rPr>
+        <w:u w:val="none"/>
+      </w:rPr>
+    </w:lvl>
+    <w:lvl w:ilvl="2">
+      <w:start w:val="1"/>
+      <w:numFmt w:val="bullet"/>
+      <w:lvlText w:val="■"/>
+      <w:lvlJc w:val="left"/>
+      <w:pPr>
+        <w:ind w:left="2160" w:hanging="360"/>
+      </w:pPr>
+      <w:rPr>
+        <w:u w:val="none"/>
+      </w:rPr>
+    </w:lvl>
+    <w:lvl w:ilvl="3">
+      <w:start w:val="1"/>
+      <w:numFmt w:val="bullet"/>
+      <w:lvlText w:val="●"/>
+      <w:lvlJc w:val="left"/>
+      <w:pPr>
+        <w:ind w:left="2880" w:hanging="360"/>
+      </w:pPr>
+      <w:rPr>
+        <w:u w:val="none"/>
+      </w:rPr>
+    </w:lvl>
+    <w:lvl w:ilvl="4">
+      <w:start w:val="1"/>
+      <w:numFmt w:val="bullet"/>
+      <w:lvlText w:val="○"/>
+      <w:lvlJc w:val="left"/>
+      <w:pPr>
+        <w:ind w:left="3600" w:hanging="360"/>
+      </w:pPr>
+      <w:rPr>
+        <w:u w:val="none"/>
+      </w:rPr>
+    </w:lvl>
+    <w:lvl w:ilvl="5">
+      <w:start w:val="1"/>
+      <w:numFmt w:val="bullet"/>
+      <w:lvlText w:val="■"/>
+      <w:lvlJc w:val="left"/>
+      <w:pPr>
+        <w:ind w:left="4320" w:hanging="360"/>
+      </w:pPr>
+      <w:rPr>
+        <w:u w:val="none"/>
+      </w:rPr>
+    </w:lvl>
+    <w:lvl w:ilvl="6">
+      <w:start w:val="1"/>
+      <w:numFmt w:val="bullet"/>
+      <w:lvlText w:val="●"/>
+      <w:lvlJc w:val="left"/>
+      <w:pPr>
+        <w:ind w:left="5040" w:hanging="360"/>
+      </w:pPr>
+      <w:rPr>
+        <w:u w:val="none"/>
+      </w:rPr>
+    </w:lvl>
+    <w:lvl w:ilvl="7">
+      <w:start w:val="1"/>
+      <w:numFmt w:val="bullet"/>
+      <w:lvlText w:val="○"/>
+      <w:lvlJc w:val="left"/>
+      <w:pPr>
+        <w:ind w:left="5760" w:hanging="360"/>
+      </w:pPr>
+      <w:rPr>
+        <w:u w:val="none"/>
+      </w:rPr>
+    </w:lvl>
+    <w:lvl w:ilvl="8">
+      <w:start w:val="1"/>
+      <w:numFmt w:val="bullet"/>
+      <w:lvlText w:val="■"/>
+      <w:lvlJc w:val="left"/>
+      <w:pPr>
+        <w:ind w:left="6480" w:hanging="360"/>
+      </w:pPr>
+      <w:rPr>
+        <w:u w:val="none"/>
+      </w:rPr>
+    </w:lvl>
+  </w:abstractNum>
+  <w:abstractNum w:abstractNumId="22">
+    <w:lvl w:ilvl="0">
+      <w:start w:val="1"/>
+      <w:numFmt w:val="bullet"/>
+      <w:lvlText w:val="●"/>
+      <w:lvlJc w:val="left"/>
+      <w:pPr>
+        <w:ind w:left="720" w:hanging="360"/>
+      </w:pPr>
+      <w:rPr>
+        <w:u w:val="none"/>
+      </w:rPr>
+    </w:lvl>
+    <w:lvl w:ilvl="1">
+      <w:start w:val="1"/>
+      <w:numFmt w:val="bullet"/>
+      <w:lvlText w:val="○"/>
+      <w:lvlJc w:val="left"/>
+      <w:pPr>
+        <w:ind w:left="1440" w:hanging="360"/>
+      </w:pPr>
+      <w:rPr>
+        <w:u w:val="none"/>
+      </w:rPr>
+    </w:lvl>
+    <w:lvl w:ilvl="2">
+      <w:start w:val="1"/>
+      <w:numFmt w:val="bullet"/>
+      <w:lvlText w:val="■"/>
+      <w:lvlJc w:val="left"/>
+      <w:pPr>
+        <w:ind w:left="2160" w:hanging="360"/>
+      </w:pPr>
+      <w:rPr>
+        <w:u w:val="none"/>
+      </w:rPr>
+    </w:lvl>
+    <w:lvl w:ilvl="3">
+      <w:start w:val="1"/>
+      <w:numFmt w:val="bullet"/>
+      <w:lvlText w:val="●"/>
+      <w:lvlJc w:val="left"/>
+      <w:pPr>
+        <w:ind w:left="2880" w:hanging="360"/>
+      </w:pPr>
+      <w:rPr>
+        <w:u w:val="none"/>
+      </w:rPr>
+    </w:lvl>
+    <w:lvl w:ilvl="4">
+      <w:start w:val="1"/>
+      <w:numFmt w:val="bullet"/>
+      <w:lvlText w:val="○"/>
+      <w:lvlJc w:val="left"/>
+      <w:pPr>
+        <w:ind w:left="3600" w:hanging="360"/>
+      </w:pPr>
+      <w:rPr>
+        <w:u w:val="none"/>
+      </w:rPr>
+    </w:lvl>
+    <w:lvl w:ilvl="5">
+      <w:start w:val="1"/>
+      <w:numFmt w:val="bullet"/>
+      <w:lvlText w:val="■"/>
+      <w:lvlJc w:val="left"/>
+      <w:pPr>
+        <w:ind w:left="4320" w:hanging="360"/>
+      </w:pPr>
+      <w:rPr>
+        <w:u w:val="none"/>
+      </w:rPr>
+    </w:lvl>
+    <w:lvl w:ilvl="6">
+      <w:start w:val="1"/>
+      <w:numFmt w:val="bullet"/>
+      <w:lvlText w:val="●"/>
+      <w:lvlJc w:val="left"/>
+      <w:pPr>
+        <w:ind w:left="5040" w:hanging="360"/>
+      </w:pPr>
+      <w:rPr>
+        <w:u w:val="none"/>
+      </w:rPr>
+    </w:lvl>
+    <w:lvl w:ilvl="7">
+      <w:start w:val="1"/>
+      <w:numFmt w:val="bullet"/>
+      <w:lvlText w:val="○"/>
+      <w:lvlJc w:val="left"/>
+      <w:pPr>
+        <w:ind w:left="5760" w:hanging="360"/>
+      </w:pPr>
+      <w:rPr>
+        <w:u w:val="none"/>
+      </w:rPr>
+    </w:lvl>
+    <w:lvl w:ilvl="8">
+      <w:start w:val="1"/>
+      <w:numFmt w:val="bullet"/>
+      <w:lvlText w:val="■"/>
+      <w:lvlJc w:val="left"/>
+      <w:pPr>
+        <w:ind w:left="6480" w:hanging="360"/>
+      </w:pPr>
+      <w:rPr>
+        <w:u w:val="none"/>
+      </w:rPr>
+    </w:lvl>
+  </w:abstractNum>
+  <w:abstractNum w:abstractNumId="23">
+    <w:lvl w:ilvl="0">
+      <w:start w:val="1"/>
+      <w:numFmt w:val="bullet"/>
+      <w:lvlText w:val="●"/>
+      <w:lvlJc w:val="left"/>
+      <w:pPr>
+        <w:ind w:left="720" w:hanging="360"/>
+      </w:pPr>
+      <w:rPr>
+        <w:u w:val="none"/>
+      </w:rPr>
+    </w:lvl>
+    <w:lvl w:ilvl="1">
+      <w:start w:val="1"/>
+      <w:numFmt w:val="bullet"/>
+      <w:lvlText w:val="○"/>
+      <w:lvlJc w:val="left"/>
+      <w:pPr>
+        <w:ind w:left="1440" w:hanging="360"/>
+      </w:pPr>
+      <w:rPr>
+        <w:u w:val="none"/>
+      </w:rPr>
+    </w:lvl>
+    <w:lvl w:ilvl="2">
+      <w:start w:val="1"/>
+      <w:numFmt w:val="bullet"/>
+      <w:lvlText w:val="■"/>
+      <w:lvlJc w:val="left"/>
+      <w:pPr>
+        <w:ind w:left="2160" w:hanging="360"/>
+      </w:pPr>
+      <w:rPr>
+        <w:u w:val="none"/>
+      </w:rPr>
+    </w:lvl>
+    <w:lvl w:ilvl="3">
+      <w:start w:val="1"/>
+      <w:numFmt w:val="bullet"/>
+      <w:lvlText w:val="●"/>
+      <w:lvlJc w:val="left"/>
+      <w:pPr>
+        <w:ind w:left="2880" w:hanging="360"/>
+      </w:pPr>
+      <w:rPr>
+        <w:u w:val="none"/>
+      </w:rPr>
+    </w:lvl>
+    <w:lvl w:ilvl="4">
+      <w:start w:val="1"/>
+      <w:numFmt w:val="bullet"/>
+      <w:lvlText w:val="○"/>
+      <w:lvlJc w:val="left"/>
+      <w:pPr>
+        <w:ind w:left="3600" w:hanging="360"/>
+      </w:pPr>
+      <w:rPr>
+        <w:u w:val="none"/>
+      </w:rPr>
+    </w:lvl>
+    <w:lvl w:ilvl="5">
+      <w:start w:val="1"/>
+      <w:numFmt w:val="bullet"/>
+      <w:lvlText w:val="■"/>
+      <w:lvlJc w:val="left"/>
+      <w:pPr>
+        <w:ind w:left="4320" w:hanging="360"/>
+      </w:pPr>
+      <w:rPr>
+        <w:u w:val="none"/>
+      </w:rPr>
+    </w:lvl>
+    <w:lvl w:ilvl="6">
+      <w:start w:val="1"/>
+      <w:numFmt w:val="bullet"/>
+      <w:lvlText w:val="●"/>
+      <w:lvlJc w:val="left"/>
+      <w:pPr>
+        <w:ind w:left="5040" w:hanging="360"/>
+      </w:pPr>
+      <w:rPr>
+        <w:u w:val="none"/>
+      </w:rPr>
+    </w:lvl>
+    <w:lvl w:ilvl="7">
+      <w:start w:val="1"/>
+      <w:numFmt w:val="bullet"/>
+      <w:lvlText w:val="○"/>
+      <w:lvlJc w:val="left"/>
+      <w:pPr>
+        <w:ind w:left="5760" w:hanging="360"/>
+      </w:pPr>
+      <w:rPr>
+        <w:u w:val="none"/>
+      </w:rPr>
+    </w:lvl>
+    <w:lvl w:ilvl="8">
+      <w:start w:val="1"/>
+      <w:numFmt w:val="bullet"/>
+      <w:lvlText w:val="■"/>
+      <w:lvlJc w:val="left"/>
+      <w:pPr>
+        <w:ind w:left="6480" w:hanging="360"/>
+      </w:pPr>
+      <w:rPr>
+        <w:u w:val="none"/>
+      </w:rPr>
+    </w:lvl>
+  </w:abstractNum>
+  <w:abstractNum w:abstractNumId="24">
+    <w:lvl w:ilvl="0">
+      <w:start w:val="1"/>
+      <w:numFmt w:val="bullet"/>
+      <w:lvlText w:val="●"/>
+      <w:lvlJc w:val="left"/>
+      <w:pPr>
+        <w:ind w:left="720" w:hanging="360"/>
+      </w:pPr>
+      <w:rPr>
+        <w:u w:val="none"/>
+      </w:rPr>
+    </w:lvl>
+    <w:lvl w:ilvl="1">
+      <w:start w:val="1"/>
+      <w:numFmt w:val="bullet"/>
+      <w:lvlText w:val="○"/>
+      <w:lvlJc w:val="left"/>
+      <w:pPr>
+        <w:ind w:left="1440" w:hanging="360"/>
+      </w:pPr>
+      <w:rPr>
+        <w:u w:val="none"/>
+      </w:rPr>
+    </w:lvl>
+    <w:lvl w:ilvl="2">
+      <w:start w:val="1"/>
+      <w:numFmt w:val="bullet"/>
+      <w:lvlText w:val="■"/>
+      <w:lvlJc w:val="left"/>
+      <w:pPr>
+        <w:ind w:left="2160" w:hanging="360"/>
+      </w:pPr>
+      <w:rPr>
+        <w:u w:val="none"/>
+      </w:rPr>
+    </w:lvl>
+    <w:lvl w:ilvl="3">
+      <w:start w:val="1"/>
+      <w:numFmt w:val="bullet"/>
+      <w:lvlText w:val="●"/>
+      <w:lvlJc w:val="left"/>
+      <w:pPr>
+        <w:ind w:left="2880" w:hanging="360"/>
+      </w:pPr>
+      <w:rPr>
+        <w:u w:val="none"/>
+      </w:rPr>
+    </w:lvl>
+    <w:lvl w:ilvl="4">
+      <w:start w:val="1"/>
+      <w:numFmt w:val="bullet"/>
+      <w:lvlText w:val="○"/>
+      <w:lvlJc w:val="left"/>
+      <w:pPr>
+        <w:ind w:left="3600" w:hanging="360"/>
+      </w:pPr>
+      <w:rPr>
+        <w:u w:val="none"/>
+      </w:rPr>
+    </w:lvl>
+    <w:lvl w:ilvl="5">
+      <w:start w:val="1"/>
+      <w:numFmt w:val="bullet"/>
+      <w:lvlText w:val="■"/>
+      <w:lvlJc w:val="left"/>
+      <w:pPr>
+        <w:ind w:left="4320" w:hanging="360"/>
+      </w:pPr>
+      <w:rPr>
+        <w:u w:val="none"/>
+      </w:rPr>
+    </w:lvl>
+    <w:lvl w:ilvl="6">
+      <w:start w:val="1"/>
+      <w:numFmt w:val="bullet"/>
+      <w:lvlText w:val="●"/>
+      <w:lvlJc w:val="left"/>
+      <w:pPr>
+        <w:ind w:left="5040" w:hanging="360"/>
+      </w:pPr>
+      <w:rPr>
+        <w:u w:val="none"/>
+      </w:rPr>
+    </w:lvl>
+    <w:lvl w:ilvl="7">
+      <w:start w:val="1"/>
+      <w:numFmt w:val="bullet"/>
+      <w:lvlText w:val="○"/>
+      <w:lvlJc w:val="left"/>
+      <w:pPr>
+        <w:ind w:left="5760" w:hanging="360"/>
+      </w:pPr>
+      <w:rPr>
+        <w:u w:val="none"/>
+      </w:rPr>
+    </w:lvl>
+    <w:lvl w:ilvl="8">
+      <w:start w:val="1"/>
+      <w:numFmt w:val="bullet"/>
+      <w:lvlText w:val="■"/>
+      <w:lvlJc w:val="left"/>
+      <w:pPr>
+        <w:ind w:left="6480" w:hanging="360"/>
+      </w:pPr>
+      <w:rPr>
+        <w:u w:val="none"/>
+      </w:rPr>
+    </w:lvl>
+  </w:abstractNum>
+  <w:abstractNum w:abstractNumId="25">
+    <w:lvl w:ilvl="0">
+      <w:start w:val="1"/>
+      <w:numFmt w:val="bullet"/>
+      <w:lvlText w:val="●"/>
+      <w:lvlJc w:val="left"/>
+      <w:pPr>
+        <w:ind w:left="720" w:hanging="360"/>
+      </w:pPr>
+      <w:rPr>
+        <w:u w:val="none"/>
+      </w:rPr>
+    </w:lvl>
+    <w:lvl w:ilvl="1">
+      <w:start w:val="1"/>
+      <w:numFmt w:val="bullet"/>
+      <w:lvlText w:val="○"/>
+      <w:lvlJc w:val="left"/>
+      <w:pPr>
+        <w:ind w:left="1440" w:hanging="360"/>
+      </w:pPr>
+      <w:rPr>
+        <w:u w:val="none"/>
+      </w:rPr>
+    </w:lvl>
+    <w:lvl w:ilvl="2">
+      <w:start w:val="1"/>
+      <w:numFmt w:val="bullet"/>
+      <w:lvlText w:val="■"/>
+      <w:lvlJc w:val="left"/>
+      <w:pPr>
+        <w:ind w:left="2160" w:hanging="360"/>
+      </w:pPr>
+      <w:rPr>
+        <w:u w:val="none"/>
+      </w:rPr>
+    </w:lvl>
+    <w:lvl w:ilvl="3">
+      <w:start w:val="1"/>
+      <w:numFmt w:val="bullet"/>
+      <w:lvlText w:val="●"/>
+      <w:lvlJc w:val="left"/>
+      <w:pPr>
+        <w:ind w:left="2880" w:hanging="360"/>
+      </w:pPr>
+      <w:rPr>
+        <w:u w:val="none"/>
+      </w:rPr>
+    </w:lvl>
+    <w:lvl w:ilvl="4">
+      <w:start w:val="1"/>
+      <w:numFmt w:val="bullet"/>
+      <w:lvlText w:val="○"/>
+      <w:lvlJc w:val="left"/>
+      <w:pPr>
+        <w:ind w:left="3600" w:hanging="360"/>
+      </w:pPr>
+      <w:rPr>
+        <w:u w:val="none"/>
+      </w:rPr>
+    </w:lvl>
+    <w:lvl w:ilvl="5">
+      <w:start w:val="1"/>
+      <w:numFmt w:val="bullet"/>
+      <w:lvlText w:val="■"/>
+      <w:lvlJc w:val="left"/>
+      <w:pPr>
+        <w:ind w:left="4320" w:hanging="360"/>
+      </w:pPr>
+      <w:rPr>
+        <w:u w:val="none"/>
+      </w:rPr>
+    </w:lvl>
+    <w:lvl w:ilvl="6">
+      <w:start w:val="1"/>
+      <w:numFmt w:val="bullet"/>
+      <w:lvlText w:val="●"/>
+      <w:lvlJc w:val="left"/>
+      <w:pPr>
+        <w:ind w:left="5040" w:hanging="360"/>
+      </w:pPr>
+      <w:rPr>
+        <w:u w:val="none"/>
+      </w:rPr>
+    </w:lvl>
+    <w:lvl w:ilvl="7">
+      <w:start w:val="1"/>
+      <w:numFmt w:val="bullet"/>
+      <w:lvlText w:val="○"/>
+      <w:lvlJc w:val="left"/>
+      <w:pPr>
+        <w:ind w:left="5760" w:hanging="360"/>
+      </w:pPr>
+      <w:rPr>
+        <w:u w:val="none"/>
+      </w:rPr>
+    </w:lvl>
+    <w:lvl w:ilvl="8">
+      <w:start w:val="1"/>
+      <w:numFmt w:val="bullet"/>
+      <w:lvlText w:val="■"/>
+      <w:lvlJc w:val="left"/>
+      <w:pPr>
+        <w:ind w:left="6480" w:hanging="360"/>
+      </w:pPr>
+      <w:rPr>
+        <w:u w:val="none"/>
+      </w:rPr>
+    </w:lvl>
+  </w:abstractNum>
+  <w:abstractNum w:abstractNumId="26">
+    <w:lvl w:ilvl="0">
+      <w:start w:val="1"/>
+      <w:numFmt w:val="bullet"/>
+      <w:lvlText w:val="●"/>
+      <w:lvlJc w:val="left"/>
+      <w:pPr>
+        <w:ind w:left="720" w:hanging="360"/>
+      </w:pPr>
+      <w:rPr>
+        <w:u w:val="none"/>
+      </w:rPr>
+    </w:lvl>
+    <w:lvl w:ilvl="1">
+      <w:start w:val="1"/>
+      <w:numFmt w:val="bullet"/>
+      <w:lvlText w:val="○"/>
+      <w:lvlJc w:val="left"/>
+      <w:pPr>
+        <w:ind w:left="1440" w:hanging="360"/>
+      </w:pPr>
+      <w:rPr>
+        <w:u w:val="none"/>
+      </w:rPr>
+    </w:lvl>
+    <w:lvl w:ilvl="2">
+      <w:start w:val="1"/>
+      <w:numFmt w:val="bullet"/>
+      <w:lvlText w:val="■"/>
+      <w:lvlJc w:val="left"/>
+      <w:pPr>
+        <w:ind w:left="2160" w:hanging="360"/>
+      </w:pPr>
+      <w:rPr>
+        <w:u w:val="none"/>
+      </w:rPr>
+    </w:lvl>
+    <w:lvl w:ilvl="3">
+      <w:start w:val="1"/>
+      <w:numFmt w:val="bullet"/>
+      <w:lvlText w:val="●"/>
+      <w:lvlJc w:val="left"/>
+      <w:pPr>
+        <w:ind w:left="2880" w:hanging="360"/>
+      </w:pPr>
+      <w:rPr>
+        <w:u w:val="none"/>
+      </w:rPr>
+    </w:lvl>
+    <w:lvl w:ilvl="4">
+      <w:start w:val="1"/>
+      <w:numFmt w:val="bullet"/>
+      <w:lvlText w:val="○"/>
+      <w:lvlJc w:val="left"/>
+      <w:pPr>
+        <w:ind w:left="3600" w:hanging="360"/>
+      </w:pPr>
+      <w:rPr>
+        <w:u w:val="none"/>
+      </w:rPr>
+    </w:lvl>
+    <w:lvl w:ilvl="5">
+      <w:start w:val="1"/>
+      <w:numFmt w:val="bullet"/>
+      <w:lvlText w:val="■"/>
+      <w:lvlJc w:val="left"/>
+      <w:pPr>
+        <w:ind w:left="4320" w:hanging="360"/>
+      </w:pPr>
+      <w:rPr>
+        <w:u w:val="none"/>
+      </w:rPr>
+    </w:lvl>
+    <w:lvl w:ilvl="6">
+      <w:start w:val="1"/>
+      <w:numFmt w:val="bullet"/>
+      <w:lvlText w:val="●"/>
+      <w:lvlJc w:val="left"/>
+      <w:pPr>
+        <w:ind w:left="5040" w:hanging="360"/>
+      </w:pPr>
+      <w:rPr>
+        <w:u w:val="none"/>
+      </w:rPr>
+    </w:lvl>
+    <w:lvl w:ilvl="7">
+      <w:start w:val="1"/>
+      <w:numFmt w:val="bullet"/>
+      <w:lvlText w:val="○"/>
+      <w:lvlJc w:val="left"/>
+      <w:pPr>
+        <w:ind w:left="5760" w:hanging="360"/>
+      </w:pPr>
+      <w:rPr>
+        <w:u w:val="none"/>
+      </w:rPr>
+    </w:lvl>
+    <w:lvl w:ilvl="8">
+      <w:start w:val="1"/>
+      <w:numFmt w:val="bullet"/>
+      <w:lvlText w:val="■"/>
+      <w:lvlJc w:val="left"/>
+      <w:pPr>
+        <w:ind w:left="6480" w:hanging="360"/>
+      </w:pPr>
+      <w:rPr>
+        <w:u w:val="none"/>
+      </w:rPr>
+    </w:lvl>
+  </w:abstractNum>
+  <w:abstractNum w:abstractNumId="27">
+    <w:lvl w:ilvl="0">
+      <w:start w:val="1"/>
+      <w:numFmt w:val="bullet"/>
+      <w:lvlText w:val="●"/>
+      <w:lvlJc w:val="left"/>
+      <w:pPr>
+        <w:ind w:left="720" w:hanging="360"/>
+      </w:pPr>
+      <w:rPr>
+        <w:u w:val="none"/>
+      </w:rPr>
+    </w:lvl>
+    <w:lvl w:ilvl="1">
+      <w:start w:val="1"/>
+      <w:numFmt w:val="bullet"/>
+      <w:lvlText w:val="○"/>
+      <w:lvlJc w:val="left"/>
+      <w:pPr>
+        <w:ind w:left="1440" w:hanging="360"/>
+      </w:pPr>
+      <w:rPr>
+        <w:u w:val="none"/>
+      </w:rPr>
+    </w:lvl>
+    <w:lvl w:ilvl="2">
+      <w:start w:val="1"/>
+      <w:numFmt w:val="bullet"/>
+      <w:lvlText w:val="■"/>
+      <w:lvlJc w:val="left"/>
+      <w:pPr>
+        <w:ind w:left="2160" w:hanging="360"/>
+      </w:pPr>
+      <w:rPr>
+        <w:u w:val="none"/>
+      </w:rPr>
+    </w:lvl>
+    <w:lvl w:ilvl="3">
+      <w:start w:val="1"/>
+      <w:numFmt w:val="bullet"/>
+      <w:lvlText w:val="●"/>
+      <w:lvlJc w:val="left"/>
+      <w:pPr>
+        <w:ind w:left="2880" w:hanging="360"/>
+      </w:pPr>
+      <w:rPr>
+        <w:u w:val="none"/>
+      </w:rPr>
+    </w:lvl>
+    <w:lvl w:ilvl="4">
+      <w:start w:val="1"/>
+      <w:numFmt w:val="bullet"/>
+      <w:lvlText w:val="○"/>
+      <w:lvlJc w:val="left"/>
+      <w:pPr>
+        <w:ind w:left="3600" w:hanging="360"/>
+      </w:pPr>
+      <w:rPr>
+        <w:u w:val="none"/>
+      </w:rPr>
+    </w:lvl>
+    <w:lvl w:ilvl="5">
+      <w:start w:val="1"/>
+      <w:numFmt w:val="bullet"/>
+      <w:lvlText w:val="■"/>
+      <w:lvlJc w:val="left"/>
+      <w:pPr>
+        <w:ind w:left="4320" w:hanging="360"/>
+      </w:pPr>
+      <w:rPr>
+        <w:u w:val="none"/>
+      </w:rPr>
+    </w:lvl>
+    <w:lvl w:ilvl="6">
+      <w:start w:val="1"/>
+      <w:numFmt w:val="bullet"/>
+      <w:lvlText w:val="●"/>
+      <w:lvlJc w:val="left"/>
+      <w:pPr>
+        <w:ind w:left="5040" w:hanging="360"/>
+      </w:pPr>
+      <w:rPr>
+        <w:u w:val="none"/>
+      </w:rPr>
+    </w:lvl>
+    <w:lvl w:ilvl="7">
+      <w:start w:val="1"/>
+      <w:numFmt w:val="bullet"/>
+      <w:lvlText w:val="○"/>
+      <w:lvlJc w:val="left"/>
+      <w:pPr>
+        <w:ind w:left="5760" w:hanging="360"/>
+      </w:pPr>
+      <w:rPr>
+        <w:u w:val="none"/>
+      </w:rPr>
+    </w:lvl>
+    <w:lvl w:ilvl="8">
+      <w:start w:val="1"/>
+      <w:numFmt w:val="bullet"/>
+      <w:lvlText w:val="■"/>
+      <w:lvlJc w:val="left"/>
+      <w:pPr>
+        <w:ind w:left="6480" w:hanging="360"/>
+      </w:pPr>
+      <w:rPr>
+        <w:u w:val="none"/>
+      </w:rPr>
+    </w:lvl>
+  </w:abstractNum>
+  <w:abstractNum w:abstractNumId="28">
+    <w:lvl w:ilvl="0">
+      <w:start w:val="1"/>
+      <w:numFmt w:val="bullet"/>
+      <w:lvlText w:val="●"/>
+      <w:lvlJc w:val="left"/>
+      <w:pPr>
+        <w:ind w:left="720" w:hanging="360"/>
+      </w:pPr>
+      <w:rPr>
+        <w:u w:val="none"/>
+      </w:rPr>
+    </w:lvl>
+    <w:lvl w:ilvl="1">
+      <w:start w:val="1"/>
+      <w:numFmt w:val="bullet"/>
+      <w:lvlText w:val="○"/>
+      <w:lvlJc w:val="left"/>
+      <w:pPr>
+        <w:ind w:left="1440" w:hanging="360"/>
+      </w:pPr>
+      <w:rPr>
+        <w:u w:val="none"/>
+      </w:rPr>
+    </w:lvl>
+    <w:lvl w:ilvl="2">
+      <w:start w:val="1"/>
+      <w:numFmt w:val="bullet"/>
+      <w:lvlText w:val="■"/>
+      <w:lvlJc w:val="left"/>
+      <w:pPr>
+        <w:ind w:left="2160" w:hanging="360"/>
+      </w:pPr>
+      <w:rPr>
+        <w:u w:val="none"/>
+      </w:rPr>
+    </w:lvl>
+    <w:lvl w:ilvl="3">
+      <w:start w:val="1"/>
+      <w:numFmt w:val="bullet"/>
+      <w:lvlText w:val="●"/>
+      <w:lvlJc w:val="left"/>
+      <w:pPr>
+        <w:ind w:left="2880" w:hanging="360"/>
+      </w:pPr>
+      <w:rPr>
+        <w:u w:val="none"/>
+      </w:rPr>
+    </w:lvl>
+    <w:lvl w:ilvl="4">
+      <w:start w:val="1"/>
+      <w:numFmt w:val="bullet"/>
+      <w:lvlText w:val="○"/>
+      <w:lvlJc w:val="left"/>
+      <w:pPr>
+        <w:ind w:left="3600" w:hanging="360"/>
+      </w:pPr>
+      <w:rPr>
+        <w:u w:val="none"/>
+      </w:rPr>
+    </w:lvl>
+    <w:lvl w:ilvl="5">
+      <w:start w:val="1"/>
+      <w:numFmt w:val="bullet"/>
+      <w:lvlText w:val="■"/>
+      <w:lvlJc w:val="left"/>
+      <w:pPr>
+        <w:ind w:left="4320" w:hanging="360"/>
+      </w:pPr>
+      <w:rPr>
+        <w:u w:val="none"/>
+      </w:rPr>
+    </w:lvl>
+    <w:lvl w:ilvl="6">
+      <w:start w:val="1"/>
+      <w:numFmt w:val="bullet"/>
+      <w:lvlText w:val="●"/>
+      <w:lvlJc w:val="left"/>
+      <w:pPr>
+        <w:ind w:left="5040" w:hanging="360"/>
+      </w:pPr>
+      <w:rPr>
+        <w:u w:val="none"/>
+      </w:rPr>
+    </w:lvl>
+    <w:lvl w:ilvl="7">
+      <w:start w:val="1"/>
+      <w:numFmt w:val="bullet"/>
+      <w:lvlText w:val="○"/>
+      <w:lvlJc w:val="left"/>
+      <w:pPr>
+        <w:ind w:left="5760" w:hanging="360"/>
+      </w:pPr>
+      <w:rPr>
+        <w:u w:val="none"/>
+      </w:rPr>
+    </w:lvl>
+    <w:lvl w:ilvl="8">
+      <w:start w:val="1"/>
+      <w:numFmt w:val="bullet"/>
+      <w:lvlText w:val="■"/>
       <w:lvlJc w:val="left"/>
       <w:pPr>
         <w:ind w:left="6480" w:hanging="360"/>
@@ -4766,6 +6787,33 @@
   </w:num>
   <w:num w:numId="19">
     <w:abstractNumId w:val="19"/>
+  </w:num>
+  <w:num w:numId="20">
+    <w:abstractNumId w:val="20"/>
+  </w:num>
+  <w:num w:numId="21">
+    <w:abstractNumId w:val="21"/>
+  </w:num>
+  <w:num w:numId="22">
+    <w:abstractNumId w:val="22"/>
+  </w:num>
+  <w:num w:numId="23">
+    <w:abstractNumId w:val="23"/>
+  </w:num>
+  <w:num w:numId="24">
+    <w:abstractNumId w:val="24"/>
+  </w:num>
+  <w:num w:numId="25">
+    <w:abstractNumId w:val="25"/>
+  </w:num>
+  <w:num w:numId="26">
+    <w:abstractNumId w:val="26"/>
+  </w:num>
+  <w:num w:numId="27">
+    <w:abstractNumId w:val="27"/>
+  </w:num>
+  <w:num w:numId="28">
+    <w:abstractNumId w:val="28"/>
   </w:num>
 </w:numbering>
 </file>
